--- a/internal_doc/03.开发设计/FullTextSearch/Story-固定集合.docx
+++ b/internal_doc/03.开发设计/FullTextSearch/Story-固定集合.docx
@@ -1,53 +1,67 @@
 
 <file path=word/document.xml><?xml version="1.0" encoding="utf-8"?>
-<w:document xmlns:wpc="http://schemas.microsoft.com/office/word/2010/wordprocessingCanvas" xmlns:mc="http://schemas.openxmlformats.org/markup-compatibility/2006" xmlns:o="urn:schemas-microsoft-com:office:office" xmlns:r="http://schemas.openxmlformats.org/officeDocument/2006/relationships" xmlns:m="http://schemas.openxmlformats.org/officeDocument/2006/math" xmlns:v="urn:schemas-microsoft-com:vml" xmlns:wp14="http://schemas.microsoft.com/office/word/2010/wordprocessingDrawing" xmlns:wp="http://schemas.openxmlformats.org/drawingml/2006/wordprocessingDrawing" xmlns:w="http://schemas.openxmlformats.org/wordprocessingml/2006/main" xmlns:w14="http://schemas.microsoft.com/office/word/2010/wordml" xmlns:w10="urn:schemas-microsoft-com:office:word" xmlns:w15="http://schemas.microsoft.com/office/word/2012/wordml" xmlns:wpg="http://schemas.microsoft.com/office/word/2010/wordprocessingGroup" xmlns:wpi="http://schemas.microsoft.com/office/word/2010/wordprocessingInk" xmlns:wne="http://schemas.microsoft.com/office/word/2006/wordml" xmlns:wps="http://schemas.microsoft.com/office/word/2010/wordprocessingShape" xmlns:wpsCustomData="http://www.wps.cn/officeDocument/2013/wpsCustomData" mc:Ignorable="w14 w15 wp14">
+<w:document xmlns:ve="http://schemas.openxmlformats.org/markup-compatibility/2006" xmlns:o="urn:schemas-microsoft-com:office:office" xmlns:r="http://schemas.openxmlformats.org/officeDocument/2006/relationships" xmlns:m="http://schemas.openxmlformats.org/officeDocument/2006/math" xmlns:v="urn:schemas-microsoft-com:vml" xmlns:wp="http://schemas.openxmlformats.org/drawingml/2006/wordprocessingDrawing" xmlns:w10="urn:schemas-microsoft-com:office:word" xmlns:w="http://schemas.openxmlformats.org/wordprocessingml/2006/main" xmlns:wne="http://schemas.microsoft.com/office/word/2006/wordml">
   <w:body>
-    <w:p>
-      <w:pPr/>
-    </w:p>
-    <w:p>
-      <w:pPr>
-        <w:pStyle w:val="17"/>
-      </w:pPr>
-      <w:r>
-        <w:t>SequoiaDB固定集合</w:t>
-      </w:r>
-    </w:p>
-    <w:p>
-      <w:pPr>
-        <w:pStyle w:val="2"/>
+    <w:p/>
+    <w:p>
+      <w:pPr>
+        <w:pStyle w:val="Title"/>
+      </w:pPr>
+      <w:proofErr w:type="spellStart"/>
+      <w:r>
+        <w:t>SequoiaDB</w:t>
+      </w:r>
+      <w:proofErr w:type="spellEnd"/>
+      <w:r>
+        <w:t>固定集合</w:t>
+      </w:r>
+    </w:p>
+    <w:p>
+      <w:pPr>
+        <w:pStyle w:val="Heading1"/>
         <w:numPr>
           <w:ilvl w:val="0"/>
           <w:numId w:val="2"/>
         </w:numPr>
       </w:pPr>
       <w:r>
-        <w:t>Story编号和名称</w:t>
+        <w:t>Story</w:t>
+      </w:r>
+      <w:r>
+        <w:t>编号和名称</w:t>
       </w:r>
     </w:p>
     <w:p>
       <w:pPr>
         <w:ind w:firstLine="420"/>
       </w:pPr>
-      <w:r>
-        <w:t>SequoiaDB固定集合</w:t>
-      </w:r>
-    </w:p>
-    <w:p>
-      <w:pPr>
-        <w:pStyle w:val="2"/>
+      <w:proofErr w:type="spellStart"/>
+      <w:r>
+        <w:t>SequoiaDB</w:t>
+      </w:r>
+      <w:proofErr w:type="spellEnd"/>
+      <w:r>
+        <w:t>固定集合</w:t>
+      </w:r>
+    </w:p>
+    <w:p>
+      <w:pPr>
+        <w:pStyle w:val="Heading1"/>
         <w:numPr>
           <w:ilvl w:val="0"/>
           <w:numId w:val="2"/>
         </w:numPr>
       </w:pPr>
       <w:r>
-        <w:t>Story价值和功能介绍</w:t>
-      </w:r>
-    </w:p>
-    <w:p>
-      <w:pPr>
-        <w:pStyle w:val="3"/>
+        <w:t>Story</w:t>
+      </w:r>
+      <w:r>
+        <w:t>价值和功能介绍</w:t>
+      </w:r>
+    </w:p>
+    <w:p>
+      <w:pPr>
+        <w:pStyle w:val="Heading2"/>
         <w:numPr>
           <w:ilvl w:val="1"/>
           <w:numId w:val="2"/>
@@ -62,12 +76,18 @@
         <w:ind w:firstLine="420"/>
       </w:pPr>
       <w:r>
-        <w:t>客户需要进行数据的重组，从已有数据中去除部分字段，整理后重新放回到数据库中，此过程中需要一种高效的中间数据缓存机制。具体到SDB来说，需要一种拥有更高插入性能的集合。</w:t>
-      </w:r>
-    </w:p>
-    <w:p>
-      <w:pPr>
-        <w:pStyle w:val="3"/>
+        <w:t>客户需要进行数据的重组，从已有数据中去除部分字段，整理后重新放回到数据库中，此过程中需要一种高效的中间数据缓存机制。具体到</w:t>
+      </w:r>
+      <w:r>
+        <w:t>SDB</w:t>
+      </w:r>
+      <w:r>
+        <w:t>来说，需要一种拥有更高插入性能的集合。</w:t>
+      </w:r>
+    </w:p>
+    <w:p>
+      <w:pPr>
+        <w:pStyle w:val="Heading2"/>
         <w:numPr>
           <w:ilvl w:val="1"/>
           <w:numId w:val="2"/>
@@ -82,12 +102,18 @@
         <w:ind w:firstLine="420"/>
       </w:pPr>
       <w:r>
-        <w:t>全文检索机制中会利用SDB的集合缓存操作记录文档（包含操作类型、待索引文档数据等），由于原始的插入、删除、更新操作，都会转换成操作记录文档，因此需要在缓存集合上进行大量插入操作，需要一种插入性能更高的集合。</w:t>
-      </w:r>
-    </w:p>
-    <w:p>
-      <w:pPr>
-        <w:pStyle w:val="3"/>
+        <w:t>全文检索机制中会利用</w:t>
+      </w:r>
+      <w:r>
+        <w:t>SDB</w:t>
+      </w:r>
+      <w:r>
+        <w:t>的集合缓存操作记录文档（包含操作类型、待索引文档数据等），由于原始的插入、删除、更新操作，都会转换成操作记录文档，因此需要在缓存集合上进行大量插入操作，需要一种插入性能更高的集合。</w:t>
+      </w:r>
+    </w:p>
+    <w:p>
+      <w:pPr>
+        <w:pStyle w:val="Heading2"/>
         <w:numPr>
           <w:ilvl w:val="1"/>
           <w:numId w:val="2"/>
@@ -114,7 +140,10 @@
         <w:ind w:firstLine="420"/>
       </w:pPr>
       <w:r>
-        <w:t>以比当前更高的性能顺序插入记录;</w:t>
+        <w:t>以比当前更高的性能顺序插入记录</w:t>
+      </w:r>
+      <w:r>
+        <w:t>;</w:t>
       </w:r>
     </w:p>
     <w:p>
@@ -126,12 +155,18 @@
         <w:ind w:firstLine="420"/>
       </w:pPr>
       <w:r>
-        <w:t>按顺序将指定数量的记录或数据块删除。</w:t>
-      </w:r>
-    </w:p>
-    <w:p>
-      <w:pPr>
-        <w:pStyle w:val="3"/>
+        <w:rPr>
+          <w:rFonts w:hint="eastAsia"/>
+        </w:rPr>
+        <w:t>按指定的目标位置进行顺序的记录删除</w:t>
+      </w:r>
+      <w:r>
+        <w:t>。</w:t>
+      </w:r>
+    </w:p>
+    <w:p>
+      <w:pPr>
+        <w:pStyle w:val="Heading2"/>
         <w:numPr>
           <w:ilvl w:val="1"/>
           <w:numId w:val="2"/>
@@ -150,7 +185,22 @@
         <w:ind w:left="-120" w:firstLine="420"/>
       </w:pPr>
       <w:r>
-        <w:t>不支持update、delete操作;</w:t>
+        <w:t>不支持</w:t>
+      </w:r>
+      <w:r>
+        <w:t>update</w:t>
+      </w:r>
+      <w:r>
+        <w:t>、</w:t>
+      </w:r>
+      <w:r>
+        <w:t>delete</w:t>
+      </w:r>
+      <w:r>
+        <w:t>操作</w:t>
+      </w:r>
+      <w:r>
+        <w:t>;</w:t>
       </w:r>
     </w:p>
     <w:p>
@@ -162,7 +212,10 @@
         <w:ind w:left="-120" w:firstLine="420"/>
       </w:pPr>
       <w:r>
-        <w:t>不支持索引</w:t>
+        <w:rPr>
+          <w:rFonts w:hint="eastAsia"/>
+        </w:rPr>
+        <w:t>不支持分区，即数据只能存储在一个组上；</w:t>
       </w:r>
     </w:p>
     <w:p>
@@ -174,24 +227,43 @@
         <w:ind w:left="-120" w:firstLine="420"/>
       </w:pPr>
       <w:r>
-        <w:t>新提供的pop操作只能直连数据节点执行</w:t>
-      </w:r>
-    </w:p>
-    <w:p>
-      <w:pPr>
-        <w:pStyle w:val="2"/>
+        <w:t>不支持</w:t>
+      </w:r>
+      <w:r>
+        <w:rPr>
+          <w:rFonts w:hint="eastAsia"/>
+        </w:rPr>
+        <w:t>创建</w:t>
+      </w:r>
+      <w:r>
+        <w:t>索引</w:t>
+      </w:r>
+      <w:r>
+        <w:rPr>
+          <w:rFonts w:hint="eastAsia"/>
+        </w:rPr>
+        <w:t>；</w:t>
+      </w:r>
+    </w:p>
+    <w:p>
+      <w:pPr>
+        <w:pStyle w:val="Heading1"/>
         <w:numPr>
           <w:ilvl w:val="0"/>
           <w:numId w:val="2"/>
         </w:numPr>
       </w:pPr>
       <w:r>
-        <w:t>Story对外功能接口描述</w:t>
-      </w:r>
-    </w:p>
-    <w:p>
-      <w:pPr>
-        <w:ind w:firstLine="420" w:firstLineChars="0"/>
+        <w:lastRenderedPageBreak/>
+        <w:t>Story</w:t>
+      </w:r>
+      <w:r>
+        <w:t>对外功能接口描述</w:t>
+      </w:r>
+    </w:p>
+    <w:p>
+      <w:pPr>
+        <w:ind w:firstLine="420"/>
         <w:rPr>
           <w:color w:val="auto"/>
         </w:rPr>
@@ -200,126 +272,460 @@
         <w:rPr>
           <w:color w:val="auto"/>
         </w:rPr>
-        <w:t>当前本story的直接目标是为了支持全文检索能力，对于从外部手工创建固定集合的能力，当前并不正式对外开放。但出于可测试性的需要，会提供基本操作语法以供测试，最终发布前对外接口屏蔽（能通过内部接口测试更好）。</w:t>
-      </w:r>
-    </w:p>
-    <w:p>
-      <w:pPr>
-        <w:pStyle w:val="2"/>
+        <w:t>当前本</w:t>
+      </w:r>
+      <w:r>
+        <w:rPr>
+          <w:color w:val="auto"/>
+        </w:rPr>
+        <w:t>story</w:t>
+      </w:r>
+      <w:r>
+        <w:rPr>
+          <w:color w:val="auto"/>
+        </w:rPr>
+        <w:t>的直接目标是为了支持全文检索能力，对于从外部手工创建固定集合的能力，当前并不正式对外开放。但出于可测试性的需要，会提供基本操作语法以供测试，最终发布前对外接口屏蔽（能通过内部接口测试更好）。</w:t>
+      </w:r>
+    </w:p>
+    <w:p>
+      <w:pPr>
+        <w:ind w:firstLine="420"/>
+        <w:rPr>
+          <w:color w:val="auto"/>
+        </w:rPr>
+      </w:pPr>
+    </w:p>
+    <w:p>
+      <w:pPr>
+        <w:pStyle w:val="ListParagraph"/>
         <w:numPr>
           <w:ilvl w:val="0"/>
-          <w:numId w:val="2"/>
+          <w:numId w:val="10"/>
         </w:numPr>
-      </w:pPr>
-      <w:r>
-        <w:t>Story简单设计</w:t>
-      </w:r>
-    </w:p>
-    <w:p>
-      <w:pPr>
-        <w:pStyle w:val="3"/>
+        <w:rPr>
+          <w:color w:val="auto"/>
+        </w:rPr>
+      </w:pPr>
+      <w:r>
+        <w:rPr>
+          <w:rFonts w:hint="eastAsia"/>
+          <w:color w:val="auto"/>
+        </w:rPr>
+        <w:t>存储</w:t>
+      </w:r>
+    </w:p>
+    <w:p>
+      <w:pPr>
+        <w:pStyle w:val="ListParagraph"/>
+        <w:ind w:left="900" w:firstLine="0"/>
+        <w:rPr>
+          <w:color w:val="auto"/>
+        </w:rPr>
+      </w:pPr>
+      <w:r>
+        <w:rPr>
+          <w:rFonts w:hint="eastAsia"/>
+          <w:color w:val="auto"/>
+        </w:rPr>
+        <w:t>新增一种类型的存储文件，专门用于固定集合数据</w:t>
+      </w:r>
+      <w:r>
+        <w:rPr>
+          <w:rFonts w:hint="eastAsia"/>
+          <w:color w:val="auto"/>
+        </w:rPr>
+        <w:t>存储。</w:t>
+      </w:r>
+      <w:r>
+        <w:rPr>
+          <w:rFonts w:hint="eastAsia"/>
+          <w:color w:val="auto"/>
+        </w:rPr>
+        <w:t>文件后缀名保持不变，在文件头中添加类型来区别。</w:t>
+      </w:r>
+    </w:p>
+    <w:p>
+      <w:pPr>
+        <w:pStyle w:val="ListParagraph"/>
         <w:numPr>
-          <w:ilvl w:val="1"/>
-          <w:numId w:val="2"/>
+          <w:ilvl w:val="0"/>
+          <w:numId w:val="10"/>
         </w:numPr>
-      </w:pPr>
-      <w:r>
-        <w:t>概念</w:t>
-      </w:r>
-    </w:p>
-    <w:p>
-      <w:pPr>
-        <w:ind w:firstLine="420"/>
-      </w:pPr>
-      <w:r>
-        <w:t>固定集合：物理存储上顺序插入、删除记录（pop）的集合，注意并不是保证查询到的数据与插入顺序一致。它的主要特点是拥有更高的插入性能。</w:t>
-      </w:r>
-    </w:p>
-    <w:p>
-      <w:pPr>
-        <w:ind w:firstLine="420"/>
-      </w:pPr>
-      <w:r>
-        <w:t>当它不做分片时，可保证其查询到的顺序与插入顺序一致？</w:t>
-      </w:r>
-    </w:p>
-    <w:p>
-      <w:pPr>
-        <w:ind w:left="420"/>
-      </w:pPr>
-      <w:r>
-        <w:t>固定集合空间：用来管理固定集合的集合空间，固定集合必需存在于固定集合空间中。</w:t>
-      </w:r>
-    </w:p>
-    <w:p>
-      <w:pPr>
-        <w:pStyle w:val="3"/>
+        <w:rPr>
+          <w:color w:val="auto"/>
+        </w:rPr>
+      </w:pPr>
+      <w:r>
+        <w:rPr>
+          <w:rFonts w:hint="eastAsia"/>
+          <w:color w:val="auto"/>
+        </w:rPr>
+        <w:t>新增语法</w:t>
+      </w:r>
+    </w:p>
+    <w:p>
+      <w:pPr>
+        <w:ind w:left="840"/>
+      </w:pPr>
+      <w:r>
+        <w:t>要使用固定集合，必须先创建固定集合空间，固定集合只能创建在固定集合空间上。固定集合与普通集合具有类似的特性，但不支持删除及更新操作。</w:t>
+      </w:r>
+    </w:p>
+    <w:p>
+      <w:pPr>
+        <w:pStyle w:val="ListParagraph"/>
         <w:numPr>
-          <w:ilvl w:val="1"/>
-          <w:numId w:val="2"/>
+          <w:ilvl w:val="0"/>
+          <w:numId w:val="11"/>
         </w:numPr>
       </w:pPr>
       <w:r>
-        <w:t>语法</w:t>
-      </w:r>
-    </w:p>
-    <w:p>
-      <w:pPr>
-        <w:ind w:firstLine="420"/>
-      </w:pPr>
-      <w:r>
-        <w:t>要使用固定集合，必须先创建固定集合空间，固定集合只能创建在固定集合空间上。固定集合与普通集合具有类似的特性，但不支持删除及更新操作。</w:t>
-      </w:r>
-    </w:p>
-    <w:p>
-      <w:pPr>
-        <w:pStyle w:val="4"/>
-        <w:numPr>
-          <w:ilvl w:val="2"/>
-          <w:numId w:val="2"/>
-        </w:numPr>
-      </w:pPr>
-      <w:r>
-        <w:t>创建CS及CL</w:t>
-      </w:r>
-    </w:p>
-    <w:p>
-      <w:pPr>
-        <w:ind w:firstLine="420"/>
-      </w:pPr>
-      <w:r>
-        <w:t>扩展现有的创建CS的语法，在选项中增加固定集合空间的选项：</w:t>
-      </w:r>
-    </w:p>
-    <w:p>
-      <w:pPr>
-        <w:ind w:firstLine="420"/>
-      </w:pPr>
-      <w:r>
-        <w:t>Options增加： Sequential : true | false</w:t>
-      </w:r>
-    </w:p>
-    <w:p>
-      <w:pPr>
-        <w:ind w:firstLine="420"/>
-      </w:pPr>
-      <w:r>
-        <w:t>在固定集合空间上创建的集合成为固定集合，举例如下：</w:t>
+        <w:t>创建</w:t>
+      </w:r>
+      <w:r>
+        <w:rPr>
+          <w:rFonts w:hint="eastAsia"/>
+        </w:rPr>
+        <w:t>固定集合空间</w:t>
+      </w:r>
+    </w:p>
+    <w:p>
+      <w:pPr>
+        <w:ind w:left="840" w:firstLine="420"/>
+      </w:pPr>
+      <w:r>
+        <w:t>扩展现有的创建</w:t>
+      </w:r>
+      <w:r>
+        <w:t>CS</w:t>
+      </w:r>
+      <w:r>
+        <w:t>的语法，在选项中增加固定集合空间的选项：</w:t>
+      </w:r>
+    </w:p>
+    <w:p>
+      <w:pPr>
+        <w:ind w:left="840" w:firstLine="420"/>
+      </w:pPr>
+      <w:r>
+        <w:t>Options</w:t>
+      </w:r>
+      <w:r>
+        <w:t>增加：</w:t>
+      </w:r>
+      <w:r>
+        <w:rPr>
+          <w:rFonts w:hint="eastAsia"/>
+        </w:rPr>
+        <w:t xml:space="preserve">Capped </w:t>
+      </w:r>
+      <w:r>
+        <w:t>: true | false</w:t>
+      </w:r>
+      <w:r>
+        <w:rPr>
+          <w:rFonts w:hint="eastAsia"/>
+        </w:rPr>
+        <w:t>，默认值为</w:t>
+      </w:r>
+      <w:r>
+        <w:rPr>
+          <w:rFonts w:hint="eastAsia"/>
+        </w:rPr>
+        <w:t>false</w:t>
       </w:r>
     </w:p>
     <w:tbl>
       <w:tblPr>
-        <w:tblStyle w:val="20"/>
-        <w:tblW w:w="7916" w:type="dxa"/>
+        <w:tblStyle w:val="TableGrid"/>
+        <w:tblW w:w="0" w:type="auto"/>
+        <w:tblInd w:w="1355" w:type="dxa"/>
+        <w:tblLook w:val="04A0"/>
+      </w:tblPr>
+      <w:tblGrid>
+        <w:gridCol w:w="7167"/>
+      </w:tblGrid>
+      <w:tr>
+        <w:trPr>
+          <w:trHeight w:val="242"/>
+        </w:trPr>
+        <w:tc>
+          <w:tcPr>
+            <w:tcW w:w="7167" w:type="dxa"/>
+          </w:tcPr>
+          <w:p>
+            <w:pPr>
+              <w:pStyle w:val="a0"/>
+            </w:pPr>
+            <w:r>
+              <w:t xml:space="preserve">&gt; </w:t>
+            </w:r>
+            <w:proofErr w:type="spellStart"/>
+            <w:r>
+              <w:t>db.createCS</w:t>
+            </w:r>
+            <w:proofErr w:type="spellEnd"/>
+            <w:r>
+              <w:t>(‘</w:t>
+            </w:r>
+            <w:proofErr w:type="spellStart"/>
+            <w:r>
+              <w:t>cs</w:t>
+            </w:r>
+            <w:proofErr w:type="spellEnd"/>
+            <w:r>
+              <w:t>’, {</w:t>
+            </w:r>
+            <w:r>
+              <w:rPr>
+                <w:b/>
+                <w:bCs/>
+              </w:rPr>
+              <w:t>Capped: true | false</w:t>
+            </w:r>
+            <w:r>
+              <w:t xml:space="preserve"> } )</w:t>
+            </w:r>
+          </w:p>
+        </w:tc>
+      </w:tr>
+    </w:tbl>
+    <w:p>
+      <w:pPr>
+        <w:pStyle w:val="ListParagraph"/>
+        <w:numPr>
+          <w:ilvl w:val="0"/>
+          <w:numId w:val="11"/>
+        </w:numPr>
+      </w:pPr>
+      <w:r>
+        <w:rPr>
+          <w:rFonts w:hint="eastAsia"/>
+        </w:rPr>
+        <w:t>创建固定集合</w:t>
+      </w:r>
+    </w:p>
+    <w:p>
+      <w:pPr>
+        <w:ind w:left="840" w:firstLine="420"/>
+      </w:pPr>
+      <w:r>
+        <w:t>固定集合</w:t>
+      </w:r>
+      <w:r>
+        <w:rPr>
+          <w:rFonts w:hint="eastAsia"/>
+        </w:rPr>
+        <w:t>需要创建在固定集合空间上，扩展</w:t>
+      </w:r>
+      <w:r>
+        <w:rPr>
+          <w:rFonts w:hint="eastAsia"/>
+        </w:rPr>
+        <w:t>options</w:t>
+      </w:r>
+      <w:r>
+        <w:t>，</w:t>
+      </w:r>
+    </w:p>
+    <w:tbl>
+      <w:tblPr>
+        <w:tblStyle w:val="TableGrid"/>
+        <w:tblW w:w="0" w:type="auto"/>
+        <w:tblInd w:w="1378" w:type="dxa"/>
+        <w:tblLook w:val="04A0"/>
+      </w:tblPr>
+      <w:tblGrid>
+        <w:gridCol w:w="2022"/>
+        <w:gridCol w:w="2561"/>
+        <w:gridCol w:w="2561"/>
+      </w:tblGrid>
+      <w:tr>
+        <w:tc>
+          <w:tcPr>
+            <w:tcW w:w="2022" w:type="dxa"/>
+          </w:tcPr>
+          <w:p>
+            <w:r>
+              <w:t>O</w:t>
+            </w:r>
+            <w:r>
+              <w:rPr>
+                <w:rFonts w:hint="eastAsia"/>
+              </w:rPr>
+              <w:t>ption name</w:t>
+            </w:r>
+          </w:p>
+        </w:tc>
+        <w:tc>
+          <w:tcPr>
+            <w:tcW w:w="2561" w:type="dxa"/>
+          </w:tcPr>
+          <w:p>
+            <w:r>
+              <w:rPr>
+                <w:rFonts w:hint="eastAsia"/>
+              </w:rPr>
+              <w:t>取值</w:t>
+            </w:r>
+          </w:p>
+        </w:tc>
+        <w:tc>
+          <w:tcPr>
+            <w:tcW w:w="2561" w:type="dxa"/>
+          </w:tcPr>
+          <w:p/>
+        </w:tc>
+      </w:tr>
+      <w:tr>
+        <w:tc>
+          <w:tcPr>
+            <w:tcW w:w="2022" w:type="dxa"/>
+          </w:tcPr>
+          <w:p>
+            <w:r>
+              <w:rPr>
+                <w:rFonts w:hint="eastAsia"/>
+              </w:rPr>
+              <w:t>Capped</w:t>
+            </w:r>
+          </w:p>
+        </w:tc>
+        <w:tc>
+          <w:tcPr>
+            <w:tcW w:w="2561" w:type="dxa"/>
+          </w:tcPr>
+          <w:p>
+            <w:r>
+              <w:t>t</w:t>
+            </w:r>
+            <w:r>
+              <w:rPr>
+                <w:rFonts w:hint="eastAsia"/>
+              </w:rPr>
+              <w:t>rue | false</w:t>
+            </w:r>
+            <w:r>
+              <w:rPr>
+                <w:rFonts w:hint="eastAsia"/>
+              </w:rPr>
+              <w:t>，默认</w:t>
+            </w:r>
+            <w:r>
+              <w:rPr>
+                <w:rFonts w:hint="eastAsia"/>
+              </w:rPr>
+              <w:t>false</w:t>
+            </w:r>
+          </w:p>
+        </w:tc>
+        <w:tc>
+          <w:tcPr>
+            <w:tcW w:w="2561" w:type="dxa"/>
+          </w:tcPr>
+          <w:p/>
+        </w:tc>
+      </w:tr>
+      <w:tr>
+        <w:tc>
+          <w:tcPr>
+            <w:tcW w:w="2022" w:type="dxa"/>
+          </w:tcPr>
+          <w:p>
+            <w:r>
+              <w:rPr>
+                <w:rFonts w:hint="eastAsia"/>
+              </w:rPr>
+              <w:t>Size</w:t>
+            </w:r>
+          </w:p>
+        </w:tc>
+        <w:tc>
+          <w:tcPr>
+            <w:tcW w:w="2561" w:type="dxa"/>
+          </w:tcPr>
+          <w:p>
+            <w:r>
+              <w:rPr>
+                <w:rFonts w:hint="eastAsia"/>
+              </w:rPr>
+              <w:t>集合最大空间大小，必选参数</w:t>
+            </w:r>
+          </w:p>
+        </w:tc>
+        <w:tc>
+          <w:tcPr>
+            <w:tcW w:w="2561" w:type="dxa"/>
+          </w:tcPr>
+          <w:p/>
+        </w:tc>
+      </w:tr>
+      <w:tr>
+        <w:tc>
+          <w:tcPr>
+            <w:tcW w:w="2022" w:type="dxa"/>
+          </w:tcPr>
+          <w:p>
+            <w:r>
+              <w:rPr>
+                <w:rFonts w:hint="eastAsia"/>
+              </w:rPr>
+              <w:t>Max</w:t>
+            </w:r>
+          </w:p>
+        </w:tc>
+        <w:tc>
+          <w:tcPr>
+            <w:tcW w:w="2561" w:type="dxa"/>
+          </w:tcPr>
+          <w:p>
+            <w:r>
+              <w:rPr>
+                <w:rFonts w:hint="eastAsia"/>
+              </w:rPr>
+              <w:t>集合最大记录数，默认</w:t>
+            </w:r>
+            <w:r>
+              <w:rPr>
+                <w:rFonts w:hint="eastAsia"/>
+              </w:rPr>
+              <w:t>-1</w:t>
+            </w:r>
+            <w:r>
+              <w:rPr>
+                <w:rFonts w:hint="eastAsia"/>
+              </w:rPr>
+              <w:t>，即不限制</w:t>
+            </w:r>
+          </w:p>
+        </w:tc>
+        <w:tc>
+          <w:tcPr>
+            <w:tcW w:w="2561" w:type="dxa"/>
+          </w:tcPr>
+          <w:p/>
+        </w:tc>
+      </w:tr>
+    </w:tbl>
+    <w:p>
+      <w:pPr>
+        <w:ind w:left="840" w:firstLine="420"/>
+      </w:pPr>
+      <w:r>
+        <w:t>举例如下：</w:t>
+      </w:r>
+    </w:p>
+    <w:tbl>
+      <w:tblPr>
+        <w:tblW w:w="7087" w:type="dxa"/>
         <w:jc w:val="right"/>
-        <w:tblInd w:w="0" w:type="dxa"/>
         <w:tblBorders>
-          <w:top w:val="single" w:color="000001" w:sz="2" w:space="0"/>
-          <w:left w:val="single" w:color="000001" w:sz="2" w:space="0"/>
-          <w:bottom w:val="single" w:color="000001" w:sz="2" w:space="0"/>
-          <w:right w:val="single" w:color="000001" w:sz="2" w:space="0"/>
-          <w:insideH w:val="single" w:color="000001" w:sz="2" w:space="0"/>
-          <w:insideV w:val="single" w:color="000001" w:sz="2" w:space="0"/>
+          <w:top w:val="single" w:sz="2" w:space="0" w:color="000001"/>
+          <w:left w:val="single" w:sz="2" w:space="0" w:color="000001"/>
+          <w:bottom w:val="single" w:sz="2" w:space="0" w:color="000001"/>
+          <w:right w:val="single" w:sz="2" w:space="0" w:color="000001"/>
+          <w:insideH w:val="single" w:sz="2" w:space="0" w:color="000001"/>
+          <w:insideV w:val="single" w:sz="2" w:space="0" w:color="000001"/>
         </w:tblBorders>
         <w:tblLayout w:type="fixed"/>
         <w:tblCellMar>
@@ -328,9 +734,10 @@
           <w:bottom w:w="55" w:type="dxa"/>
           <w:right w:w="55" w:type="dxa"/>
         </w:tblCellMar>
+        <w:tblLook w:val="04A0"/>
       </w:tblPr>
       <w:tblGrid>
-        <w:gridCol w:w="7916"/>
+        <w:gridCol w:w="7087"/>
       </w:tblGrid>
       <w:tr>
         <w:trPr>
@@ -338,12 +745,12 @@
         </w:trPr>
         <w:tc>
           <w:tcPr>
-            <w:tcW w:w="7916" w:type="dxa"/>
+            <w:tcW w:w="7087" w:type="dxa"/>
             <w:tcBorders>
-              <w:top w:val="single" w:color="000001" w:sz="2" w:space="0"/>
-              <w:left w:val="single" w:color="000001" w:sz="2" w:space="0"/>
-              <w:bottom w:val="single" w:color="000001" w:sz="2" w:space="0"/>
-              <w:right w:val="single" w:color="000001" w:sz="2" w:space="0"/>
+              <w:top w:val="single" w:sz="2" w:space="0" w:color="000001"/>
+              <w:left w:val="single" w:sz="2" w:space="0" w:color="000001"/>
+              <w:bottom w:val="single" w:sz="2" w:space="0" w:color="000001"/>
+              <w:right w:val="single" w:sz="2" w:space="0" w:color="000001"/>
             </w:tcBorders>
             <w:shd w:val="clear" w:color="auto" w:fill="auto"/>
             <w:tcMar>
@@ -352,28 +759,32 @@
           </w:tcPr>
           <w:p>
             <w:pPr>
-              <w:pStyle w:val="27"/>
+              <w:pStyle w:val="a0"/>
             </w:pPr>
             <w:r>
-              <w:t>&gt; db.createCS(‘cs’, {</w:t>
-            </w:r>
-            <w:r>
-              <w:rPr>
-                <w:b/>
-                <w:bCs/>
-              </w:rPr>
-              <w:t>Capped: true | false</w:t>
-            </w:r>
-            <w:r>
-              <w:t xml:space="preserve"> } )</w:t>
-            </w:r>
-          </w:p>
-          <w:p>
-            <w:pPr>
-              <w:pStyle w:val="27"/>
-            </w:pPr>
-            <w:r>
-              <w:t>&gt; db.cs.createCL(‘cl’, {Capped: true | false, size: 10000, max:1000})</w:t>
+              <w:t xml:space="preserve">&gt; </w:t>
+            </w:r>
+            <w:proofErr w:type="spellStart"/>
+            <w:r>
+              <w:t>db.cs.crea</w:t>
+            </w:r>
+            <w:r>
+              <w:t>teCL</w:t>
+            </w:r>
+            <w:proofErr w:type="spellEnd"/>
+            <w:r>
+              <w:t>(‘</w:t>
+            </w:r>
+            <w:proofErr w:type="spellStart"/>
+            <w:r>
+              <w:t>cl</w:t>
+            </w:r>
+            <w:proofErr w:type="spellEnd"/>
+            <w:r>
+              <w:t>’, {Capped: true</w:t>
+            </w:r>
+            <w:r>
+              <w:t>, size: 10000, max:1000})</w:t>
             </w:r>
           </w:p>
         </w:tc>
@@ -381,325 +792,1502 @@
     </w:tbl>
     <w:p>
       <w:pPr>
+        <w:ind w:left="720" w:firstLine="420"/>
+      </w:pPr>
+      <w:r>
+        <w:rPr>
+          <w:rFonts w:hint="eastAsia"/>
+        </w:rPr>
+        <w:t xml:space="preserve">  Size</w:t>
+      </w:r>
+      <w:r>
+        <w:rPr>
+          <w:rFonts w:hint="eastAsia"/>
+        </w:rPr>
+        <w:t>与</w:t>
+      </w:r>
+      <w:r>
+        <w:rPr>
+          <w:rFonts w:hint="eastAsia"/>
+        </w:rPr>
+        <w:t>Max</w:t>
+      </w:r>
+      <w:r>
+        <w:t>二者任意一个条件达到</w:t>
+      </w:r>
+      <w:r>
+        <w:rPr>
+          <w:rFonts w:hint="eastAsia"/>
+        </w:rPr>
+        <w:t>都将限制集合进一步扩张。</w:t>
+      </w:r>
+    </w:p>
+    <w:p>
+      <w:pPr>
+        <w:pStyle w:val="ListParagraph"/>
         <w:numPr>
-          <w:numId w:val="0"/>
+          <w:ilvl w:val="0"/>
+          <w:numId w:val="11"/>
         </w:numPr>
+      </w:pPr>
+      <w:r>
+        <w:t>删除</w:t>
+      </w:r>
+      <w:r>
+        <w:t>CL</w:t>
+      </w:r>
+      <w:r>
+        <w:t>及</w:t>
+      </w:r>
+      <w:r>
+        <w:t>CS</w:t>
+      </w:r>
+    </w:p>
+    <w:p>
+      <w:pPr>
+        <w:ind w:left="840" w:firstLine="420"/>
+      </w:pPr>
+      <w:r>
+        <w:t>与现有语法相同。</w:t>
+      </w:r>
+    </w:p>
+    <w:tbl>
+      <w:tblPr>
+        <w:tblStyle w:val="TableGrid"/>
+        <w:tblW w:w="7144" w:type="dxa"/>
+        <w:tblInd w:w="1378" w:type="dxa"/>
+        <w:tblLayout w:type="fixed"/>
+        <w:tblLook w:val="04A0"/>
+      </w:tblPr>
+      <w:tblGrid>
+        <w:gridCol w:w="7144"/>
+      </w:tblGrid>
+      <w:tr>
+        <w:tc>
+          <w:tcPr>
+            <w:tcW w:w="7144" w:type="dxa"/>
+          </w:tcPr>
+          <w:p>
+            <w:r>
+              <w:t xml:space="preserve">&gt; </w:t>
+            </w:r>
+            <w:proofErr w:type="spellStart"/>
+            <w:r>
+              <w:t>db.cs.dropCL</w:t>
+            </w:r>
+            <w:proofErr w:type="spellEnd"/>
+            <w:r>
+              <w:t>(‘</w:t>
+            </w:r>
+            <w:proofErr w:type="spellStart"/>
+            <w:r>
+              <w:t>cl</w:t>
+            </w:r>
+            <w:proofErr w:type="spellEnd"/>
+            <w:r>
+              <w:t>’)</w:t>
+            </w:r>
+          </w:p>
+          <w:p>
+            <w:r>
+              <w:t xml:space="preserve">&gt; </w:t>
+            </w:r>
+            <w:proofErr w:type="spellStart"/>
+            <w:r>
+              <w:t>db.dropCS</w:t>
+            </w:r>
+            <w:proofErr w:type="spellEnd"/>
+            <w:r>
+              <w:t>(‘</w:t>
+            </w:r>
+            <w:proofErr w:type="spellStart"/>
+            <w:r>
+              <w:t>cs</w:t>
+            </w:r>
+            <w:proofErr w:type="spellEnd"/>
+            <w:r>
+              <w:t>’)</w:t>
+            </w:r>
+          </w:p>
+        </w:tc>
+      </w:tr>
+    </w:tbl>
+    <w:p>
+      <w:pPr>
         <w:ind w:firstLine="420"/>
       </w:pPr>
-      <w:r>
-        <w:t>Capped关键字用于指定集合空间集合为固定集合空间或固定集合，size用于指定集合可达到的最大大小，max用于指定集合中可容纳的最大记录数，二者任意一个条件达到</w:t>
-      </w:r>
-    </w:p>
-    <w:p>
-      <w:pPr>
-        <w:pStyle w:val="4"/>
+    </w:p>
+    <w:p>
+      <w:pPr>
+        <w:pStyle w:val="ListParagraph"/>
+        <w:numPr>
+          <w:ilvl w:val="0"/>
+          <w:numId w:val="11"/>
+        </w:numPr>
+      </w:pPr>
+      <w:r>
+        <w:t>插入</w:t>
+      </w:r>
+    </w:p>
+    <w:p>
+      <w:pPr>
+        <w:ind w:left="1260"/>
+      </w:pPr>
+      <w:r>
+        <w:t>与现有语法相同</w:t>
+      </w:r>
+      <w:r>
+        <w:t>。插入的记录在保证存储上的顺序性</w:t>
+      </w:r>
+      <w:r>
+        <w:rPr>
+          <w:rFonts w:hint="eastAsia"/>
+        </w:rPr>
+        <w:t>。</w:t>
+      </w:r>
+    </w:p>
+    <w:tbl>
+      <w:tblPr>
+        <w:tblStyle w:val="TableGrid"/>
+        <w:tblW w:w="7144" w:type="dxa"/>
+        <w:tblInd w:w="1378" w:type="dxa"/>
+        <w:tblLayout w:type="fixed"/>
+        <w:tblLook w:val="04A0"/>
+      </w:tblPr>
+      <w:tblGrid>
+        <w:gridCol w:w="7144"/>
+      </w:tblGrid>
+      <w:tr>
+        <w:trPr>
+          <w:trHeight w:val="228"/>
+        </w:trPr>
+        <w:tc>
+          <w:tcPr>
+            <w:tcW w:w="7144" w:type="dxa"/>
+          </w:tcPr>
+          <w:p>
+            <w:r>
+              <w:t xml:space="preserve">&gt; </w:t>
+            </w:r>
+            <w:proofErr w:type="spellStart"/>
+            <w:r>
+              <w:t>db.cs.cl.insert</w:t>
+            </w:r>
+            <w:proofErr w:type="spellEnd"/>
+            <w:r>
+              <w:t>({id:1, name:”tom”})</w:t>
+            </w:r>
+          </w:p>
+        </w:tc>
+      </w:tr>
+    </w:tbl>
+    <w:p>
+      <w:pPr>
+        <w:ind w:left="1260"/>
+      </w:pPr>
+      <w:r>
+        <w:rPr>
+          <w:rFonts w:hint="eastAsia"/>
+        </w:rPr>
+        <w:t>插入的记录会被自动地添加上一个</w:t>
+      </w:r>
+      <w:r>
+        <w:rPr>
+          <w:rFonts w:hint="eastAsia"/>
+        </w:rPr>
+        <w:t>_lid</w:t>
+      </w:r>
+      <w:r>
+        <w:rPr>
+          <w:rFonts w:hint="eastAsia"/>
+        </w:rPr>
+        <w:t>字段，即记录的逻辑</w:t>
+      </w:r>
+      <w:r>
+        <w:rPr>
+          <w:rFonts w:hint="eastAsia"/>
+        </w:rPr>
+        <w:t>ID</w:t>
+      </w:r>
+      <w:r>
+        <w:rPr>
+          <w:rFonts w:hint="eastAsia"/>
+        </w:rPr>
+        <w:t>，其值为记录在集合中的一个逻辑偏移量，</w:t>
+      </w:r>
+      <w:r>
+        <w:rPr>
+          <w:rFonts w:hint="eastAsia"/>
+        </w:rPr>
+        <w:t>唯一且</w:t>
+      </w:r>
+      <w:r>
+        <w:rPr>
+          <w:rFonts w:hint="eastAsia"/>
+        </w:rPr>
+        <w:t>始终增加。</w:t>
+      </w:r>
+    </w:p>
+    <w:p>
+      <w:pPr>
+        <w:pStyle w:val="ListParagraph"/>
+        <w:numPr>
+          <w:ilvl w:val="0"/>
+          <w:numId w:val="11"/>
+        </w:numPr>
+      </w:pPr>
+      <w:r>
+        <w:t>更新及删除</w:t>
+      </w:r>
+    </w:p>
+    <w:p>
+      <w:pPr>
+        <w:ind w:left="840" w:firstLine="420"/>
+      </w:pPr>
+      <w:r>
+        <w:t>不支持。</w:t>
+      </w:r>
+    </w:p>
+    <w:p>
+      <w:pPr>
+        <w:pStyle w:val="ListParagraph"/>
+        <w:numPr>
+          <w:ilvl w:val="0"/>
+          <w:numId w:val="11"/>
+        </w:numPr>
+      </w:pPr>
+      <w:r>
+        <w:t>查询</w:t>
+      </w:r>
+    </w:p>
+    <w:p>
+      <w:pPr>
+        <w:ind w:left="840" w:firstLine="420"/>
+      </w:pPr>
+      <w:r>
+        <w:t>与当前查询语法相同，但不支持索引扫描。</w:t>
+      </w:r>
+    </w:p>
+    <w:p>
+      <w:pPr>
+        <w:pStyle w:val="ListParagraph"/>
+        <w:numPr>
+          <w:ilvl w:val="0"/>
+          <w:numId w:val="11"/>
+        </w:numPr>
+      </w:pPr>
+      <w:r>
+        <w:t>弹出</w:t>
+      </w:r>
+      <w:r>
+        <w:rPr>
+          <w:rFonts w:hint="eastAsia"/>
+        </w:rPr>
+        <w:t>pop</w:t>
+      </w:r>
+    </w:p>
+    <w:p>
+      <w:pPr>
+        <w:ind w:left="1260"/>
+      </w:pPr>
+      <w:r>
+        <w:t>弹出操作</w:t>
+      </w:r>
+      <w:r>
+        <w:rPr>
+          <w:rFonts w:hint="eastAsia"/>
+        </w:rPr>
+        <w:t>用于从固定集合中弹出数据，效果类似于</w:t>
+      </w:r>
+      <w:r>
+        <w:rPr>
+          <w:rFonts w:hint="eastAsia"/>
+        </w:rPr>
+        <w:t>delete</w:t>
+      </w:r>
+      <w:r>
+        <w:rPr>
+          <w:rFonts w:hint="eastAsia"/>
+        </w:rPr>
+        <w:t>，不同点在于它只能从有序的固定集合的一端开始</w:t>
+      </w:r>
+      <w:r>
+        <w:rPr>
+          <w:rFonts w:hint="eastAsia"/>
+        </w:rPr>
+        <w:t>pop</w:t>
+      </w:r>
+      <w:r>
+        <w:t>，</w:t>
+      </w:r>
+      <w:r>
+        <w:rPr>
+          <w:rFonts w:hint="eastAsia"/>
+        </w:rPr>
+        <w:t>需要指定弹出位置及方向。</w:t>
+      </w:r>
+    </w:p>
+    <w:tbl>
+      <w:tblPr>
+        <w:tblStyle w:val="TableGrid"/>
+        <w:tblW w:w="0" w:type="auto"/>
+        <w:tblInd w:w="1260" w:type="dxa"/>
+        <w:tblLook w:val="04A0"/>
+      </w:tblPr>
+      <w:tblGrid>
+        <w:gridCol w:w="2485"/>
+        <w:gridCol w:w="2440"/>
+        <w:gridCol w:w="2337"/>
+      </w:tblGrid>
+      <w:tr>
+        <w:tc>
+          <w:tcPr>
+            <w:tcW w:w="2840" w:type="dxa"/>
+          </w:tcPr>
+          <w:p>
+            <w:r>
+              <w:rPr>
+                <w:rFonts w:hint="eastAsia"/>
+              </w:rPr>
+              <w:lastRenderedPageBreak/>
+              <w:t>Option name</w:t>
+            </w:r>
+          </w:p>
+        </w:tc>
+        <w:tc>
+          <w:tcPr>
+            <w:tcW w:w="2841" w:type="dxa"/>
+          </w:tcPr>
+          <w:p>
+            <w:r>
+              <w:rPr>
+                <w:rFonts w:hint="eastAsia"/>
+              </w:rPr>
+              <w:t>取值</w:t>
+            </w:r>
+          </w:p>
+        </w:tc>
+        <w:tc>
+          <w:tcPr>
+            <w:tcW w:w="2841" w:type="dxa"/>
+          </w:tcPr>
+          <w:p/>
+        </w:tc>
+      </w:tr>
+      <w:tr>
+        <w:tc>
+          <w:tcPr>
+            <w:tcW w:w="2840" w:type="dxa"/>
+          </w:tcPr>
+          <w:p>
+            <w:r>
+              <w:rPr>
+                <w:rFonts w:hint="eastAsia"/>
+              </w:rPr>
+              <w:t>_lid</w:t>
+            </w:r>
+          </w:p>
+        </w:tc>
+        <w:tc>
+          <w:tcPr>
+            <w:tcW w:w="2841" w:type="dxa"/>
+          </w:tcPr>
+          <w:p>
+            <w:r>
+              <w:rPr>
+                <w:rFonts w:hint="eastAsia"/>
+              </w:rPr>
+              <w:t>记录的逻辑</w:t>
+            </w:r>
+            <w:r>
+              <w:rPr>
+                <w:rFonts w:hint="eastAsia"/>
+              </w:rPr>
+              <w:t>ID</w:t>
+            </w:r>
+            <w:r>
+              <w:rPr>
+                <w:rFonts w:hint="eastAsia"/>
+              </w:rPr>
+              <w:t>值，会将这条记录这前</w:t>
+            </w:r>
+            <w:r>
+              <w:rPr>
+                <w:rFonts w:hint="eastAsia"/>
+              </w:rPr>
+              <w:t>pop</w:t>
+            </w:r>
+            <w:r>
+              <w:rPr>
+                <w:rFonts w:hint="eastAsia"/>
+              </w:rPr>
+              <w:t>方向的所有记录</w:t>
+            </w:r>
+            <w:r>
+              <w:rPr>
+                <w:rFonts w:hint="eastAsia"/>
+              </w:rPr>
+              <w:t>pop</w:t>
+            </w:r>
+            <w:r>
+              <w:rPr>
+                <w:rFonts w:hint="eastAsia"/>
+              </w:rPr>
+              <w:t>掉（包含这一条）</w:t>
+            </w:r>
+          </w:p>
+        </w:tc>
+        <w:tc>
+          <w:tcPr>
+            <w:tcW w:w="2841" w:type="dxa"/>
+          </w:tcPr>
+          <w:p/>
+        </w:tc>
+      </w:tr>
+      <w:tr>
+        <w:tc>
+          <w:tcPr>
+            <w:tcW w:w="2840" w:type="dxa"/>
+          </w:tcPr>
+          <w:p>
+            <w:r>
+              <w:rPr>
+                <w:rFonts w:hint="eastAsia"/>
+              </w:rPr>
+              <w:t>Direction</w:t>
+            </w:r>
+          </w:p>
+        </w:tc>
+        <w:tc>
+          <w:tcPr>
+            <w:tcW w:w="2841" w:type="dxa"/>
+          </w:tcPr>
+          <w:p>
+            <w:r>
+              <w:t xml:space="preserve">1 – </w:t>
+            </w:r>
+            <w:r>
+              <w:rPr>
+                <w:rFonts w:hint="eastAsia"/>
+              </w:rPr>
+              <w:t>向后</w:t>
+            </w:r>
+            <w:r>
+              <w:rPr>
+                <w:rFonts w:hint="eastAsia"/>
+              </w:rPr>
+              <w:t>pop</w:t>
+            </w:r>
+            <w:r>
+              <w:rPr>
+                <w:rFonts w:hint="eastAsia"/>
+              </w:rPr>
+              <w:t>，</w:t>
+            </w:r>
+            <w:r>
+              <w:rPr>
+                <w:rFonts w:hint="eastAsia"/>
+              </w:rPr>
+              <w:t xml:space="preserve">-1 </w:t>
+            </w:r>
+            <w:r>
+              <w:t>–</w:t>
+            </w:r>
+            <w:r>
+              <w:rPr>
+                <w:rFonts w:hint="eastAsia"/>
+              </w:rPr>
+              <w:t>向前</w:t>
+            </w:r>
+            <w:r>
+              <w:rPr>
+                <w:rFonts w:hint="eastAsia"/>
+              </w:rPr>
+              <w:t>pop</w:t>
+            </w:r>
+          </w:p>
+        </w:tc>
+        <w:tc>
+          <w:tcPr>
+            <w:tcW w:w="2841" w:type="dxa"/>
+          </w:tcPr>
+          <w:p/>
+        </w:tc>
+      </w:tr>
+    </w:tbl>
+    <w:p>
+      <w:pPr>
+        <w:pStyle w:val="ListParagraph"/>
+        <w:numPr>
+          <w:ilvl w:val="0"/>
+          <w:numId w:val="10"/>
+        </w:numPr>
+        <w:rPr>
+          <w:color w:val="auto"/>
+        </w:rPr>
+      </w:pPr>
+      <w:r>
+        <w:rPr>
+          <w:rFonts w:hint="eastAsia"/>
+          <w:color w:val="auto"/>
+        </w:rPr>
+        <w:t>兼容性变更</w:t>
+      </w:r>
+    </w:p>
+    <w:p>
+      <w:pPr>
+        <w:pStyle w:val="ListParagraph"/>
+        <w:ind w:left="900" w:firstLine="0"/>
+        <w:rPr>
+          <w:color w:val="auto"/>
+        </w:rPr>
+      </w:pPr>
+      <w:r>
+        <w:rPr>
+          <w:rFonts w:hint="eastAsia"/>
+          <w:color w:val="auto"/>
+        </w:rPr>
+        <w:t>结构</w:t>
+      </w:r>
+      <w:r>
+        <w:rPr>
+          <w:rFonts w:hint="eastAsia"/>
+          <w:color w:val="auto"/>
+        </w:rPr>
+        <w:t>变更</w:t>
+      </w:r>
+    </w:p>
+    <w:tbl>
+      <w:tblPr>
+        <w:tblStyle w:val="TableGrid"/>
+        <w:tblW w:w="0" w:type="auto"/>
+        <w:tblInd w:w="900" w:type="dxa"/>
+        <w:tblLook w:val="04A0"/>
+      </w:tblPr>
+      <w:tblGrid>
+        <w:gridCol w:w="2598"/>
+        <w:gridCol w:w="2602"/>
+        <w:gridCol w:w="2422"/>
+      </w:tblGrid>
+      <w:tr>
+        <w:tc>
+          <w:tcPr>
+            <w:tcW w:w="2598" w:type="dxa"/>
+          </w:tcPr>
+          <w:p>
+            <w:pPr>
+              <w:pStyle w:val="ListParagraph"/>
+              <w:ind w:firstLine="0"/>
+              <w:rPr>
+                <w:color w:val="auto"/>
+              </w:rPr>
+            </w:pPr>
+            <w:proofErr w:type="spellStart"/>
+            <w:r>
+              <w:rPr>
+                <w:rFonts w:hint="eastAsia"/>
+                <w:color w:val="auto"/>
+              </w:rPr>
+              <w:t>CollectionSpace</w:t>
+            </w:r>
+            <w:proofErr w:type="spellEnd"/>
+            <w:r>
+              <w:rPr>
+                <w:rFonts w:hint="eastAsia"/>
+                <w:color w:val="auto"/>
+              </w:rPr>
+              <w:t xml:space="preserve"> Header</w:t>
+            </w:r>
+          </w:p>
+        </w:tc>
+        <w:tc>
+          <w:tcPr>
+            <w:tcW w:w="2602" w:type="dxa"/>
+          </w:tcPr>
+          <w:p>
+            <w:pPr>
+              <w:pStyle w:val="ListParagraph"/>
+              <w:ind w:firstLine="0"/>
+              <w:jc w:val="left"/>
+              <w:rPr>
+                <w:color w:val="auto"/>
+              </w:rPr>
+            </w:pPr>
+            <w:r>
+              <w:rPr>
+                <w:color w:val="auto"/>
+              </w:rPr>
+              <w:t>Eye Catcher</w:t>
+            </w:r>
+            <w:r>
+              <w:rPr>
+                <w:rFonts w:hint="eastAsia"/>
+                <w:color w:val="auto"/>
+              </w:rPr>
+              <w:t>增加</w:t>
+            </w:r>
+            <w:r>
+              <w:rPr>
+                <w:rFonts w:hint="eastAsia"/>
+                <w:color w:val="auto"/>
+              </w:rPr>
+              <w:t>SDBDCAP</w:t>
+            </w:r>
+            <w:r>
+              <w:rPr>
+                <w:rFonts w:hint="eastAsia"/>
+                <w:color w:val="auto"/>
+              </w:rPr>
+              <w:t>；</w:t>
+            </w:r>
+          </w:p>
+          <w:p>
+            <w:pPr>
+              <w:pStyle w:val="ListParagraph"/>
+              <w:ind w:firstLine="0"/>
+              <w:jc w:val="left"/>
+              <w:rPr>
+                <w:color w:val="auto"/>
+              </w:rPr>
+            </w:pPr>
+            <w:r>
+              <w:rPr>
+                <w:rFonts w:hint="eastAsia"/>
+                <w:color w:val="auto"/>
+              </w:rPr>
+              <w:t>增加</w:t>
+            </w:r>
+            <w:r>
+              <w:rPr>
+                <w:rFonts w:hint="eastAsia"/>
+                <w:color w:val="auto"/>
+              </w:rPr>
+              <w:t>storage type</w:t>
+            </w:r>
+          </w:p>
+        </w:tc>
+        <w:tc>
+          <w:tcPr>
+            <w:tcW w:w="2422" w:type="dxa"/>
+          </w:tcPr>
+          <w:p>
+            <w:pPr>
+              <w:pStyle w:val="ListParagraph"/>
+              <w:ind w:firstLine="0"/>
+              <w:rPr>
+                <w:color w:val="auto"/>
+              </w:rPr>
+            </w:pPr>
+            <w:r>
+              <w:rPr>
+                <w:rFonts w:hint="eastAsia"/>
+                <w:color w:val="auto"/>
+              </w:rPr>
+              <w:t>使用老版本预留位，之前被初始化为</w:t>
+            </w:r>
+            <w:r>
+              <w:rPr>
+                <w:rFonts w:hint="eastAsia"/>
+                <w:color w:val="auto"/>
+              </w:rPr>
+              <w:t>0</w:t>
+            </w:r>
+          </w:p>
+        </w:tc>
+      </w:tr>
+      <w:tr>
+        <w:tc>
+          <w:tcPr>
+            <w:tcW w:w="2598" w:type="dxa"/>
+          </w:tcPr>
+          <w:p>
+            <w:pPr>
+              <w:pStyle w:val="ListParagraph"/>
+              <w:ind w:firstLine="0"/>
+              <w:rPr>
+                <w:color w:val="auto"/>
+              </w:rPr>
+            </w:pPr>
+            <w:r>
+              <w:rPr>
+                <w:rFonts w:hint="eastAsia"/>
+                <w:color w:val="auto"/>
+              </w:rPr>
+              <w:t>Meta Block</w:t>
+            </w:r>
+          </w:p>
+        </w:tc>
+        <w:tc>
+          <w:tcPr>
+            <w:tcW w:w="2602" w:type="dxa"/>
+          </w:tcPr>
+          <w:p>
+            <w:pPr>
+              <w:pStyle w:val="ListParagraph"/>
+              <w:ind w:firstLine="0"/>
+              <w:jc w:val="left"/>
+              <w:rPr>
+                <w:rFonts w:hint="eastAsia"/>
+                <w:color w:val="auto"/>
+              </w:rPr>
+            </w:pPr>
+            <w:r>
+              <w:rPr>
+                <w:rFonts w:hint="eastAsia"/>
+                <w:color w:val="auto"/>
+              </w:rPr>
+              <w:t>属性中增加</w:t>
+            </w:r>
+            <w:r>
+              <w:rPr>
+                <w:rFonts w:hint="eastAsia"/>
+                <w:color w:val="auto"/>
+              </w:rPr>
+              <w:t>Capped</w:t>
+            </w:r>
+          </w:p>
+          <w:p>
+            <w:pPr>
+              <w:pStyle w:val="ListParagraph"/>
+              <w:ind w:firstLine="0"/>
+              <w:jc w:val="left"/>
+              <w:rPr>
+                <w:color w:val="auto"/>
+              </w:rPr>
+            </w:pPr>
+            <w:r>
+              <w:rPr>
+                <w:rFonts w:hint="eastAsia"/>
+                <w:color w:val="auto"/>
+              </w:rPr>
+              <w:t>增加</w:t>
+            </w:r>
+            <w:r>
+              <w:rPr>
+                <w:rFonts w:hint="eastAsia"/>
+                <w:color w:val="auto"/>
+              </w:rPr>
+              <w:t>_</w:t>
+            </w:r>
+            <w:proofErr w:type="spellStart"/>
+            <w:r>
+              <w:rPr>
+                <w:rFonts w:hint="eastAsia"/>
+                <w:color w:val="auto"/>
+              </w:rPr>
+              <w:t>lastIdleExt</w:t>
+            </w:r>
+            <w:proofErr w:type="spellEnd"/>
+            <w:r>
+              <w:rPr>
+                <w:rFonts w:hint="eastAsia"/>
+                <w:color w:val="auto"/>
+              </w:rPr>
+              <w:t>、</w:t>
+            </w:r>
+            <w:r>
+              <w:rPr>
+                <w:rFonts w:hint="eastAsia"/>
+                <w:color w:val="auto"/>
+              </w:rPr>
+              <w:t>_</w:t>
+            </w:r>
+            <w:proofErr w:type="spellStart"/>
+            <w:r>
+              <w:rPr>
+                <w:rFonts w:hint="eastAsia"/>
+                <w:color w:val="auto"/>
+              </w:rPr>
+              <w:t>maxSize</w:t>
+            </w:r>
+            <w:proofErr w:type="spellEnd"/>
+            <w:r>
+              <w:rPr>
+                <w:rFonts w:hint="eastAsia"/>
+                <w:color w:val="auto"/>
+              </w:rPr>
+              <w:t>、</w:t>
+            </w:r>
+            <w:r>
+              <w:rPr>
+                <w:rFonts w:hint="eastAsia"/>
+                <w:color w:val="auto"/>
+              </w:rPr>
+              <w:t>_</w:t>
+            </w:r>
+            <w:proofErr w:type="spellStart"/>
+            <w:r>
+              <w:rPr>
+                <w:rFonts w:hint="eastAsia"/>
+                <w:color w:val="auto"/>
+              </w:rPr>
+              <w:t>maxRecNum</w:t>
+            </w:r>
+            <w:proofErr w:type="spellEnd"/>
+          </w:p>
+        </w:tc>
+        <w:tc>
+          <w:tcPr>
+            <w:tcW w:w="2422" w:type="dxa"/>
+          </w:tcPr>
+          <w:p>
+            <w:pPr>
+              <w:pStyle w:val="ListParagraph"/>
+              <w:ind w:firstLine="0"/>
+              <w:rPr>
+                <w:color w:val="auto"/>
+              </w:rPr>
+            </w:pPr>
+          </w:p>
+        </w:tc>
+      </w:tr>
+      <w:tr>
+        <w:tc>
+          <w:tcPr>
+            <w:tcW w:w="2598" w:type="dxa"/>
+          </w:tcPr>
+          <w:p>
+            <w:pPr>
+              <w:pStyle w:val="ListParagraph"/>
+              <w:ind w:firstLine="0"/>
+              <w:rPr>
+                <w:color w:val="auto"/>
+              </w:rPr>
+            </w:pPr>
+            <w:proofErr w:type="spellStart"/>
+            <w:r>
+              <w:rPr>
+                <w:color w:val="auto"/>
+              </w:rPr>
+              <w:t>Replog</w:t>
+            </w:r>
+            <w:proofErr w:type="spellEnd"/>
+            <w:r>
+              <w:rPr>
+                <w:color w:val="auto"/>
+              </w:rPr>
+              <w:t xml:space="preserve"> create CS</w:t>
+            </w:r>
+          </w:p>
+        </w:tc>
+        <w:tc>
+          <w:tcPr>
+            <w:tcW w:w="2602" w:type="dxa"/>
+          </w:tcPr>
+          <w:p>
+            <w:pPr>
+              <w:pStyle w:val="ListParagraph"/>
+              <w:ind w:firstLine="0"/>
+              <w:rPr>
+                <w:color w:val="auto"/>
+              </w:rPr>
+            </w:pPr>
+            <w:r>
+              <w:rPr>
+                <w:rFonts w:hint="eastAsia"/>
+                <w:color w:val="auto"/>
+              </w:rPr>
+              <w:t>增加</w:t>
+            </w:r>
+            <w:r>
+              <w:rPr>
+                <w:rFonts w:hint="eastAsia"/>
+                <w:color w:val="auto"/>
+              </w:rPr>
+              <w:t>CS</w:t>
+            </w:r>
+            <w:r>
+              <w:rPr>
+                <w:rFonts w:hint="eastAsia"/>
+                <w:color w:val="auto"/>
+              </w:rPr>
+              <w:t>的</w:t>
+            </w:r>
+            <w:r>
+              <w:rPr>
+                <w:rFonts w:hint="eastAsia"/>
+                <w:color w:val="auto"/>
+              </w:rPr>
+              <w:t>类型</w:t>
+            </w:r>
+            <w:r>
+              <w:rPr>
+                <w:rFonts w:hint="eastAsia"/>
+                <w:color w:val="auto"/>
+              </w:rPr>
+              <w:t>信息</w:t>
+            </w:r>
+          </w:p>
+        </w:tc>
+        <w:tc>
+          <w:tcPr>
+            <w:tcW w:w="2422" w:type="dxa"/>
+          </w:tcPr>
+          <w:p>
+            <w:pPr>
+              <w:pStyle w:val="ListParagraph"/>
+              <w:ind w:firstLine="0"/>
+              <w:rPr>
+                <w:color w:val="auto"/>
+              </w:rPr>
+            </w:pPr>
+          </w:p>
+        </w:tc>
+      </w:tr>
+      <w:tr>
+        <w:tc>
+          <w:tcPr>
+            <w:tcW w:w="2598" w:type="dxa"/>
+          </w:tcPr>
+          <w:p>
+            <w:pPr>
+              <w:pStyle w:val="ListParagraph"/>
+              <w:ind w:firstLine="0"/>
+              <w:rPr>
+                <w:color w:val="auto"/>
+              </w:rPr>
+            </w:pPr>
+            <w:proofErr w:type="spellStart"/>
+            <w:r>
+              <w:rPr>
+                <w:color w:val="auto"/>
+              </w:rPr>
+              <w:t>R</w:t>
+            </w:r>
+            <w:r>
+              <w:rPr>
+                <w:rFonts w:hint="eastAsia"/>
+                <w:color w:val="auto"/>
+              </w:rPr>
+              <w:t>ep</w:t>
+            </w:r>
+            <w:r>
+              <w:rPr>
+                <w:rFonts w:hint="eastAsia"/>
+                <w:color w:val="auto"/>
+              </w:rPr>
+              <w:t>log</w:t>
+            </w:r>
+            <w:proofErr w:type="spellEnd"/>
+            <w:r>
+              <w:rPr>
+                <w:rFonts w:hint="eastAsia"/>
+                <w:color w:val="auto"/>
+              </w:rPr>
+              <w:t xml:space="preserve"> create CL</w:t>
+            </w:r>
+          </w:p>
+        </w:tc>
+        <w:tc>
+          <w:tcPr>
+            <w:tcW w:w="2602" w:type="dxa"/>
+          </w:tcPr>
+          <w:p>
+            <w:pPr>
+              <w:pStyle w:val="ListParagraph"/>
+              <w:ind w:firstLine="0"/>
+              <w:jc w:val="left"/>
+              <w:rPr>
+                <w:color w:val="auto"/>
+              </w:rPr>
+            </w:pPr>
+            <w:r>
+              <w:rPr>
+                <w:rFonts w:hint="eastAsia"/>
+                <w:color w:val="auto"/>
+              </w:rPr>
+              <w:t>增加</w:t>
+            </w:r>
+            <w:r>
+              <w:rPr>
+                <w:rFonts w:hint="eastAsia"/>
+                <w:color w:val="auto"/>
+              </w:rPr>
+              <w:t>集合的</w:t>
+            </w:r>
+            <w:proofErr w:type="spellStart"/>
+            <w:r>
+              <w:rPr>
+                <w:rFonts w:hint="eastAsia"/>
+                <w:color w:val="auto"/>
+              </w:rPr>
+              <w:t>maxSize</w:t>
+            </w:r>
+            <w:proofErr w:type="spellEnd"/>
+            <w:r>
+              <w:rPr>
+                <w:rFonts w:hint="eastAsia"/>
+                <w:color w:val="auto"/>
+              </w:rPr>
+              <w:t>和</w:t>
+            </w:r>
+            <w:proofErr w:type="spellStart"/>
+            <w:r>
+              <w:rPr>
+                <w:rFonts w:hint="eastAsia"/>
+                <w:color w:val="auto"/>
+              </w:rPr>
+              <w:t>max</w:t>
+            </w:r>
+            <w:r>
+              <w:rPr>
+                <w:rFonts w:hint="eastAsia"/>
+                <w:color w:val="auto"/>
+              </w:rPr>
+              <w:t>Rec</w:t>
+            </w:r>
+            <w:r>
+              <w:rPr>
+                <w:rFonts w:hint="eastAsia"/>
+                <w:color w:val="auto"/>
+              </w:rPr>
+              <w:t>Number</w:t>
+            </w:r>
+            <w:proofErr w:type="spellEnd"/>
+          </w:p>
+        </w:tc>
+        <w:tc>
+          <w:tcPr>
+            <w:tcW w:w="2422" w:type="dxa"/>
+          </w:tcPr>
+          <w:p>
+            <w:pPr>
+              <w:pStyle w:val="ListParagraph"/>
+              <w:ind w:firstLine="0"/>
+              <w:rPr>
+                <w:color w:val="auto"/>
+              </w:rPr>
+            </w:pPr>
+            <w:r>
+              <w:rPr>
+                <w:rFonts w:hint="eastAsia"/>
+                <w:color w:val="auto"/>
+              </w:rPr>
+              <w:t>为了保持日志的一致，所有类型集合的创建中均包含这两个字段。</w:t>
+            </w:r>
+          </w:p>
+        </w:tc>
+      </w:tr>
+      <w:tr>
+        <w:tc>
+          <w:tcPr>
+            <w:tcW w:w="2598" w:type="dxa"/>
+          </w:tcPr>
+          <w:p>
+            <w:pPr>
+              <w:pStyle w:val="ListParagraph"/>
+              <w:ind w:firstLine="0"/>
+              <w:rPr>
+                <w:color w:val="auto"/>
+              </w:rPr>
+            </w:pPr>
+            <w:proofErr w:type="spellStart"/>
+            <w:r>
+              <w:rPr>
+                <w:rFonts w:hint="eastAsia"/>
+                <w:color w:val="auto"/>
+              </w:rPr>
+              <w:t>Replog</w:t>
+            </w:r>
+            <w:proofErr w:type="spellEnd"/>
+            <w:r>
+              <w:rPr>
+                <w:rFonts w:hint="eastAsia"/>
+                <w:color w:val="auto"/>
+              </w:rPr>
+              <w:t xml:space="preserve"> pop</w:t>
+            </w:r>
+          </w:p>
+        </w:tc>
+        <w:tc>
+          <w:tcPr>
+            <w:tcW w:w="2602" w:type="dxa"/>
+          </w:tcPr>
+          <w:p>
+            <w:pPr>
+              <w:pStyle w:val="ListParagraph"/>
+              <w:ind w:firstLine="0"/>
+              <w:rPr>
+                <w:color w:val="auto"/>
+              </w:rPr>
+            </w:pPr>
+            <w:r>
+              <w:rPr>
+                <w:rFonts w:hint="eastAsia"/>
+                <w:color w:val="auto"/>
+              </w:rPr>
+              <w:t>新增，</w:t>
+            </w:r>
+            <w:r>
+              <w:rPr>
+                <w:rFonts w:hint="eastAsia"/>
+                <w:color w:val="auto"/>
+              </w:rPr>
+              <w:t>pop</w:t>
+            </w:r>
+            <w:r>
+              <w:rPr>
+                <w:rFonts w:hint="eastAsia"/>
+                <w:color w:val="auto"/>
+              </w:rPr>
+              <w:t>的复制日志</w:t>
+            </w:r>
+          </w:p>
+        </w:tc>
+        <w:tc>
+          <w:tcPr>
+            <w:tcW w:w="2422" w:type="dxa"/>
+          </w:tcPr>
+          <w:p>
+            <w:pPr>
+              <w:pStyle w:val="ListParagraph"/>
+              <w:ind w:firstLine="0"/>
+              <w:rPr>
+                <w:color w:val="auto"/>
+              </w:rPr>
+            </w:pPr>
+          </w:p>
+        </w:tc>
+      </w:tr>
+    </w:tbl>
+    <w:p>
+      <w:pPr>
+        <w:pStyle w:val="ListParagraph"/>
+        <w:ind w:left="900" w:firstLine="0"/>
+        <w:rPr>
+          <w:color w:val="auto"/>
+        </w:rPr>
+      </w:pPr>
+      <w:r>
+        <w:rPr>
+          <w:rFonts w:hint="eastAsia"/>
+          <w:color w:val="auto"/>
+        </w:rPr>
+        <w:t>消息</w:t>
+      </w:r>
+      <w:r>
+        <w:rPr>
+          <w:rFonts w:hint="eastAsia"/>
+          <w:color w:val="auto"/>
+        </w:rPr>
+        <w:t>变更</w:t>
+      </w:r>
+    </w:p>
+    <w:tbl>
+      <w:tblPr>
+        <w:tblStyle w:val="TableGrid"/>
+        <w:tblW w:w="0" w:type="auto"/>
+        <w:tblInd w:w="900" w:type="dxa"/>
+        <w:tblLook w:val="04A0"/>
+      </w:tblPr>
+      <w:tblGrid>
+        <w:gridCol w:w="2554"/>
+        <w:gridCol w:w="2554"/>
+        <w:gridCol w:w="2514"/>
+      </w:tblGrid>
+      <w:tr>
+        <w:tc>
+          <w:tcPr>
+            <w:tcW w:w="2554" w:type="dxa"/>
+          </w:tcPr>
+          <w:p>
+            <w:pPr>
+              <w:pStyle w:val="ListParagraph"/>
+              <w:ind w:firstLine="0"/>
+              <w:rPr>
+                <w:color w:val="auto"/>
+              </w:rPr>
+            </w:pPr>
+            <w:r>
+              <w:rPr>
+                <w:color w:val="auto"/>
+              </w:rPr>
+              <w:t>P</w:t>
+            </w:r>
+            <w:r>
+              <w:rPr>
+                <w:rFonts w:hint="eastAsia"/>
+                <w:color w:val="auto"/>
+              </w:rPr>
+              <w:t>op</w:t>
+            </w:r>
+          </w:p>
+        </w:tc>
+        <w:tc>
+          <w:tcPr>
+            <w:tcW w:w="2554" w:type="dxa"/>
+          </w:tcPr>
+          <w:p>
+            <w:pPr>
+              <w:pStyle w:val="ListParagraph"/>
+              <w:ind w:firstLine="0"/>
+              <w:rPr>
+                <w:color w:val="auto"/>
+              </w:rPr>
+            </w:pPr>
+            <w:r>
+              <w:rPr>
+                <w:color w:val="auto"/>
+              </w:rPr>
+              <w:t>P</w:t>
+            </w:r>
+            <w:r>
+              <w:rPr>
+                <w:rFonts w:hint="eastAsia"/>
+                <w:color w:val="auto"/>
+              </w:rPr>
+              <w:t>op</w:t>
+            </w:r>
+            <w:r>
+              <w:rPr>
+                <w:rFonts w:hint="eastAsia"/>
+                <w:color w:val="auto"/>
+              </w:rPr>
+              <w:t>以命令字的方式进行执行</w:t>
+            </w:r>
+          </w:p>
+        </w:tc>
+        <w:tc>
+          <w:tcPr>
+            <w:tcW w:w="2514" w:type="dxa"/>
+          </w:tcPr>
+          <w:p>
+            <w:pPr>
+              <w:pStyle w:val="ListParagraph"/>
+              <w:ind w:firstLine="0"/>
+              <w:rPr>
+                <w:color w:val="auto"/>
+              </w:rPr>
+            </w:pPr>
+          </w:p>
+        </w:tc>
+      </w:tr>
+    </w:tbl>
+    <w:p>
+      <w:pPr>
+        <w:pStyle w:val="Heading1"/>
+        <w:numPr>
+          <w:ilvl w:val="0"/>
+          <w:numId w:val="2"/>
+        </w:numPr>
+      </w:pPr>
+      <w:r>
+        <w:t>Story</w:t>
+      </w:r>
+      <w:r>
+        <w:t>简单设计</w:t>
+      </w:r>
+    </w:p>
+    <w:p>
+      <w:pPr>
+        <w:pStyle w:val="Heading2"/>
+        <w:numPr>
+          <w:ilvl w:val="1"/>
+          <w:numId w:val="2"/>
+        </w:numPr>
+      </w:pPr>
+      <w:r>
+        <w:t>概念</w:t>
+      </w:r>
+    </w:p>
+    <w:p>
+      <w:pPr>
+        <w:ind w:firstLine="420"/>
+      </w:pPr>
+      <w:r>
+        <w:t>固定集合：物理存储上顺序插入、删除记录（</w:t>
+      </w:r>
+      <w:r>
+        <w:t>pop</w:t>
+      </w:r>
+      <w:r>
+        <w:t>）的集合，注意并不是保证查询到的数据与插入顺序一致。它的主要特点是拥有更高的插入性能。</w:t>
+      </w:r>
+    </w:p>
+    <w:p>
+      <w:pPr>
+        <w:ind w:left="420"/>
+      </w:pPr>
+      <w:r>
+        <w:t>固定集合空间：用来管理固定集合的集合空间，固定集合必需存在于固定集合空间中。</w:t>
+      </w:r>
+    </w:p>
+    <w:p>
+      <w:pPr>
+        <w:pStyle w:val="Heading2"/>
+        <w:numPr>
+          <w:ilvl w:val="1"/>
+          <w:numId w:val="2"/>
+        </w:numPr>
+      </w:pPr>
+      <w:r>
+        <w:rPr>
+          <w:rFonts w:hint="eastAsia"/>
+        </w:rPr>
+        <w:t>相关模块设计</w:t>
+      </w:r>
+    </w:p>
+    <w:p>
+      <w:pPr>
+        <w:ind w:firstLine="420"/>
+      </w:pPr>
+      <w:r>
+        <w:t>当前用于保存记录和索引的文件有着基本类似</w:t>
+      </w:r>
+      <w:r>
+        <w:rPr>
+          <w:rFonts w:hint="eastAsia"/>
+        </w:rPr>
+        <w:t>管理</w:t>
+      </w:r>
+      <w:r>
+        <w:t>结构，它们都是继承自统一的基类</w:t>
+      </w:r>
+      <w:proofErr w:type="spellStart"/>
+      <w:r>
+        <w:t>dmsStorageBase</w:t>
+      </w:r>
+      <w:proofErr w:type="spellEnd"/>
+      <w:r>
+        <w:t>。</w:t>
+      </w:r>
+      <w:proofErr w:type="spellStart"/>
+      <w:r>
+        <w:t>dmsStorageBase</w:t>
+      </w:r>
+      <w:proofErr w:type="spellEnd"/>
+      <w:r>
+        <w:t>提供基本的段页式空间管理能力，用于保存记录的</w:t>
+      </w:r>
+      <w:proofErr w:type="spellStart"/>
+      <w:r>
+        <w:t>dmsStorageData</w:t>
+      </w:r>
+      <w:proofErr w:type="spellEnd"/>
+      <w:r>
+        <w:t>在此基础上加入了块的管理能力。</w:t>
+      </w:r>
+    </w:p>
+    <w:p>
+      <w:pPr>
+        <w:pStyle w:val="Heading3"/>
         <w:numPr>
           <w:ilvl w:val="2"/>
           <w:numId w:val="2"/>
         </w:numPr>
-      </w:pPr>
-      <w:r>
-        <w:t>删除CL及CS</w:t>
-      </w:r>
-    </w:p>
-    <w:p>
-      <w:pPr>
-        <w:ind w:firstLine="420"/>
-      </w:pPr>
-      <w:r>
-        <w:t>与现有语法相同。</w:t>
-      </w:r>
-    </w:p>
-    <w:tbl>
-      <w:tblPr>
-        <w:tblStyle w:val="21"/>
-        <w:tblW w:w="7965" w:type="dxa"/>
-        <w:tblInd w:w="557" w:type="dxa"/>
-        <w:tblBorders>
-          <w:top w:val="single" w:color="auto" w:sz="4" w:space="0"/>
-          <w:left w:val="single" w:color="auto" w:sz="4" w:space="0"/>
-          <w:bottom w:val="single" w:color="auto" w:sz="4" w:space="0"/>
-          <w:right w:val="single" w:color="auto" w:sz="4" w:space="0"/>
-          <w:insideH w:val="single" w:color="auto" w:sz="4" w:space="0"/>
-          <w:insideV w:val="single" w:color="auto" w:sz="4" w:space="0"/>
-        </w:tblBorders>
-        <w:tblLayout w:type="fixed"/>
-        <w:tblCellMar>
-          <w:top w:w="0" w:type="dxa"/>
-          <w:left w:w="108" w:type="dxa"/>
-          <w:bottom w:w="0" w:type="dxa"/>
-          <w:right w:w="108" w:type="dxa"/>
-        </w:tblCellMar>
-      </w:tblPr>
-      <w:tblGrid>
-        <w:gridCol w:w="7965"/>
-      </w:tblGrid>
-      <w:tr>
-        <w:tc>
-          <w:tcPr>
-            <w:tcW w:w="7965" w:type="dxa"/>
-          </w:tcPr>
-          <w:p>
-            <w:pPr>
-              <w:rPr>
-                <w:rFonts w:hint="default"/>
-                <w:vertAlign w:val="baseline"/>
-              </w:rPr>
-            </w:pPr>
-            <w:r>
-              <w:rPr>
-                <w:vertAlign w:val="baseline"/>
-              </w:rPr>
-              <w:t>&gt; db.cs.dropCL(</w:t>
-            </w:r>
-            <w:r>
-              <w:rPr>
-                <w:rFonts w:hint="default"/>
-                <w:vertAlign w:val="baseline"/>
-              </w:rPr>
-              <w:t>‘cl’)</w:t>
-            </w:r>
-          </w:p>
-          <w:p>
-            <w:pPr>
-              <w:rPr>
-                <w:rFonts w:hint="default"/>
-                <w:vertAlign w:val="baseline"/>
-              </w:rPr>
-            </w:pPr>
-            <w:r>
-              <w:rPr>
-                <w:rFonts w:hint="default"/>
-                <w:vertAlign w:val="baseline"/>
-              </w:rPr>
-              <w:t>&gt; db.dropCS(‘cs’)</w:t>
-            </w:r>
-          </w:p>
-        </w:tc>
-      </w:tr>
-    </w:tbl>
-    <w:p>
-      <w:pPr>
-        <w:ind w:firstLine="420"/>
-      </w:pPr>
-    </w:p>
-    <w:p>
-      <w:pPr>
-        <w:pStyle w:val="4"/>
-        <w:numPr>
-          <w:ilvl w:val="2"/>
-          <w:numId w:val="2"/>
-        </w:numPr>
-      </w:pPr>
-      <w:r>
-        <w:t>插入</w:t>
-      </w:r>
-    </w:p>
-    <w:p>
-      <w:pPr>
-        <w:ind w:firstLine="420"/>
-      </w:pPr>
-      <w:r>
-        <w:t>使用当前语法。插入的记录在各数据组上分别保证存储上的顺序性，但多个分组之间无关联。</w:t>
-      </w:r>
-    </w:p>
-    <w:tbl>
-      <w:tblPr>
-        <w:tblStyle w:val="21"/>
-        <w:tblW w:w="7976" w:type="dxa"/>
-        <w:tblInd w:w="546" w:type="dxa"/>
-        <w:tblBorders>
-          <w:top w:val="single" w:color="auto" w:sz="4" w:space="0"/>
-          <w:left w:val="single" w:color="auto" w:sz="4" w:space="0"/>
-          <w:bottom w:val="single" w:color="auto" w:sz="4" w:space="0"/>
-          <w:right w:val="single" w:color="auto" w:sz="4" w:space="0"/>
-          <w:insideH w:val="single" w:color="auto" w:sz="4" w:space="0"/>
-          <w:insideV w:val="single" w:color="auto" w:sz="4" w:space="0"/>
-        </w:tblBorders>
-        <w:tblLayout w:type="fixed"/>
-        <w:tblCellMar>
-          <w:top w:w="0" w:type="dxa"/>
-          <w:left w:w="108" w:type="dxa"/>
-          <w:bottom w:w="0" w:type="dxa"/>
-          <w:right w:w="108" w:type="dxa"/>
-        </w:tblCellMar>
-      </w:tblPr>
-      <w:tblGrid>
-        <w:gridCol w:w="7976"/>
-      </w:tblGrid>
-      <w:tr>
-        <w:tc>
-          <w:tcPr>
-            <w:tcW w:w="7976" w:type="dxa"/>
-          </w:tcPr>
-          <w:p>
-            <w:pPr>
-              <w:rPr>
-                <w:vertAlign w:val="baseline"/>
-              </w:rPr>
-            </w:pPr>
-            <w:r>
-              <w:rPr>
-                <w:vertAlign w:val="baseline"/>
-              </w:rPr>
-              <w:t>&gt; db.cs.cl.insert({id:1, name:</w:t>
-            </w:r>
-            <w:r>
-              <w:rPr>
-                <w:rFonts w:hint="default"/>
-                <w:vertAlign w:val="baseline"/>
-              </w:rPr>
-              <w:t>”tom”})</w:t>
-            </w:r>
-          </w:p>
-        </w:tc>
-      </w:tr>
-    </w:tbl>
-    <w:p>
-      <w:pPr>
-        <w:ind w:firstLine="420"/>
-      </w:pPr>
-    </w:p>
-    <w:p>
-      <w:pPr>
-        <w:pStyle w:val="4"/>
-        <w:numPr>
-          <w:ilvl w:val="2"/>
-          <w:numId w:val="2"/>
-        </w:numPr>
-      </w:pPr>
-      <w:r>
-        <w:t>更新及删除</w:t>
-      </w:r>
-    </w:p>
-    <w:p>
-      <w:pPr>
-        <w:ind w:firstLine="420"/>
-      </w:pPr>
-      <w:r>
-        <w:t>不支持。</w:t>
-      </w:r>
-    </w:p>
-    <w:p>
-      <w:pPr>
-        <w:pStyle w:val="4"/>
-        <w:numPr>
-          <w:ilvl w:val="2"/>
-          <w:numId w:val="2"/>
-        </w:numPr>
-      </w:pPr>
-      <w:r>
-        <w:t>查询</w:t>
-      </w:r>
-    </w:p>
-    <w:p>
-      <w:pPr>
-        <w:ind w:firstLine="420"/>
-      </w:pPr>
-      <w:r>
-        <w:t>与当前查询语法相同，但不支持索引扫描。</w:t>
-      </w:r>
-    </w:p>
-    <w:p>
-      <w:pPr>
-        <w:pStyle w:val="4"/>
-        <w:numPr>
-          <w:ilvl w:val="2"/>
-          <w:numId w:val="2"/>
-        </w:numPr>
-      </w:pPr>
-      <w:r>
-        <w:t>弹出</w:t>
-      </w:r>
-    </w:p>
-    <w:p>
-      <w:pPr>
-        <w:ind w:firstLine="420"/>
-      </w:pPr>
-      <w:r>
-        <w:t>弹出操作只能直连各数据节点进行，协调节点上不能执行。</w:t>
-      </w:r>
-    </w:p>
-    <w:p>
-      <w:pPr>
-        <w:ind w:firstLine="420"/>
-      </w:pPr>
-      <w:r>
-        <w:t>pop命令带一个参数，即</w:t>
-      </w:r>
-    </w:p>
-    <w:p>
-      <w:pPr>
-        <w:ind w:firstLine="420"/>
-      </w:pPr>
-      <w:r>
-        <w:t>示例：</w:t>
-      </w:r>
-    </w:p>
-    <w:tbl>
-      <w:tblPr>
-        <w:tblStyle w:val="21"/>
-        <w:tblW w:w="7965" w:type="dxa"/>
-        <w:tblInd w:w="557" w:type="dxa"/>
-        <w:tblBorders>
-          <w:top w:val="single" w:color="auto" w:sz="4" w:space="0"/>
-          <w:left w:val="single" w:color="auto" w:sz="4" w:space="0"/>
-          <w:bottom w:val="single" w:color="auto" w:sz="4" w:space="0"/>
-          <w:right w:val="single" w:color="auto" w:sz="4" w:space="0"/>
-          <w:insideH w:val="single" w:color="auto" w:sz="4" w:space="0"/>
-          <w:insideV w:val="single" w:color="auto" w:sz="4" w:space="0"/>
-        </w:tblBorders>
-        <w:tblLayout w:type="fixed"/>
-        <w:tblCellMar>
-          <w:top w:w="0" w:type="dxa"/>
-          <w:left w:w="108" w:type="dxa"/>
-          <w:bottom w:w="0" w:type="dxa"/>
-          <w:right w:w="108" w:type="dxa"/>
-        </w:tblCellMar>
-      </w:tblPr>
-      <w:tblGrid>
-        <w:gridCol w:w="7965"/>
-      </w:tblGrid>
-      <w:tr>
-        <w:tc>
-          <w:tcPr>
-            <w:tcW w:w="7965" w:type="dxa"/>
-          </w:tcPr>
-          <w:p>
-            <w:pPr/>
-            <w:r>
-              <w:t>&gt; db.cs.cl.pop({Number: 1})</w:t>
-            </w:r>
-          </w:p>
-        </w:tc>
-      </w:tr>
-    </w:tbl>
-    <w:p>
-      <w:pPr>
-        <w:pStyle w:val="3"/>
-        <w:numPr>
-          <w:ilvl w:val="1"/>
-          <w:numId w:val="2"/>
-        </w:numPr>
-      </w:pPr>
-      <w:r>
-        <w:t>文件结构设计</w:t>
-      </w:r>
-    </w:p>
-    <w:p>
-      <w:pPr>
-        <w:ind w:firstLine="420"/>
-      </w:pPr>
-      <w:r>
-        <w:t>当前用于保存记录和索引的文件有着基本类似结构，它们都是继承自统一的基类dmsStorageBase。dmsStorageBase提供基本的段页式空间管理能力，用于保存记录的dmsStorageData在此基础上加入了块的管理能力。</w:t>
-      </w:r>
-    </w:p>
-    <w:p>
-      <w:pPr>
-        <w:ind w:firstLine="420"/>
-      </w:pPr>
-      <w:r>
-        <w:t>顺序文件使用一种与当前数据存储文件类似的结构，所对应的类也继承自dmsStorageBase，以利用其基本的页管理能力。dmsStorageCappedData类参考dmsStorageData，引入块的概念，提供集合操作的相关接口。</w:t>
+        <w:rPr>
+          <w:rFonts w:hint="eastAsia"/>
+        </w:rPr>
+      </w:pPr>
+      <w:r>
+        <w:rPr>
+          <w:rFonts w:hint="eastAsia"/>
+        </w:rPr>
+        <w:t>逻辑类图</w:t>
+      </w:r>
+    </w:p>
+    <w:p>
+      <w:pPr>
+        <w:rPr>
+          <w:rFonts w:hint="eastAsia"/>
+        </w:rPr>
+      </w:pPr>
+      <w:r>
+        <w:rPr>
+          <w:rFonts w:hint="eastAsia"/>
+        </w:rPr>
+        <w:tab/>
+      </w:r>
+      <w:r>
+        <w:rPr>
+          <w:rFonts w:hint="eastAsia"/>
+        </w:rPr>
+        <w:t>固定集合也是一种类型的集合，因此它与当前的普通集合有着很多共性。从管理上来说，也涉及到创建、删除及在集合中的数据操作。</w:t>
+      </w:r>
+      <w:r>
+        <w:rPr>
+          <w:rFonts w:hint="eastAsia"/>
+        </w:rPr>
+        <w:t>它与普通集合的区别仅是在块内记录的管理等。因此，对现有的数据类</w:t>
+      </w:r>
+      <w:proofErr w:type="spellStart"/>
+      <w:r>
+        <w:rPr>
+          <w:rFonts w:hint="eastAsia"/>
+        </w:rPr>
+        <w:t>dmsStorageData</w:t>
+      </w:r>
+      <w:proofErr w:type="spellEnd"/>
+      <w:r>
+        <w:rPr>
+          <w:rFonts w:hint="eastAsia"/>
+        </w:rPr>
+        <w:t>进行拆分，抽象出一个中间类</w:t>
+      </w:r>
+      <w:proofErr w:type="spellStart"/>
+      <w:r>
+        <w:rPr>
+          <w:rFonts w:hint="eastAsia"/>
+        </w:rPr>
+        <w:lastRenderedPageBreak/>
+        <w:t>dmsStorageDataCommon</w:t>
+      </w:r>
+      <w:proofErr w:type="spellEnd"/>
+      <w:r>
+        <w:rPr>
+          <w:rFonts w:hint="eastAsia"/>
+        </w:rPr>
+        <w:t>，它用来提供通用的</w:t>
+      </w:r>
+      <w:r>
+        <w:rPr>
+          <w:rFonts w:hint="eastAsia"/>
+        </w:rPr>
+        <w:t>data</w:t>
+      </w:r>
+      <w:r>
+        <w:rPr>
+          <w:rFonts w:hint="eastAsia"/>
+        </w:rPr>
+        <w:t>类型的操作接口，而对于</w:t>
+      </w:r>
+      <w:r>
+        <w:rPr>
+          <w:rFonts w:hint="eastAsia"/>
+        </w:rPr>
+        <w:t xml:space="preserve"> </w:t>
+      </w:r>
+      <w:r>
+        <w:rPr>
+          <w:rFonts w:hint="eastAsia"/>
+        </w:rPr>
+        <w:t>记录的管理，则在它的具体子类中完成，即分别对应普通集合和固定集合的类。</w:t>
+      </w:r>
+    </w:p>
+    <w:p>
+      <w:r>
+        <w:rPr>
+          <w:rFonts w:hint="eastAsia"/>
+        </w:rPr>
+        <w:tab/>
+      </w:r>
+      <w:r>
+        <w:rPr>
+          <w:rFonts w:hint="eastAsia"/>
+        </w:rPr>
+        <w:t>相关逻辑类图如图</w:t>
+      </w:r>
+      <w:r>
+        <w:rPr>
+          <w:rFonts w:hint="eastAsia"/>
+        </w:rPr>
+        <w:t>4.2.1.1</w:t>
+      </w:r>
+      <w:r>
+        <w:rPr>
+          <w:rFonts w:hint="eastAsia"/>
+        </w:rPr>
+        <w:t>所示</w:t>
       </w:r>
     </w:p>
     <w:p>
@@ -707,11 +2295,14 @@
         <w:jc w:val="center"/>
       </w:pPr>
       <w:r>
+        <w:rPr>
+          <w:noProof/>
+        </w:rPr>
         <w:drawing>
-          <wp:inline distT="0" distB="0" distL="114300" distR="114300">
-            <wp:extent cx="3533775" cy="2326640"/>
-            <wp:effectExtent l="0" t="0" r="9525" b="16510"/>
-            <wp:docPr id="4" name="图片 4"/>
+          <wp:inline distT="0" distB="0" distL="0" distR="0">
+            <wp:extent cx="5274310" cy="4514489"/>
+            <wp:effectExtent l="19050" t="0" r="2540" b="0"/>
+            <wp:docPr id="3" name="Picture 1"/>
             <wp:cNvGraphicFramePr>
               <a:graphicFrameLocks xmlns:a="http://schemas.openxmlformats.org/drawingml/2006/main" noChangeAspect="1"/>
             </wp:cNvGraphicFramePr>
@@ -719,21 +2310,22 @@
               <a:graphicData uri="http://schemas.openxmlformats.org/drawingml/2006/picture">
                 <pic:pic xmlns:pic="http://schemas.openxmlformats.org/drawingml/2006/picture">
                   <pic:nvPicPr>
-                    <pic:cNvPr id="4" name="图片 4"/>
+                    <pic:cNvPr id="0" name="Picture 1"/>
                     <pic:cNvPicPr>
-                      <a:picLocks noChangeAspect="1"/>
+                      <a:picLocks noChangeAspect="1" noChangeArrowheads="1"/>
                     </pic:cNvPicPr>
                   </pic:nvPicPr>
                   <pic:blipFill>
-                    <a:blip r:embed="rId4"/>
+                    <a:blip r:embed="rId6"/>
+                    <a:srcRect/>
                     <a:stretch>
                       <a:fillRect/>
                     </a:stretch>
                   </pic:blipFill>
-                  <pic:spPr>
+                  <pic:spPr bwMode="auto">
                     <a:xfrm>
                       <a:off x="0" y="0"/>
-                      <a:ext cx="3533775" cy="2326640"/>
+                      <a:ext cx="5274310" cy="4514489"/>
                     </a:xfrm>
                     <a:prstGeom prst="rect">
                       <a:avLst/>
@@ -741,7 +2333,9 @@
                     <a:noFill/>
                     <a:ln w="9525">
                       <a:noFill/>
-                      <a:miter/>
+                      <a:miter lim="800000"/>
+                      <a:headEnd/>
+                      <a:tailEnd/>
                     </a:ln>
                   </pic:spPr>
                 </pic:pic>
@@ -756,18 +2350,107 @@
         <w:jc w:val="center"/>
       </w:pPr>
       <w:r>
-        <w:t>图4.3.1 存储相关类的关系</w:t>
-      </w:r>
-      <w:bookmarkStart w:id="0" w:name="_GoBack"/>
-      <w:bookmarkEnd w:id="0"/>
-    </w:p>
-    <w:p>
-      <w:pPr>
-        <w:ind w:firstLine="420" w:firstLineChars="0"/>
+        <w:t>图</w:t>
+      </w:r>
+      <w:r>
+        <w:t>4.</w:t>
+      </w:r>
+      <w:r>
+        <w:rPr>
+          <w:rFonts w:hint="eastAsia"/>
+        </w:rPr>
+        <w:t>2</w:t>
+      </w:r>
+      <w:r>
+        <w:t>.1</w:t>
+      </w:r>
+      <w:r>
+        <w:rPr>
+          <w:rFonts w:hint="eastAsia"/>
+        </w:rPr>
+        <w:t>.1</w:t>
+      </w:r>
+      <w:r>
+        <w:t xml:space="preserve"> </w:t>
+      </w:r>
+      <w:r>
+        <w:t>存储相关</w:t>
+      </w:r>
+      <w:r>
+        <w:rPr>
+          <w:rFonts w:hint="eastAsia"/>
+        </w:rPr>
+        <w:t>逻辑</w:t>
+      </w:r>
+      <w:r>
+        <w:t>类</w:t>
+      </w:r>
+      <w:r>
+        <w:rPr>
+          <w:rFonts w:hint="eastAsia"/>
+        </w:rPr>
+        <w:t>图</w:t>
+      </w:r>
+    </w:p>
+    <w:p>
+      <w:pPr>
         <w:jc w:val="left"/>
-      </w:pPr>
-      <w:r>
-        <w:t>文件的基本结构如图4.3.2所示。</w:t>
+        <w:rPr>
+          <w:rFonts w:hint="eastAsia"/>
+        </w:rPr>
+      </w:pPr>
+      <w:r>
+        <w:rPr>
+          <w:rFonts w:hint="eastAsia"/>
+        </w:rPr>
+        <w:t>绿色部分为新增类，黄色为在现有基础上进行重构和修改的类。</w:t>
+      </w:r>
+    </w:p>
+    <w:p>
+      <w:pPr>
+        <w:pStyle w:val="Heading3"/>
+        <w:numPr>
+          <w:ilvl w:val="2"/>
+          <w:numId w:val="2"/>
+        </w:numPr>
+        <w:rPr>
+          <w:rFonts w:hint="eastAsia"/>
+        </w:rPr>
+      </w:pPr>
+      <w:r>
+        <w:rPr>
+          <w:rFonts w:hint="eastAsia"/>
+        </w:rPr>
+        <w:t>文件结构</w:t>
+      </w:r>
+    </w:p>
+    <w:p>
+      <w:pPr>
+        <w:jc w:val="left"/>
+      </w:pPr>
+      <w:r>
+        <w:t>文件的基本结构如图</w:t>
+      </w:r>
+      <w:r>
+        <w:t>4.</w:t>
+      </w:r>
+      <w:r>
+        <w:rPr>
+          <w:rFonts w:hint="eastAsia"/>
+        </w:rPr>
+        <w:t>2</w:t>
+      </w:r>
+      <w:r>
+        <w:t>.2</w:t>
+      </w:r>
+      <w:r>
+        <w:rPr>
+          <w:rFonts w:hint="eastAsia"/>
+        </w:rPr>
+        <w:t>.1</w:t>
+      </w:r>
+      <w:r>
+        <w:t>所示。</w:t>
       </w:r>
     </w:p>
     <w:p>
@@ -776,6 +2459,10 @@
         <w:jc w:val="center"/>
       </w:pPr>
       <w:r>
+        <w:rPr>
+          <w:noProof/>
+        </w:rPr>
+        <w:lastRenderedPageBreak/>
         <w:drawing>
           <wp:inline distT="0" distB="0" distL="114300" distR="114300">
             <wp:extent cx="1028700" cy="4895215"/>
@@ -794,7 +2481,7 @@
                     </pic:cNvPicPr>
                   </pic:nvPicPr>
                   <pic:blipFill>
-                    <a:blip r:embed="rId5"/>
+                    <a:blip r:embed="rId7"/>
                     <a:stretch>
                       <a:fillRect/>
                     </a:stretch>
@@ -826,7 +2513,43 @@
         <w:jc w:val="center"/>
       </w:pPr>
       <w:r>
-        <w:t>图4.3.2 顺序文件基本结构</w:t>
+        <w:t>图</w:t>
+      </w:r>
+      <w:r>
+        <w:t>4.</w:t>
+      </w:r>
+      <w:r>
+        <w:rPr>
+          <w:rFonts w:hint="eastAsia"/>
+        </w:rPr>
+        <w:t>2</w:t>
+      </w:r>
+      <w:r>
+        <w:t>.</w:t>
+      </w:r>
+      <w:r>
+        <w:rPr>
+          <w:rFonts w:hint="eastAsia"/>
+        </w:rPr>
+        <w:t>2.1</w:t>
+      </w:r>
+      <w:r>
+        <w:t xml:space="preserve"> </w:t>
+      </w:r>
+      <w:r>
+        <w:rPr>
+          <w:rFonts w:hint="eastAsia"/>
+        </w:rPr>
+        <w:t>固定</w:t>
+      </w:r>
+      <w:r>
+        <w:rPr>
+          <w:rFonts w:hint="eastAsia"/>
+        </w:rPr>
+        <w:t>集合</w:t>
+      </w:r>
+      <w:r>
+        <w:t>文件基本结构</w:t>
       </w:r>
     </w:p>
     <w:p>
@@ -843,75 +2566,750 @@
         <w:t>业务</w:t>
       </w:r>
       <w:r>
-        <w:t>数据部分。元数据部分又分为三大部分：存储单元头、SME段、MME段。</w:t>
-      </w:r>
-    </w:p>
-    <w:p>
-      <w:pPr>
-        <w:ind w:firstLine="420"/>
-        <w:rPr>
-          <w:rFonts w:hint="eastAsia"/>
-        </w:rPr>
-      </w:pPr>
-      <w:r>
-        <w:t>其中存储单元头及SME段均是利用已有结构，分别用于保存存储单元的基本信息、对存储单元中的页使用情况进行管理。MME段类似dmsStorageData中的MME段。</w:t>
-      </w:r>
-    </w:p>
-    <w:p>
-      <w:pPr>
-        <w:ind w:firstLine="420"/>
-        <w:rPr>
-          <w:rFonts w:hint="eastAsia"/>
-        </w:rPr>
-      </w:pPr>
-      <w:r>
-        <w:rPr>
-          <w:rFonts w:hint="eastAsia"/>
-        </w:rPr>
-        <w:t>与已有文件类型的一个重要区别在于,顺序文件在主从复制节点上必须做到物理上一致,即每一条记录在文件中的写入位置都完全一样。</w:t>
-      </w:r>
-    </w:p>
-    <w:p>
-      <w:pPr>
-        <w:pStyle w:val="4"/>
+        <w:t>数据部分。元数据部分又分为三大部分：存储单元头、</w:t>
+      </w:r>
+      <w:r>
+        <w:t>SME</w:t>
+      </w:r>
+      <w:r>
+        <w:t>段、</w:t>
+      </w:r>
+      <w:r>
+        <w:t>MME</w:t>
+      </w:r>
+      <w:r>
+        <w:t>段。</w:t>
+      </w:r>
+      <w:r>
+        <w:rPr>
+          <w:rFonts w:hint="eastAsia"/>
+        </w:rPr>
+        <w:t>这些段的管理全都复用当前的机制，在</w:t>
+      </w:r>
+      <w:proofErr w:type="spellStart"/>
+      <w:r>
+        <w:rPr>
+          <w:rFonts w:hint="eastAsia"/>
+        </w:rPr>
+        <w:t>dmsStorageDataCommon</w:t>
+      </w:r>
+      <w:proofErr w:type="spellEnd"/>
+      <w:r>
+        <w:rPr>
+          <w:rFonts w:hint="eastAsia"/>
+        </w:rPr>
+        <w:t>中进行管理</w:t>
+      </w:r>
+      <w:r>
+        <w:rPr>
+          <w:rFonts w:hint="eastAsia"/>
+        </w:rPr>
+        <w:t>。</w:t>
+      </w:r>
+    </w:p>
+    <w:p>
+      <w:pPr>
+        <w:pStyle w:val="Heading3"/>
         <w:numPr>
           <w:ilvl w:val="2"/>
           <w:numId w:val="2"/>
         </w:numPr>
       </w:pPr>
       <w:r>
-        <w:t>MME段结构</w:t>
+        <w:rPr>
+          <w:rFonts w:hint="eastAsia"/>
+        </w:rPr>
+        <w:t>集合元数据结构</w:t>
       </w:r>
     </w:p>
     <w:p>
       <w:pPr>
         <w:ind w:left="420" w:firstLine="420"/>
-      </w:pPr>
-      <w:r>
-        <w:t>MME段用于存放集合相关的Metadata，总大小为4M，它被切分为4096个1KB大小的元数据块MB（Metadata Block），分别对应一个存放在该存储单元中的集合。MB中包含集合的名字，起始、终止数据块、统计信息等。</w:t>
+        <w:rPr>
+          <w:rFonts w:hint="eastAsia"/>
+        </w:rPr>
+      </w:pPr>
+      <w:r>
+        <w:rPr>
+          <w:rFonts w:hint="eastAsia"/>
+        </w:rPr>
+        <w:t>集合的元数据块</w:t>
+      </w:r>
+      <w:r>
+        <w:rPr>
+          <w:rFonts w:hint="eastAsia"/>
+        </w:rPr>
+        <w:t>（</w:t>
+      </w:r>
+      <w:proofErr w:type="spellStart"/>
+      <w:r>
+        <w:rPr>
+          <w:rFonts w:hint="eastAsia"/>
+        </w:rPr>
+        <w:t>Meta</w:t>
+      </w:r>
+      <w:r>
+        <w:rPr>
+          <w:rFonts w:hint="eastAsia"/>
+        </w:rPr>
+        <w:t>data</w:t>
+      </w:r>
+      <w:r>
+        <w:rPr>
+          <w:rFonts w:hint="eastAsia"/>
+        </w:rPr>
+        <w:t>Block</w:t>
+      </w:r>
+      <w:proofErr w:type="spellEnd"/>
+      <w:r>
+        <w:rPr>
+          <w:rFonts w:hint="eastAsia"/>
+        </w:rPr>
+        <w:t>，</w:t>
+      </w:r>
+      <w:r>
+        <w:rPr>
+          <w:rFonts w:hint="eastAsia"/>
+        </w:rPr>
+        <w:t>MB</w:t>
+      </w:r>
+      <w:r>
+        <w:rPr>
+          <w:rFonts w:hint="eastAsia"/>
+        </w:rPr>
+        <w:t>）</w:t>
+      </w:r>
+      <w:r>
+        <w:t>中包含集合的名字，起始、终止数据块、统计信息等。</w:t>
       </w:r>
     </w:p>
     <w:p>
       <w:pPr>
         <w:ind w:left="420" w:firstLine="420"/>
         <w:rPr>
-          <w:color w:val="0070C0"/>
-        </w:rPr>
-      </w:pPr>
-      <w:r>
+          <w:rFonts w:hint="eastAsia"/>
+        </w:rPr>
+      </w:pPr>
+      <w:r>
+        <w:rPr>
+          <w:rFonts w:hint="eastAsia"/>
+        </w:rPr>
+        <w:t>对于固定集合，由于它新增了两个属性，即最大大小及最大记录</w:t>
+      </w:r>
+      <w:r>
+        <w:rPr>
+          <w:rFonts w:hint="eastAsia"/>
+        </w:rPr>
+        <w:t>数，同时在内部为了维护空闲块（详见块结构），因此使用</w:t>
+      </w:r>
+      <w:r>
+        <w:rPr>
+          <w:rFonts w:hint="eastAsia"/>
+        </w:rPr>
+        <w:t>MB</w:t>
+      </w:r>
+      <w:r>
+        <w:rPr>
+          <w:rFonts w:hint="eastAsia"/>
+        </w:rPr>
+        <w:t>尾部预留的空间，新增三个成员：</w:t>
+      </w:r>
+    </w:p>
+    <w:tbl>
+      <w:tblPr>
+        <w:tblStyle w:val="TableGrid"/>
+        <w:tblW w:w="0" w:type="auto"/>
+        <w:tblInd w:w="420" w:type="dxa"/>
+        <w:tblLook w:val="04A0"/>
+      </w:tblPr>
+      <w:tblGrid>
+        <w:gridCol w:w="2728"/>
+        <w:gridCol w:w="2721"/>
+        <w:gridCol w:w="2653"/>
+      </w:tblGrid>
+      <w:tr>
+        <w:tc>
+          <w:tcPr>
+            <w:tcW w:w="2840" w:type="dxa"/>
+          </w:tcPr>
+          <w:p>
+            <w:pPr>
+              <w:rPr>
+                <w:rFonts w:hint="eastAsia"/>
+              </w:rPr>
+            </w:pPr>
+            <w:r>
+              <w:rPr>
+                <w:rFonts w:hint="eastAsia"/>
+              </w:rPr>
+              <w:t>成员名</w:t>
+            </w:r>
+          </w:p>
+        </w:tc>
+        <w:tc>
+          <w:tcPr>
+            <w:tcW w:w="2841" w:type="dxa"/>
+          </w:tcPr>
+          <w:p>
+            <w:pPr>
+              <w:rPr>
+                <w:rFonts w:hint="eastAsia"/>
+              </w:rPr>
+            </w:pPr>
+            <w:r>
+              <w:rPr>
+                <w:rFonts w:hint="eastAsia"/>
+              </w:rPr>
+              <w:t>类型</w:t>
+            </w:r>
+          </w:p>
+        </w:tc>
+        <w:tc>
+          <w:tcPr>
+            <w:tcW w:w="2841" w:type="dxa"/>
+          </w:tcPr>
+          <w:p>
+            <w:pPr>
+              <w:rPr>
+                <w:rFonts w:hint="eastAsia"/>
+              </w:rPr>
+            </w:pPr>
+            <w:r>
+              <w:rPr>
+                <w:rFonts w:hint="eastAsia"/>
+              </w:rPr>
+              <w:t>含义</w:t>
+            </w:r>
+          </w:p>
+        </w:tc>
+      </w:tr>
+      <w:tr>
+        <w:tc>
+          <w:tcPr>
+            <w:tcW w:w="2840" w:type="dxa"/>
+          </w:tcPr>
+          <w:p>
+            <w:pPr>
+              <w:rPr>
+                <w:rFonts w:hint="eastAsia"/>
+              </w:rPr>
+            </w:pPr>
+            <w:r>
+              <w:rPr>
+                <w:rFonts w:hint="eastAsia"/>
+              </w:rPr>
+              <w:t>_</w:t>
+            </w:r>
+            <w:proofErr w:type="spellStart"/>
+            <w:r>
+              <w:rPr>
+                <w:rFonts w:hint="eastAsia"/>
+              </w:rPr>
+              <w:t>lastIdleExt</w:t>
+            </w:r>
+            <w:proofErr w:type="spellEnd"/>
+          </w:p>
+        </w:tc>
+        <w:tc>
+          <w:tcPr>
+            <w:tcW w:w="2841" w:type="dxa"/>
+          </w:tcPr>
+          <w:p>
+            <w:pPr>
+              <w:rPr>
+                <w:rFonts w:hint="eastAsia"/>
+              </w:rPr>
+            </w:pPr>
+            <w:proofErr w:type="spellStart"/>
+            <w:r>
+              <w:rPr>
+                <w:rFonts w:hint="eastAsia"/>
+              </w:rPr>
+              <w:t>dmsExtentID</w:t>
+            </w:r>
+            <w:proofErr w:type="spellEnd"/>
+          </w:p>
+        </w:tc>
+        <w:tc>
+          <w:tcPr>
+            <w:tcW w:w="2841" w:type="dxa"/>
+          </w:tcPr>
+          <w:p>
+            <w:pPr>
+              <w:rPr>
+                <w:rFonts w:hint="eastAsia"/>
+              </w:rPr>
+            </w:pPr>
+          </w:p>
+        </w:tc>
+      </w:tr>
+      <w:tr>
+        <w:tc>
+          <w:tcPr>
+            <w:tcW w:w="2840" w:type="dxa"/>
+          </w:tcPr>
+          <w:p>
+            <w:pPr>
+              <w:rPr>
+                <w:rFonts w:hint="eastAsia"/>
+              </w:rPr>
+            </w:pPr>
+            <w:r>
+              <w:rPr>
+                <w:rFonts w:hint="eastAsia"/>
+              </w:rPr>
+              <w:t>_</w:t>
+            </w:r>
+            <w:proofErr w:type="spellStart"/>
+            <w:r>
+              <w:rPr>
+                <w:rFonts w:hint="eastAsia"/>
+              </w:rPr>
+              <w:t>maxSize</w:t>
+            </w:r>
+            <w:proofErr w:type="spellEnd"/>
+          </w:p>
+        </w:tc>
+        <w:tc>
+          <w:tcPr>
+            <w:tcW w:w="2841" w:type="dxa"/>
+          </w:tcPr>
+          <w:p>
+            <w:pPr>
+              <w:rPr>
+                <w:rFonts w:hint="eastAsia"/>
+              </w:rPr>
+            </w:pPr>
+            <w:r>
+              <w:rPr>
+                <w:rFonts w:hint="eastAsia"/>
+              </w:rPr>
+              <w:t>INT64</w:t>
+            </w:r>
+          </w:p>
+        </w:tc>
+        <w:tc>
+          <w:tcPr>
+            <w:tcW w:w="2841" w:type="dxa"/>
+          </w:tcPr>
+          <w:p>
+            <w:pPr>
+              <w:rPr>
+                <w:rFonts w:hint="eastAsia"/>
+              </w:rPr>
+            </w:pPr>
+            <w:r>
+              <w:rPr>
+                <w:rFonts w:hint="eastAsia"/>
+              </w:rPr>
+              <w:t>集合最大</w:t>
+            </w:r>
+            <w:r>
+              <w:rPr>
+                <w:rFonts w:hint="eastAsia"/>
+              </w:rPr>
+              <w:t>大小</w:t>
+            </w:r>
+          </w:p>
+        </w:tc>
+      </w:tr>
+      <w:tr>
+        <w:tc>
+          <w:tcPr>
+            <w:tcW w:w="2840" w:type="dxa"/>
+          </w:tcPr>
+          <w:p>
+            <w:pPr>
+              <w:rPr>
+                <w:rFonts w:hint="eastAsia"/>
+              </w:rPr>
+            </w:pPr>
+            <w:r>
+              <w:rPr>
+                <w:rFonts w:hint="eastAsia"/>
+              </w:rPr>
+              <w:t>_</w:t>
+            </w:r>
+            <w:proofErr w:type="spellStart"/>
+            <w:r>
+              <w:rPr>
+                <w:rFonts w:hint="eastAsia"/>
+              </w:rPr>
+              <w:t>maxRecNum</w:t>
+            </w:r>
+            <w:proofErr w:type="spellEnd"/>
+          </w:p>
+        </w:tc>
+        <w:tc>
+          <w:tcPr>
+            <w:tcW w:w="2841" w:type="dxa"/>
+          </w:tcPr>
+          <w:p>
+            <w:pPr>
+              <w:rPr>
+                <w:rFonts w:hint="eastAsia"/>
+              </w:rPr>
+            </w:pPr>
+            <w:r>
+              <w:rPr>
+                <w:rFonts w:hint="eastAsia"/>
+              </w:rPr>
+              <w:t>INT64</w:t>
+            </w:r>
+          </w:p>
+        </w:tc>
+        <w:tc>
+          <w:tcPr>
+            <w:tcW w:w="2841" w:type="dxa"/>
+          </w:tcPr>
+          <w:p>
+            <w:pPr>
+              <w:rPr>
+                <w:rFonts w:hint="eastAsia"/>
+              </w:rPr>
+            </w:pPr>
+            <w:r>
+              <w:rPr>
+                <w:rFonts w:hint="eastAsia"/>
+              </w:rPr>
+              <w:t>集合最大记录数</w:t>
+            </w:r>
+          </w:p>
+        </w:tc>
+      </w:tr>
+    </w:tbl>
+    <w:p>
+      <w:pPr>
+        <w:ind w:left="420" w:firstLine="420"/>
+        <w:rPr>
+          <w:rFonts w:hint="eastAsia"/>
+        </w:rPr>
+      </w:pPr>
+      <w:r>
+        <w:rPr>
+          <w:rFonts w:hint="eastAsia"/>
+        </w:rPr>
+        <w:t>同时，固定集合不使用删除链表，因此不使用</w:t>
+      </w:r>
+      <w:r>
+        <w:rPr>
+          <w:rFonts w:hint="eastAsia"/>
+        </w:rPr>
+        <w:t>MB</w:t>
+      </w:r>
+      <w:r>
+        <w:rPr>
+          <w:rFonts w:hint="eastAsia"/>
+        </w:rPr>
+        <w:t>中的删除链表成员。</w:t>
+      </w:r>
+    </w:p>
+    <w:p>
+      <w:pPr>
+        <w:pStyle w:val="Heading3"/>
+        <w:numPr>
+          <w:ilvl w:val="2"/>
+          <w:numId w:val="2"/>
+        </w:numPr>
+      </w:pPr>
+      <w:r>
+        <w:lastRenderedPageBreak/>
+        <w:t>数据块结构</w:t>
+      </w:r>
+    </w:p>
+    <w:p>
+      <w:pPr>
+        <w:ind w:left="420" w:firstLine="420"/>
+      </w:pPr>
+      <w:r>
+        <w:t>元数据后是用于存放真实数据的空间，它们由一个个数据块组成。每个数据块由若干个数据页组成。对于现有的普通集合，由于它们有删除、更新等操作，会在集合的空间中产生气泡，为将他们进行有效复用，集合的空间使用删除链表的结构来进行管理。当需要插入一条新的记录时，它需要对删除链表进行遍历，直到找到合适的空闲空间。</w:t>
+      </w:r>
+    </w:p>
+    <w:p>
+      <w:pPr>
+        <w:ind w:left="420" w:firstLine="420"/>
+      </w:pPr>
+      <w:r>
+        <w:t>而对于固定集合，由于不支持更新及中间记录的删除（只支持顺序的</w:t>
+      </w:r>
+      <w:r>
+        <w:t>pop</w:t>
+      </w:r>
+      <w:r>
+        <w:t>操作），因此不存在气泡的问题。它插入记录时，只会在分配的空间的尾部进行，因此</w:t>
+      </w:r>
+      <w:r>
+        <w:rPr>
+          <w:rFonts w:hint="eastAsia"/>
+        </w:rPr>
+        <w:t>避免了对删除链表的搜索及维护，</w:t>
+      </w:r>
+      <w:r>
+        <w:rPr>
+          <w:rFonts w:hint="eastAsia"/>
+        </w:rPr>
+        <w:t>可以提供更好的</w:t>
+      </w:r>
+      <w:r>
+        <w:t>性能。</w:t>
+      </w:r>
+    </w:p>
+    <w:p>
+      <w:pPr>
+        <w:ind w:left="420" w:firstLine="420"/>
+      </w:pPr>
+      <w:r>
+        <w:t>数据块的大小以</w:t>
+      </w:r>
+      <w:r>
+        <w:t>32MB</w:t>
+      </w:r>
+      <w:r>
+        <w:t>的为单位进行分配，块的头部包含着这个块的元数据结构，包含指向其前一个及下一个块的指针，所属集合的</w:t>
+      </w:r>
+      <w:r>
+        <w:t>ID</w:t>
+      </w:r>
+      <w:r>
+        <w:t>，块内记录数，块内写入位置等。</w:t>
+      </w:r>
+    </w:p>
+    <w:p>
+      <w:pPr>
+        <w:ind w:left="420" w:firstLine="420"/>
+        <w:rPr>
+          <w:rFonts w:hint="eastAsia"/>
+        </w:rPr>
+      </w:pPr>
+      <w:r>
+        <w:t>为了保证在切主等场景下顺序文件的正确性，需要保证主从节点间文件物理上一致，即从节点上任意一条记录在文件中的写入位置，与主节点上完全一致。</w:t>
+      </w:r>
+    </w:p>
+    <w:p>
+      <w:pPr>
+        <w:ind w:left="420" w:firstLine="420"/>
+        <w:rPr>
+          <w:rFonts w:hint="eastAsia"/>
+        </w:rPr>
+      </w:pPr>
+      <w:r>
+        <w:rPr>
+          <w:rFonts w:hint="eastAsia"/>
+        </w:rPr>
+        <w:t>将一个固定集合中的块分为三类：</w:t>
+      </w:r>
+    </w:p>
+    <w:p>
+      <w:pPr>
+        <w:ind w:left="420" w:firstLine="420"/>
+        <w:rPr>
+          <w:rFonts w:hint="eastAsia"/>
+        </w:rPr>
+      </w:pPr>
+      <w:r>
+        <w:rPr>
+          <w:rFonts w:hint="eastAsia"/>
+        </w:rPr>
+        <w:t>（</w:t>
+      </w:r>
+      <w:r>
+        <w:rPr>
+          <w:rFonts w:hint="eastAsia"/>
+        </w:rPr>
+        <w:t>1</w:t>
+      </w:r>
+      <w:r>
+        <w:rPr>
+          <w:rFonts w:hint="eastAsia"/>
+        </w:rPr>
+        <w:t>）</w:t>
+      </w:r>
+      <w:r>
+        <w:rPr>
+          <w:rFonts w:hint="eastAsia"/>
+        </w:rPr>
+        <w:t>Working Extent</w:t>
+      </w:r>
+      <w:r>
+        <w:rPr>
+          <w:rFonts w:hint="eastAsia"/>
+        </w:rPr>
+        <w:t>：当前数据插入的块</w:t>
+      </w:r>
+      <w:r>
+        <w:rPr>
+          <w:rFonts w:hint="eastAsia"/>
+        </w:rPr>
+        <w:t>，也是后向</w:t>
+      </w:r>
+      <w:r>
+        <w:rPr>
+          <w:rFonts w:hint="eastAsia"/>
+        </w:rPr>
+        <w:t>pop</w:t>
+      </w:r>
+      <w:r>
+        <w:rPr>
+          <w:rFonts w:hint="eastAsia"/>
+        </w:rPr>
+        <w:t>数据的起始块</w:t>
+      </w:r>
+      <w:r>
+        <w:rPr>
+          <w:rFonts w:hint="eastAsia"/>
+        </w:rPr>
+        <w:t>。</w:t>
+      </w:r>
+    </w:p>
+    <w:p>
+      <w:pPr>
+        <w:ind w:left="420" w:firstLine="420"/>
+        <w:rPr>
+          <w:rFonts w:hint="eastAsia"/>
+        </w:rPr>
+      </w:pPr>
+      <w:r>
+        <w:rPr>
+          <w:rFonts w:hint="eastAsia"/>
+        </w:rPr>
+        <w:t>（</w:t>
+      </w:r>
+      <w:r>
+        <w:rPr>
+          <w:rFonts w:hint="eastAsia"/>
+        </w:rPr>
+        <w:t>2</w:t>
+      </w:r>
+      <w:r>
+        <w:rPr>
+          <w:rFonts w:hint="eastAsia"/>
+        </w:rPr>
+        <w:t>）</w:t>
+      </w:r>
+      <w:r>
+        <w:rPr>
+          <w:rFonts w:hint="eastAsia"/>
+        </w:rPr>
+        <w:t>Active Extent</w:t>
+      </w:r>
+      <w:r>
+        <w:rPr>
+          <w:rFonts w:hint="eastAsia"/>
+        </w:rPr>
+        <w:t>：当前包含有效数据，但不是</w:t>
+      </w:r>
+      <w:r>
+        <w:rPr>
+          <w:rFonts w:hint="eastAsia"/>
+        </w:rPr>
+        <w:t>Working Extent</w:t>
+      </w:r>
+      <w:r>
+        <w:rPr>
+          <w:rFonts w:hint="eastAsia"/>
+        </w:rPr>
+        <w:t>的块</w:t>
+      </w:r>
+      <w:r>
+        <w:rPr>
+          <w:rFonts w:hint="eastAsia"/>
+        </w:rPr>
+        <w:t>。</w:t>
+      </w:r>
+    </w:p>
+    <w:p>
+      <w:pPr>
+        <w:ind w:left="420" w:firstLine="420"/>
+        <w:rPr>
+          <w:rFonts w:hint="eastAsia"/>
+        </w:rPr>
+      </w:pPr>
+      <w:r>
+        <w:rPr>
+          <w:rFonts w:hint="eastAsia"/>
+        </w:rPr>
+        <w:t>（</w:t>
+      </w:r>
+      <w:r>
+        <w:rPr>
+          <w:rFonts w:hint="eastAsia"/>
+        </w:rPr>
+        <w:t>3</w:t>
+      </w:r>
+      <w:r>
+        <w:rPr>
+          <w:rFonts w:hint="eastAsia"/>
+        </w:rPr>
+        <w:t>）</w:t>
+      </w:r>
+      <w:r>
+        <w:rPr>
+          <w:rFonts w:hint="eastAsia"/>
+        </w:rPr>
+        <w:t>Idle Extent</w:t>
+      </w:r>
+      <w:r>
+        <w:rPr>
+          <w:rFonts w:hint="eastAsia"/>
+        </w:rPr>
+        <w:t>：空闲块，来自于</w:t>
+      </w:r>
+      <w:r>
+        <w:rPr>
+          <w:rFonts w:hint="eastAsia"/>
+        </w:rPr>
+        <w:t>pop</w:t>
+      </w:r>
+      <w:r>
+        <w:rPr>
+          <w:rFonts w:hint="eastAsia"/>
+        </w:rPr>
+        <w:t>操作，块内不包含有效数据。</w:t>
+      </w:r>
+    </w:p>
+    <w:p>
+      <w:pPr>
+        <w:ind w:left="420" w:firstLine="420"/>
+        <w:rPr>
+          <w:rFonts w:hint="eastAsia"/>
+        </w:rPr>
+      </w:pPr>
+      <w:r>
+        <w:rPr>
+          <w:rFonts w:hint="eastAsia"/>
+        </w:rPr>
+        <w:t>如图</w:t>
+      </w:r>
+      <w:r>
+        <w:rPr>
+          <w:rFonts w:hint="eastAsia"/>
+        </w:rPr>
+        <w:t>4.2.4.1</w:t>
+      </w:r>
+      <w:r>
+        <w:rPr>
+          <w:rFonts w:hint="eastAsia"/>
+        </w:rPr>
+        <w:t>所示。</w:t>
+      </w:r>
+    </w:p>
+    <w:p>
+      <w:pPr>
+        <w:ind w:left="420" w:firstLine="420"/>
+        <w:rPr>
+          <w:rFonts w:hint="eastAsia"/>
+        </w:rPr>
+      </w:pPr>
+      <w:r>
+        <w:rPr>
+          <w:rFonts w:hint="eastAsia"/>
+          <w:noProof/>
+        </w:rPr>
         <w:drawing>
-          <wp:anchor distT="0" distB="0" distL="0" distR="0" simplePos="0" relativeHeight="1024" behindDoc="0" locked="0" layoutInCell="1" allowOverlap="1">
-            <wp:simplePos x="0" y="0"/>
-            <wp:positionH relativeFrom="column">
-              <wp:align>center</wp:align>
-            </wp:positionH>
-            <wp:positionV relativeFrom="paragraph">
-              <wp:posOffset>635</wp:posOffset>
-            </wp:positionV>
-            <wp:extent cx="5007610" cy="426085"/>
-            <wp:effectExtent l="0" t="0" r="0" b="0"/>
-            <wp:wrapSquare wrapText="largest"/>
-            <wp:docPr id="2" name="Image1"/>
+          <wp:inline distT="0" distB="0" distL="0" distR="0">
+            <wp:extent cx="5274310" cy="1623695"/>
+            <wp:effectExtent l="19050" t="0" r="2540" b="0"/>
+            <wp:docPr id="7" name="Picture 6" descr="固定集合块结构.jpg"/>
             <wp:cNvGraphicFramePr>
               <a:graphicFrameLocks xmlns:a="http://schemas.openxmlformats.org/drawingml/2006/main" noChangeAspect="1"/>
             </wp:cNvGraphicFramePr>
@@ -919,13 +3317,11 @@
               <a:graphicData uri="http://schemas.openxmlformats.org/drawingml/2006/picture">
                 <pic:pic xmlns:pic="http://schemas.openxmlformats.org/drawingml/2006/picture">
                   <pic:nvPicPr>
-                    <pic:cNvPr id="2" name="Image1"/>
-                    <pic:cNvPicPr>
-                      <a:picLocks noChangeAspect="1" noChangeArrowheads="1"/>
-                    </pic:cNvPicPr>
+                    <pic:cNvPr id="0" name="固定集合块结构.jpg"/>
+                    <pic:cNvPicPr/>
                   </pic:nvPicPr>
                   <pic:blipFill>
-                    <a:blip r:embed="rId6"/>
+                    <a:blip r:embed="rId8"/>
                     <a:stretch>
                       <a:fillRect/>
                     </a:stretch>
@@ -933,7 +3329,7 @@
                   <pic:spPr>
                     <a:xfrm>
                       <a:off x="0" y="0"/>
-                      <a:ext cx="5007610" cy="426085"/>
+                      <a:ext cx="5274310" cy="1623695"/>
                     </a:xfrm>
                     <a:prstGeom prst="rect">
                       <a:avLst/>
@@ -942,154 +3338,93 @@
                 </pic:pic>
               </a:graphicData>
             </a:graphic>
-          </wp:anchor>
+          </wp:inline>
         </w:drawing>
       </w:r>
-      <w:r>
-        <w:t>固定集合也使用之前的MB结构，但相比普通集合的元数据，固定集合内部不使用删除链表来管理空间</w:t>
-      </w:r>
-      <w:r>
-        <w:rPr>
-          <w:color w:val="00000A"/>
-        </w:rPr>
-        <w:t>。</w:t>
-      </w:r>
     </w:p>
     <w:p>
       <w:pPr>
         <w:ind w:left="420" w:firstLine="420"/>
-      </w:pPr>
-      <w:r>
-        <w:t>集合所使用的块使用双向链表串连起来，在MB中保存第一个和最后一个块的地址，最后一个块即当前写入的块， 结合块上的写入位置，就能得出当前可供写入记录的RID。</w:t>
-      </w:r>
-    </w:p>
-    <w:p>
-      <w:pPr>
-        <w:pStyle w:val="4"/>
+        <w:rPr>
+          <w:rFonts w:hint="eastAsia"/>
+        </w:rPr>
+      </w:pPr>
+      <w:r>
+        <w:rPr>
+          <w:rFonts w:hint="eastAsia"/>
+        </w:rPr>
+        <w:tab/>
+      </w:r>
+      <w:r>
+        <w:rPr>
+          <w:rFonts w:hint="eastAsia"/>
+        </w:rPr>
+        <w:tab/>
+      </w:r>
+      <w:r>
+        <w:rPr>
+          <w:rFonts w:hint="eastAsia"/>
+        </w:rPr>
+        <w:tab/>
+      </w:r>
+      <w:r>
+        <w:rPr>
+          <w:rFonts w:hint="eastAsia"/>
+        </w:rPr>
+        <w:tab/>
+      </w:r>
+      <w:r>
+        <w:rPr>
+          <w:rFonts w:hint="eastAsia"/>
+        </w:rPr>
+        <w:tab/>
+      </w:r>
+      <w:r>
+        <w:rPr>
+          <w:rFonts w:hint="eastAsia"/>
+        </w:rPr>
+        <w:tab/>
+      </w:r>
+      <w:r>
+        <w:rPr>
+          <w:rFonts w:hint="eastAsia"/>
+        </w:rPr>
+        <w:tab/>
+      </w:r>
+      <w:r>
+        <w:rPr>
+          <w:rFonts w:hint="eastAsia"/>
+        </w:rPr>
+        <w:tab/>
+      </w:r>
+      <w:r>
+        <w:rPr>
+          <w:rFonts w:hint="eastAsia"/>
+        </w:rPr>
+        <w:t>图</w:t>
+      </w:r>
+      <w:r>
+        <w:rPr>
+          <w:rFonts w:hint="eastAsia"/>
+        </w:rPr>
+        <w:t xml:space="preserve">4.2.4.1 </w:t>
+      </w:r>
+      <w:r>
+        <w:rPr>
+          <w:rFonts w:hint="eastAsia"/>
+        </w:rPr>
+        <w:t>固定集合块结构</w:t>
+      </w:r>
+    </w:p>
+    <w:p>
+      <w:pPr>
+        <w:pStyle w:val="Heading3"/>
         <w:numPr>
           <w:ilvl w:val="2"/>
           <w:numId w:val="2"/>
         </w:numPr>
       </w:pPr>
       <w:r>
-        <w:t>数据块结构</w:t>
-      </w:r>
-    </w:p>
-    <w:p>
-      <w:pPr>
-        <w:ind w:left="420" w:firstLine="420"/>
-      </w:pPr>
-      <w:r>
-        <w:t>元数据后是用于存放真实数据的空间，它们由一个个数据块组成。每个数据块由若干个数据页组成。对于现有的普通集合，由于它们有删除、更新等操作，会在集合的空间中产生气泡，为将他们进行有效复用，集合的空间使用删除链表的结构来进行管理。当需要插入一条新的记录时，它需要对删除链表进行遍历，直到找到合适的空闲空间。</w:t>
-      </w:r>
-    </w:p>
-    <w:p>
-      <w:pPr>
-        <w:ind w:left="420" w:firstLine="420"/>
-      </w:pPr>
-      <w:r>
-        <w:t>而对于固定集合，由于不支持更新及中间记录的删除（只支持顺序的pop操作），因此不存在气泡的问题。它插入记录时，只会在分配的空间的尾部进行，因此比使用删除链表具有更好的性能。</w:t>
-      </w:r>
-    </w:p>
-    <w:p>
-      <w:pPr>
-        <w:ind w:left="420" w:firstLine="420"/>
-      </w:pPr>
-      <w:r>
-        <w:t>数据块的大小以32MB的为单位进行分配，块的头部包含着这个块的元数据结构，包含指向其前一个及下一个块的指针，所属集合的ID，块内记录数，块内写入位置等。</w:t>
-      </w:r>
-    </w:p>
-    <w:p>
-      <w:pPr>
-        <w:ind w:left="420" w:firstLine="420"/>
-      </w:pPr>
-      <w:r>
-        <w:t>为了保证在切主等场景下顺序文件的正确性，需要保证主从节点间文件物理上一致，即从节点上任意一条记录在文件中的写入位置，与主节点上完全一致。因此在主节点上生成复制日志时，需要带上插入记录的插入位置信息。由于从节点上的并发重放机制，主节点上的多个插入日志的重放顺序，有可能和主节点上执行操作的顺序不一致，因此通过此机制来保证记录在块内的位置一致。</w:t>
-      </w:r>
-    </w:p>
-    <w:p>
-      <w:pPr>
-        <w:ind w:left="420" w:firstLine="420"/>
-      </w:pPr>
-      <w:r>
-        <w:t>一个比较复杂的场景是在插入过程中需要分配新的块。当重放一条插入操作时，根据其中的位置信息判断出其所对应的块还没有生成，而此时已分配的块中可能还有空间，但是供其它记录使用的，因此此时需要触发申请新的块的操作，申请成功后写入记录。</w:t>
-      </w:r>
-    </w:p>
-    <w:p>
-      <w:pPr>
-        <w:ind w:left="420" w:firstLine="420"/>
-      </w:pPr>
-      <w:r>
-        <w:t>当需要pop数据时，则进行块扫描，按记录在块内的顺序逐个进行pop。</w:t>
-      </w:r>
-    </w:p>
-    <w:p>
-      <w:pPr>
-        <w:ind w:left="420" w:firstLine="420"/>
-      </w:pPr>
-      <w:r>
-        <w:t>一个集合的MB及其数据块的关系如下图所示。</w:t>
-      </w:r>
-    </w:p>
-    <w:p>
-      <w:pPr>
-        <w:ind w:left="420" w:firstLine="420"/>
-        <w:jc w:val="center"/>
-      </w:pPr>
-      <w:r>
-        <w:drawing>
-          <wp:inline distT="0" distB="0" distL="114300" distR="114300">
-            <wp:extent cx="2571115" cy="4828540"/>
-            <wp:effectExtent l="0" t="0" r="635" b="10160"/>
-            <wp:docPr id="12" name="图片 12"/>
-            <wp:cNvGraphicFramePr>
-              <a:graphicFrameLocks xmlns:a="http://schemas.openxmlformats.org/drawingml/2006/main" noChangeAspect="1"/>
-            </wp:cNvGraphicFramePr>
-            <a:graphic xmlns:a="http://schemas.openxmlformats.org/drawingml/2006/main">
-              <a:graphicData uri="http://schemas.openxmlformats.org/drawingml/2006/picture">
-                <pic:pic xmlns:pic="http://schemas.openxmlformats.org/drawingml/2006/picture">
-                  <pic:nvPicPr>
-                    <pic:cNvPr id="12" name="图片 12"/>
-                    <pic:cNvPicPr>
-                      <a:picLocks noChangeAspect="1"/>
-                    </pic:cNvPicPr>
-                  </pic:nvPicPr>
-                  <pic:blipFill>
-                    <a:blip r:embed="rId7"/>
-                    <a:stretch>
-                      <a:fillRect/>
-                    </a:stretch>
-                  </pic:blipFill>
-                  <pic:spPr>
-                    <a:xfrm>
-                      <a:off x="0" y="0"/>
-                      <a:ext cx="2571115" cy="4828540"/>
-                    </a:xfrm>
-                    <a:prstGeom prst="rect">
-                      <a:avLst/>
-                    </a:prstGeom>
-                    <a:noFill/>
-                    <a:ln w="9525">
-                      <a:noFill/>
-                      <a:miter/>
-                    </a:ln>
-                  </pic:spPr>
-                </pic:pic>
-              </a:graphicData>
-            </a:graphic>
-          </wp:inline>
-        </w:drawing>
-      </w:r>
-    </w:p>
-    <w:p>
-      <w:pPr>
-        <w:pStyle w:val="4"/>
-        <w:numPr>
-          <w:ilvl w:val="2"/>
-          <w:numId w:val="2"/>
-        </w:numPr>
-      </w:pPr>
-      <w:r>
         <w:t>数据记录结构</w:t>
       </w:r>
     </w:p>
@@ -1098,12 +3433,12 @@
         <w:ind w:firstLine="420"/>
       </w:pPr>
       <w:r>
-        <w:t>重用现在的数据记录的格式。需要分别在数据块、集合层面定义记录的操作接口。</w:t>
-      </w:r>
-    </w:p>
-    <w:p>
-      <w:pPr>
-        <w:pStyle w:val="3"/>
+        <w:t>与现有的记录格式类似，但不使用记录链表指针。因为在固定集合中，所有记录物理上顺序排列，且中间不存在气泡，因此通过偏移即可取块内数据。</w:t>
+      </w:r>
+    </w:p>
+    <w:p>
+      <w:pPr>
+        <w:pStyle w:val="Heading2"/>
         <w:numPr>
           <w:ilvl w:val="1"/>
           <w:numId w:val="2"/>
@@ -1125,9 +3460,6 @@
     <w:p>
       <w:pPr>
         <w:ind w:firstLine="420"/>
-        <w:rPr>
-          <w:rFonts w:hint="eastAsia"/>
-        </w:rPr>
       </w:pPr>
       <w:r>
         <w:t>全文索引需要保存的数据主要有两部分：索引定义和待索引数据。定义跟现有的索引一样，在索引文件的保留块中存储，而待索引数据则使用新设计的固定集合存储。</w:t>
@@ -1143,14 +3475,13 @@
       <w:pPr>
         <w:ind w:firstLine="420"/>
         <w:jc w:val="center"/>
-        <w:rPr>
-          <w:rFonts w:hint="eastAsia"/>
-        </w:rPr>
-      </w:pPr>
-      <w:r>
-        <w:rPr>
-          <w:rFonts w:hint="eastAsia"/>
-        </w:rPr>
+      </w:pPr>
+      <w:r>
+        <w:rPr>
+          <w:rFonts w:hint="eastAsia"/>
+          <w:noProof/>
+        </w:rPr>
+        <w:lastRenderedPageBreak/>
         <w:drawing>
           <wp:inline distT="0" distB="0" distL="0" distR="0">
             <wp:extent cx="3945255" cy="5427980"/>
@@ -1169,10 +3500,10 @@
                     </pic:cNvPicPr>
                   </pic:nvPicPr>
                   <pic:blipFill>
-                    <a:blip r:embed="rId8" cstate="print">
+                    <a:blip r:embed="rId9" cstate="print">
                       <a:extLst>
                         <a:ext uri="{28A0092B-C50C-407E-A947-70E740481C1C}">
-                          <a14:useLocalDpi xmlns:a14="http://schemas.microsoft.com/office/drawing/2010/main" val="0"/>
+                          <a14:useLocalDpi xmlns:a14="http://schemas.microsoft.com/office/drawing/2010/main" xmlns:wps="http://schemas.microsoft.com/office/word/2010/wordprocessingShape" xmlns:wpi="http://schemas.microsoft.com/office/word/2010/wordprocessingInk" xmlns:wpg="http://schemas.microsoft.com/office/word/2010/wordprocessingGroup" xmlns:w15="http://schemas.microsoft.com/office/word/2012/wordml" xmlns:w14="http://schemas.microsoft.com/office/word/2010/wordml" xmlns:w="http://schemas.openxmlformats.org/wordprocessingml/2006/main" xmlns:w10="urn:schemas-microsoft-com:office:word" xmlns:wp14="http://schemas.microsoft.com/office/word/2010/wordprocessingDrawing" xmlns:v="urn:schemas-microsoft-com:vml" xmlns:o="urn:schemas-microsoft-com:office:office" xmlns:mv="urn:schemas-microsoft-com:mac:vml" xmlns:mc="http://schemas.openxmlformats.org/markup-compatibility/2006" xmlns:mo="http://schemas.microsoft.com/office/mac/office/2008/main" xmlns:wpc="http://schemas.microsoft.com/office/word/2010/wordprocessingCanvas" xmlns="" val="0"/>
                         </a:ext>
                       </a:extLst>
                     </a:blip>
@@ -1199,14 +3530,11 @@
     <w:p>
       <w:pPr>
         <w:ind w:firstLine="420"/>
-        <w:rPr>
-          <w:rFonts w:hint="eastAsia"/>
-        </w:rPr>
-      </w:pPr>
-    </w:p>
-    <w:p>
-      <w:pPr>
-        <w:pStyle w:val="3"/>
+      </w:pPr>
+    </w:p>
+    <w:p>
+      <w:pPr>
+        <w:pStyle w:val="Heading2"/>
         <w:numPr>
           <w:ilvl w:val="1"/>
           <w:numId w:val="2"/>
@@ -1221,7 +3549,25 @@
         <w:ind w:firstLine="420"/>
       </w:pPr>
       <w:r>
-        <w:t>固定集合也按照现在的机制，通过复制日志的方式来完成主从之间的数据复制。但从实现层面来讲，顺序文件有其特点：主从之间顺序文件要保证最终物理一致，即每一条记录在主节点上的文件和从节点上的文件上的插入位置完全一致。而普通集合是无法保证这一点的。普通集合的复制日志中只包含操作类型及数据等信息，它在从节点上可能会与其它日志并发重放，因此从节点上块的分布、记录的位置等是不保证和主节点上一致的。但固定集合则要求基物理顺序必需一致。因此必须在日志中包含记录的插入位置（RID）。另外由于新插入记录时可能触发新的块分布，为保证从节点上分配的块的大小与主节点完全一致，在日志中还需要包含所在块的大小。</w:t>
+        <w:t>固定集合也按照现在的机制，通</w:t>
+      </w:r>
+      <w:r>
+        <w:t>过复制日志的方式来完成主从之间的数据复制。但从实现层面来讲，</w:t>
+      </w:r>
+      <w:r>
+        <w:rPr>
+          <w:rFonts w:hint="eastAsia"/>
+        </w:rPr>
+        <w:t>固定集合</w:t>
+      </w:r>
+      <w:r>
+        <w:t>文件有其特点：主从之间顺序文件要保证最终物理一致，即每一条记录在主节点上的文件和从节点上的文件上的插入位置完全一致。而普通集合是无法保证这一点的。普通集合的复制日志中只包含操作类型及数据等信息，它在从节点上可能会与其它日志并发重放，因此从节点上块的分布、记录的位置等是不保证和主节点上一致的。但固定集合则要求基物理顺序必需一致。因此必须在日志中包含记录的插入位置（</w:t>
+      </w:r>
+      <w:r>
+        <w:t>RID</w:t>
+      </w:r>
+      <w:r>
+        <w:t>）。另外由于新插入记录时可能触发新的块分布，为保证从节点上分配的块的大小与主节点完全一致，在日志中还需要包含所在块的大小。</w:t>
       </w:r>
     </w:p>
     <w:p>
@@ -1229,23 +3575,111 @@
         <w:ind w:firstLine="420"/>
       </w:pPr>
       <w:r>
-        <w:t>当直接使用固定集合时，会单独写日志，与现在的机制一样，但在全文索引的使用场合中，需要将日志整合到data的日志中。因此需要在内部设置一个开关，控制在顺序文件中是否写日志。</w:t>
-      </w:r>
-    </w:p>
-    <w:p>
-      <w:pPr>
-        <w:pStyle w:val="3"/>
+        <w:t>当直接使用固定集合时，会单独写日志，与现在的机制一样，但在全文索引的使用场合中，需要将日志整合到</w:t>
+      </w:r>
+      <w:r>
+        <w:t>data</w:t>
+      </w:r>
+      <w:r>
+        <w:t>的日志中。因此需要在内部设置一个开关，控制在顺序文件中是否写日志。</w:t>
+      </w:r>
+    </w:p>
+    <w:p>
+      <w:pPr>
+        <w:ind w:firstLine="420"/>
+      </w:pPr>
+    </w:p>
+    <w:p>
+      <w:pPr>
+        <w:ind w:firstLine="420"/>
+      </w:pPr>
+      <w:r>
+        <w:lastRenderedPageBreak/>
+        <w:t>p</w:t>
+      </w:r>
+      <w:r>
+        <w:rPr>
+          <w:rFonts w:hint="eastAsia"/>
+        </w:rPr>
+        <w:t>op</w:t>
+      </w:r>
+      <w:r>
+        <w:rPr>
+          <w:rFonts w:hint="eastAsia"/>
+        </w:rPr>
+        <w:t>操作的复制日志结构：</w:t>
+      </w:r>
+    </w:p>
+    <w:p>
+      <w:pPr>
+        <w:ind w:firstLine="420"/>
+      </w:pPr>
+      <w:r>
+        <w:tab/>
+      </w:r>
+    </w:p>
+    <w:p>
+      <w:pPr>
+        <w:ind w:firstLine="420"/>
+      </w:pPr>
+      <w:r>
+        <w:rPr>
+          <w:noProof/>
+        </w:rPr>
+        <w:drawing>
+          <wp:inline distT="0" distB="0" distL="0" distR="0">
+            <wp:extent cx="4403725" cy="623026"/>
+            <wp:effectExtent l="0" t="0" r="0" b="12065"/>
+            <wp:docPr id="1" name="图片 1"/>
+            <wp:cNvGraphicFramePr>
+              <a:graphicFrameLocks xmlns:a="http://schemas.openxmlformats.org/drawingml/2006/main" noChangeAspect="1"/>
+            </wp:cNvGraphicFramePr>
+            <a:graphic xmlns:a="http://schemas.openxmlformats.org/drawingml/2006/main">
+              <a:graphicData uri="http://schemas.openxmlformats.org/drawingml/2006/picture">
+                <pic:pic xmlns:pic="http://schemas.openxmlformats.org/drawingml/2006/picture">
+                  <pic:nvPicPr>
+                    <pic:cNvPr id="1" name=""/>
+                    <pic:cNvPicPr/>
+                  </pic:nvPicPr>
+                  <pic:blipFill>
+                    <a:blip r:embed="rId10"/>
+                    <a:stretch>
+                      <a:fillRect/>
+                    </a:stretch>
+                  </pic:blipFill>
+                  <pic:spPr>
+                    <a:xfrm>
+                      <a:off x="0" y="0"/>
+                      <a:ext cx="4539668" cy="642259"/>
+                    </a:xfrm>
+                    <a:prstGeom prst="rect">
+                      <a:avLst/>
+                    </a:prstGeom>
+                  </pic:spPr>
+                </pic:pic>
+              </a:graphicData>
+            </a:graphic>
+          </wp:inline>
+        </w:drawing>
+      </w:r>
+    </w:p>
+    <w:p>
+      <w:pPr>
+        <w:pStyle w:val="Heading2"/>
         <w:numPr>
+          <w:ilvl w:val="1"/>
           <w:numId w:val="2"/>
         </w:numPr>
       </w:pPr>
+      <w:bookmarkStart w:id="0" w:name="_GoBack"/>
+      <w:bookmarkEnd w:id="0"/>
       <w:r>
         <w:t>关键流程</w:t>
       </w:r>
     </w:p>
     <w:p>
       <w:pPr>
-        <w:pStyle w:val="4"/>
+        <w:pStyle w:val="Heading3"/>
         <w:numPr>
           <w:ilvl w:val="2"/>
           <w:numId w:val="2"/>
@@ -1256,8 +3690,10 @@
       </w:r>
     </w:p>
     <w:p>
-      <w:pPr/>
-      <w:r>
+      <w:r>
+        <w:rPr>
+          <w:noProof/>
+        </w:rPr>
         <w:drawing>
           <wp:inline distT="0" distB="0" distL="114300" distR="114300">
             <wp:extent cx="5273675" cy="3663950"/>
@@ -1276,7 +3712,7 @@
                     </pic:cNvPicPr>
                   </pic:nvPicPr>
                   <pic:blipFill>
-                    <a:blip r:embed="rId9"/>
+                    <a:blip r:embed="rId11"/>
                     <a:stretch>
                       <a:fillRect/>
                     </a:stretch>
@@ -1304,7 +3740,7 @@
     </w:p>
     <w:p>
       <w:pPr>
-        <w:pStyle w:val="4"/>
+        <w:pStyle w:val="Heading3"/>
         <w:numPr>
           <w:ilvl w:val="2"/>
           <w:numId w:val="2"/>
@@ -1315,25 +3751,28 @@
       </w:r>
     </w:p>
     <w:p>
-      <w:pPr/>
       <w:r>
         <w:t>在创建好固定集合空间后，创建固定集合的流程与现在的类似，只是不需要使用删除链表。</w:t>
       </w:r>
     </w:p>
     <w:p>
       <w:pPr>
-        <w:pStyle w:val="4"/>
+        <w:pStyle w:val="Heading3"/>
         <w:numPr>
           <w:ilvl w:val="2"/>
           <w:numId w:val="2"/>
         </w:numPr>
       </w:pPr>
       <w:r>
+        <w:lastRenderedPageBreak/>
         <w:t>插入</w:t>
       </w:r>
     </w:p>
     <w:p>
       <w:r>
+        <w:rPr>
+          <w:noProof/>
+        </w:rPr>
         <w:drawing>
           <wp:inline distT="0" distB="0" distL="114300" distR="114300">
             <wp:extent cx="5273675" cy="2859405"/>
@@ -1352,7 +3791,7 @@
                     </pic:cNvPicPr>
                   </pic:nvPicPr>
                   <pic:blipFill>
-                    <a:blip r:embed="rId10"/>
+                    <a:blip r:embed="rId12"/>
                     <a:stretch>
                       <a:fillRect/>
                     </a:stretch>
@@ -1378,23 +3817,25 @@
         </w:drawing>
       </w:r>
     </w:p>
-    <w:p>
-      <w:pPr/>
-    </w:p>
-    <w:p>
-      <w:pPr>
-        <w:pStyle w:val="4"/>
+    <w:p/>
+    <w:p>
+      <w:pPr>
+        <w:pStyle w:val="Heading3"/>
         <w:numPr>
           <w:ilvl w:val="2"/>
           <w:numId w:val="2"/>
         </w:numPr>
       </w:pPr>
       <w:r>
+        <w:lastRenderedPageBreak/>
         <w:t>查询</w:t>
       </w:r>
     </w:p>
     <w:p>
       <w:r>
+        <w:rPr>
+          <w:noProof/>
+        </w:rPr>
         <w:drawing>
           <wp:inline distT="0" distB="0" distL="114300" distR="114300">
             <wp:extent cx="5273675" cy="4371340"/>
@@ -1413,7 +3854,7 @@
                     </pic:cNvPicPr>
                   </pic:nvPicPr>
                   <pic:blipFill>
-                    <a:blip r:embed="rId11"/>
+                    <a:blip r:embed="rId13"/>
                     <a:stretch>
                       <a:fillRect/>
                     </a:stretch>
@@ -1439,24 +3880,25 @@
         </w:drawing>
       </w:r>
     </w:p>
-    <w:p>
-      <w:pPr/>
-    </w:p>
-    <w:p>
-      <w:pPr>
-        <w:pStyle w:val="4"/>
+    <w:p/>
+    <w:p>
+      <w:pPr>
+        <w:pStyle w:val="Heading3"/>
         <w:numPr>
           <w:ilvl w:val="2"/>
           <w:numId w:val="2"/>
         </w:numPr>
       </w:pPr>
       <w:r>
+        <w:lastRenderedPageBreak/>
         <w:t>pop</w:t>
       </w:r>
     </w:p>
     <w:p>
-      <w:pPr/>
-      <w:r>
+      <w:r>
+        <w:rPr>
+          <w:noProof/>
+        </w:rPr>
         <w:drawing>
           <wp:inline distT="0" distB="0" distL="114300" distR="114300">
             <wp:extent cx="5273675" cy="2914015"/>
@@ -1475,7 +3917,7 @@
                     </pic:cNvPicPr>
                   </pic:nvPicPr>
                   <pic:blipFill>
-                    <a:blip r:embed="rId12"/>
+                    <a:blip r:embed="rId14"/>
                     <a:stretch>
                       <a:fillRect/>
                     </a:stretch>
@@ -1503,7 +3945,7 @@
     </w:p>
     <w:p>
       <w:pPr>
-        <w:pStyle w:val="2"/>
+        <w:pStyle w:val="Heading1"/>
         <w:numPr>
           <w:ilvl w:val="0"/>
           <w:numId w:val="2"/>
@@ -1513,12 +3955,10 @@
         <w:t>遗留问题</w:t>
       </w:r>
     </w:p>
-    <w:p>
-      <w:pPr/>
-    </w:p>
-    <w:p>
-      <w:pPr>
-        <w:pStyle w:val="2"/>
+    <w:p/>
+    <w:p>
+      <w:pPr>
+        <w:pStyle w:val="Heading1"/>
         <w:numPr>
           <w:ilvl w:val="0"/>
           <w:numId w:val="2"/>
@@ -1530,24 +3970,10 @@
     </w:p>
     <w:tbl>
       <w:tblPr>
-        <w:tblStyle w:val="21"/>
+        <w:tblStyle w:val="TableGrid"/>
         <w:tblW w:w="8522" w:type="dxa"/>
-        <w:tblInd w:w="0" w:type="dxa"/>
-        <w:tblBorders>
-          <w:top w:val="single" w:color="auto" w:sz="4" w:space="0"/>
-          <w:left w:val="single" w:color="auto" w:sz="4" w:space="0"/>
-          <w:bottom w:val="single" w:color="auto" w:sz="4" w:space="0"/>
-          <w:right w:val="single" w:color="auto" w:sz="4" w:space="0"/>
-          <w:insideH w:val="single" w:color="auto" w:sz="4" w:space="0"/>
-          <w:insideV w:val="single" w:color="auto" w:sz="4" w:space="0"/>
-        </w:tblBorders>
         <w:tblLayout w:type="fixed"/>
-        <w:tblCellMar>
-          <w:top w:w="0" w:type="dxa"/>
-          <w:left w:w="108" w:type="dxa"/>
-          <w:bottom w:w="0" w:type="dxa"/>
-          <w:right w:w="108" w:type="dxa"/>
-        </w:tblCellMar>
+        <w:tblLook w:val="04A0"/>
       </w:tblPr>
       <w:tblGrid>
         <w:gridCol w:w="2130"/>
@@ -1566,14 +3992,12 @@
               <w:rPr>
                 <w:b/>
                 <w:bCs/>
-                <w:vertAlign w:val="baseline"/>
               </w:rPr>
             </w:pPr>
             <w:r>
               <w:rPr>
                 <w:b/>
                 <w:bCs/>
-                <w:vertAlign w:val="baseline"/>
               </w:rPr>
               <w:t>用例编号</w:t>
             </w:r>
@@ -1589,14 +4013,12 @@
               <w:rPr>
                 <w:b/>
                 <w:bCs/>
-                <w:vertAlign w:val="baseline"/>
               </w:rPr>
             </w:pPr>
             <w:r>
               <w:rPr>
                 <w:b/>
                 <w:bCs/>
-                <w:vertAlign w:val="baseline"/>
               </w:rPr>
               <w:t>用例名称</w:t>
             </w:r>
@@ -1612,14 +4034,12 @@
               <w:rPr>
                 <w:b/>
                 <w:bCs/>
-                <w:vertAlign w:val="baseline"/>
               </w:rPr>
             </w:pPr>
             <w:r>
               <w:rPr>
                 <w:b/>
                 <w:bCs/>
-                <w:vertAlign w:val="baseline"/>
               </w:rPr>
               <w:t>用例操作步骤</w:t>
             </w:r>
@@ -1635,14 +4055,12 @@
               <w:rPr>
                 <w:b/>
                 <w:bCs/>
-                <w:vertAlign w:val="baseline"/>
               </w:rPr>
             </w:pPr>
             <w:r>
               <w:rPr>
                 <w:b/>
                 <w:bCs/>
-                <w:vertAlign w:val="baseline"/>
               </w:rPr>
               <w:t>期望结果</w:t>
             </w:r>
@@ -1657,18 +4075,8 @@
           <w:p>
             <w:pPr>
               <w:jc w:val="center"/>
-              <w:rPr>
-                <w:b w:val="0"/>
-                <w:bCs w:val="0"/>
-                <w:vertAlign w:val="baseline"/>
-              </w:rPr>
             </w:pPr>
             <w:r>
-              <w:rPr>
-                <w:b w:val="0"/>
-                <w:bCs w:val="0"/>
-                <w:vertAlign w:val="baseline"/>
-              </w:rPr>
               <w:t>1</w:t>
             </w:r>
           </w:p>
@@ -1680,19 +4088,15 @@
           <w:p>
             <w:pPr>
               <w:jc w:val="left"/>
-              <w:rPr>
-                <w:b w:val="0"/>
-                <w:bCs w:val="0"/>
-                <w:vertAlign w:val="baseline"/>
-              </w:rPr>
             </w:pPr>
             <w:r>
-              <w:rPr>
-                <w:b w:val="0"/>
-                <w:bCs w:val="0"/>
-                <w:vertAlign w:val="baseline"/>
-              </w:rPr>
-              <w:t>创建/删除固定集合空间</w:t>
+              <w:t>创建</w:t>
+            </w:r>
+            <w:r>
+              <w:t>/</w:t>
+            </w:r>
+            <w:r>
+              <w:t>删除固定集合空间</w:t>
             </w:r>
           </w:p>
         </w:tc>
@@ -1706,7 +4110,6 @@
               <w:rPr>
                 <w:b/>
                 <w:bCs/>
-                <w:vertAlign w:val="baseline"/>
               </w:rPr>
             </w:pPr>
           </w:p>
@@ -1721,7 +4124,6 @@
               <w:rPr>
                 <w:b/>
                 <w:bCs/>
-                <w:vertAlign w:val="baseline"/>
               </w:rPr>
             </w:pPr>
           </w:p>
@@ -1735,14 +4137,8 @@
           <w:p>
             <w:pPr>
               <w:jc w:val="center"/>
-              <w:rPr>
-                <w:vertAlign w:val="baseline"/>
-              </w:rPr>
             </w:pPr>
             <w:r>
-              <w:rPr>
-                <w:vertAlign w:val="baseline"/>
-              </w:rPr>
               <w:t>2</w:t>
             </w:r>
           </w:p>
@@ -1754,14 +4150,8 @@
           <w:p>
             <w:pPr>
               <w:jc w:val="left"/>
-              <w:rPr>
-                <w:vertAlign w:val="baseline"/>
-              </w:rPr>
             </w:pPr>
             <w:r>
-              <w:rPr>
-                <w:vertAlign w:val="baseline"/>
-              </w:rPr>
               <w:t>创建、删除固定集合</w:t>
             </w:r>
           </w:p>
@@ -1773,9 +4163,6 @@
           <w:p>
             <w:pPr>
               <w:jc w:val="left"/>
-              <w:rPr>
-                <w:vertAlign w:val="baseline"/>
-              </w:rPr>
             </w:pPr>
           </w:p>
         </w:tc>
@@ -1786,9 +4173,6 @@
           <w:p>
             <w:pPr>
               <w:jc w:val="left"/>
-              <w:rPr>
-                <w:vertAlign w:val="baseline"/>
-              </w:rPr>
             </w:pPr>
           </w:p>
         </w:tc>
@@ -1801,14 +4185,8 @@
           <w:p>
             <w:pPr>
               <w:jc w:val="center"/>
-              <w:rPr>
-                <w:vertAlign w:val="baseline"/>
-              </w:rPr>
             </w:pPr>
             <w:r>
-              <w:rPr>
-                <w:vertAlign w:val="baseline"/>
-              </w:rPr>
               <w:t>3</w:t>
             </w:r>
           </w:p>
@@ -1820,14 +4198,8 @@
           <w:p>
             <w:pPr>
               <w:jc w:val="left"/>
-              <w:rPr>
-                <w:vertAlign w:val="baseline"/>
-              </w:rPr>
             </w:pPr>
             <w:r>
-              <w:rPr>
-                <w:vertAlign w:val="baseline"/>
-              </w:rPr>
               <w:t>固定集合中插入数据</w:t>
             </w:r>
           </w:p>
@@ -1839,9 +4211,6 @@
           <w:p>
             <w:pPr>
               <w:jc w:val="left"/>
-              <w:rPr>
-                <w:vertAlign w:val="baseline"/>
-              </w:rPr>
             </w:pPr>
           </w:p>
         </w:tc>
@@ -1852,9 +4221,6 @@
           <w:p>
             <w:pPr>
               <w:jc w:val="left"/>
-              <w:rPr>
-                <w:vertAlign w:val="baseline"/>
-              </w:rPr>
             </w:pPr>
           </w:p>
         </w:tc>
@@ -1867,14 +4233,8 @@
           <w:p>
             <w:pPr>
               <w:jc w:val="center"/>
-              <w:rPr>
-                <w:vertAlign w:val="baseline"/>
-              </w:rPr>
             </w:pPr>
             <w:r>
-              <w:rPr>
-                <w:vertAlign w:val="baseline"/>
-              </w:rPr>
               <w:t>4</w:t>
             </w:r>
           </w:p>
@@ -1886,15 +4246,15 @@
           <w:p>
             <w:pPr>
               <w:jc w:val="left"/>
-              <w:rPr>
-                <w:vertAlign w:val="baseline"/>
-              </w:rPr>
             </w:pPr>
             <w:r>
-              <w:rPr>
-                <w:vertAlign w:val="baseline"/>
-              </w:rPr>
-              <w:t>固定集合中pop数据</w:t>
+              <w:t>固定集合中</w:t>
+            </w:r>
+            <w:r>
+              <w:t>pop</w:t>
+            </w:r>
+            <w:r>
+              <w:t>数据</w:t>
             </w:r>
           </w:p>
         </w:tc>
@@ -1905,9 +4265,6 @@
           <w:p>
             <w:pPr>
               <w:jc w:val="left"/>
-              <w:rPr>
-                <w:vertAlign w:val="baseline"/>
-              </w:rPr>
             </w:pPr>
           </w:p>
         </w:tc>
@@ -1918,9 +4275,6 @@
           <w:p>
             <w:pPr>
               <w:jc w:val="left"/>
-              <w:rPr>
-                <w:vertAlign w:val="baseline"/>
-              </w:rPr>
             </w:pPr>
           </w:p>
         </w:tc>
@@ -1933,14 +4287,8 @@
           <w:p>
             <w:pPr>
               <w:jc w:val="center"/>
-              <w:rPr>
-                <w:vertAlign w:val="baseline"/>
-              </w:rPr>
             </w:pPr>
             <w:r>
-              <w:rPr>
-                <w:vertAlign w:val="baseline"/>
-              </w:rPr>
               <w:t>5</w:t>
             </w:r>
           </w:p>
@@ -1952,14 +4300,8 @@
           <w:p>
             <w:pPr>
               <w:jc w:val="left"/>
-              <w:rPr>
-                <w:vertAlign w:val="baseline"/>
-              </w:rPr>
             </w:pPr>
             <w:r>
-              <w:rPr>
-                <w:vertAlign w:val="baseline"/>
-              </w:rPr>
               <w:t>固定集合约束验证（不能更新、删除数据等）</w:t>
             </w:r>
           </w:p>
@@ -1971,9 +4313,6 @@
           <w:p>
             <w:pPr>
               <w:jc w:val="left"/>
-              <w:rPr>
-                <w:vertAlign w:val="baseline"/>
-              </w:rPr>
             </w:pPr>
           </w:p>
         </w:tc>
@@ -1984,9 +4323,6 @@
           <w:p>
             <w:pPr>
               <w:jc w:val="left"/>
-              <w:rPr>
-                <w:vertAlign w:val="baseline"/>
-              </w:rPr>
             </w:pPr>
           </w:p>
         </w:tc>
@@ -1999,14 +4335,8 @@
           <w:p>
             <w:pPr>
               <w:jc w:val="center"/>
-              <w:rPr>
-                <w:vertAlign w:val="baseline"/>
-              </w:rPr>
             </w:pPr>
             <w:r>
-              <w:rPr>
-                <w:vertAlign w:val="baseline"/>
-              </w:rPr>
               <w:t>6</w:t>
             </w:r>
           </w:p>
@@ -2018,14 +4348,8 @@
           <w:p>
             <w:pPr>
               <w:jc w:val="left"/>
-              <w:rPr>
-                <w:vertAlign w:val="baseline"/>
-              </w:rPr>
             </w:pPr>
             <w:r>
-              <w:rPr>
-                <w:vertAlign w:val="baseline"/>
-              </w:rPr>
               <w:t>测试固定集合的插入性能</w:t>
             </w:r>
           </w:p>
@@ -2037,9 +4361,6 @@
           <w:p>
             <w:pPr>
               <w:jc w:val="left"/>
-              <w:rPr>
-                <w:vertAlign w:val="baseline"/>
-              </w:rPr>
             </w:pPr>
           </w:p>
         </w:tc>
@@ -2050,44 +4371,322 @@
           <w:p>
             <w:pPr>
               <w:jc w:val="left"/>
-              <w:rPr>
-                <w:vertAlign w:val="baseline"/>
-              </w:rPr>
             </w:pPr>
           </w:p>
         </w:tc>
       </w:tr>
     </w:tbl>
-    <w:p>
-      <w:pPr/>
-    </w:p>
-    <w:p>
-      <w:pPr/>
-    </w:p>
-    <w:p>
-      <w:pPr/>
-    </w:p>
+    <w:p/>
+    <w:p/>
+    <w:p/>
+    <w:p/>
+    <w:p>
+      <w:r>
+        <w:t>讨论：</w:t>
+      </w:r>
+    </w:p>
+    <w:p>
+      <w:r>
+        <w:t xml:space="preserve">11.17 </w:t>
+      </w:r>
+      <w:r>
+        <w:t>关于</w:t>
+      </w:r>
+      <w:proofErr w:type="spellStart"/>
+      <w:r>
+        <w:t>dms</w:t>
+      </w:r>
+      <w:proofErr w:type="spellEnd"/>
+      <w:r>
+        <w:t>层的抽象</w:t>
+      </w:r>
+    </w:p>
+    <w:p>
+      <w:r>
+        <w:t>可以考虑在</w:t>
+      </w:r>
+      <w:proofErr w:type="spellStart"/>
+      <w:r>
+        <w:t>dmsStorageData</w:t>
+      </w:r>
+      <w:proofErr w:type="spellEnd"/>
+      <w:r>
+        <w:t>的上层再封装一个桥接</w:t>
+      </w:r>
+      <w:r>
+        <w:t>data</w:t>
+      </w:r>
+      <w:r>
+        <w:t>层，</w:t>
+      </w:r>
+      <w:r>
+        <w:t>data</w:t>
+      </w:r>
+      <w:r>
+        <w:t>和</w:t>
+      </w:r>
+      <w:r>
+        <w:t>capped data</w:t>
+      </w:r>
+      <w:r>
+        <w:t>都从它继</w:t>
+      </w:r>
+      <w:r>
+        <w:lastRenderedPageBreak/>
+        <w:t>承。桥接层中可读文件头，确定文件类型，然后</w:t>
+      </w:r>
+      <w:r>
+        <w:t>new</w:t>
+      </w:r>
+      <w:r>
+        <w:t>出对应的</w:t>
+      </w:r>
+      <w:r>
+        <w:t>data</w:t>
+      </w:r>
+      <w:r>
+        <w:t>对象。</w:t>
+      </w:r>
+    </w:p>
+    <w:p>
+      <w:r>
+        <w:t>要尽量少修改，修改全流程的代价太高；</w:t>
+      </w:r>
+    </w:p>
+    <w:p>
+      <w:r>
+        <w:t>要关注性能，加桥接不能都用虚函数，底层太多虚函数影响性能。</w:t>
+      </w:r>
+    </w:p>
+    <w:p/>
+    <w:p>
+      <w:r>
+        <w:t>PS</w:t>
+      </w:r>
+      <w:r>
+        <w:t>：</w:t>
+      </w:r>
+    </w:p>
+    <w:p>
+      <w:r>
+        <w:t>由于文件结构的不同，在上面扫描记录的方式也不一样，因此</w:t>
+      </w:r>
+      <w:proofErr w:type="spellStart"/>
+      <w:r>
+        <w:t>extentScanner</w:t>
+      </w:r>
+      <w:proofErr w:type="spellEnd"/>
+      <w:r>
+        <w:t>需要进行扩展，使具有顺序扫描的能力。</w:t>
+      </w:r>
+    </w:p>
+    <w:p/>
+    <w:p/>
+    <w:p/>
+    <w:p>
+      <w:r>
+        <w:t xml:space="preserve">Idle extent </w:t>
+      </w:r>
+    </w:p>
+    <w:p>
+      <w:r>
+        <w:rPr>
+          <w:rFonts w:hint="eastAsia"/>
+        </w:rPr>
+        <w:t>记录都被</w:t>
+      </w:r>
+      <w:r>
+        <w:rPr>
+          <w:rFonts w:hint="eastAsia"/>
+        </w:rPr>
+        <w:t>pop</w:t>
+      </w:r>
+      <w:r>
+        <w:rPr>
+          <w:rFonts w:hint="eastAsia"/>
+        </w:rPr>
+        <w:t>完之后，</w:t>
+      </w:r>
+      <w:r>
+        <w:rPr>
+          <w:rFonts w:hint="eastAsia"/>
+        </w:rPr>
+        <w:t>extent</w:t>
+      </w:r>
+      <w:r>
+        <w:rPr>
+          <w:rFonts w:hint="eastAsia"/>
+        </w:rPr>
+        <w:t>成为</w:t>
+      </w:r>
+      <w:r>
+        <w:rPr>
+          <w:rFonts w:hint="eastAsia"/>
+        </w:rPr>
+        <w:t>idle</w:t>
+      </w:r>
+      <w:r>
+        <w:rPr>
+          <w:rFonts w:hint="eastAsia"/>
+        </w:rPr>
+        <w:t>。</w:t>
+      </w:r>
+    </w:p>
+    <w:p>
+      <w:r>
+        <w:rPr>
+          <w:rFonts w:hint="eastAsia"/>
+        </w:rPr>
+        <w:t>它不会立即被重用，而是保留在头部，直到达到</w:t>
+      </w:r>
+      <w:r>
+        <w:rPr>
+          <w:rFonts w:hint="eastAsia"/>
+        </w:rPr>
+        <w:t>4</w:t>
+      </w:r>
+      <w:r>
+        <w:rPr>
+          <w:rFonts w:hint="eastAsia"/>
+        </w:rPr>
+        <w:t>个，然后一次性转移到尾部，这是为了尽可少地破坏块的连续性。</w:t>
+      </w:r>
+    </w:p>
+    <w:p/>
     <w:sectPr>
       <w:pgSz w:w="11906" w:h="16838"/>
       <w:pgMar w:top="1440" w:right="1800" w:bottom="1440" w:left="1800" w:header="0" w:footer="0" w:gutter="0"/>
-      <w:cols w:space="720" w:num="1"/>
+      <w:cols w:space="720"/>
       <w:formProt w:val="0"/>
-      <w:docGrid w:type="lines" w:linePitch="312" w:charSpace="0"/>
+      <w:docGrid w:type="lines" w:linePitch="312"/>
     </w:sectPr>
   </w:body>
 </w:document>
 </file>
 
 <file path=word/numbering.xml><?xml version="1.0" encoding="utf-8"?>
-<w:numbering xmlns:wpc="http://schemas.microsoft.com/office/word/2010/wordprocessingCanvas" xmlns:mc="http://schemas.openxmlformats.org/markup-compatibility/2006" xmlns:o="urn:schemas-microsoft-com:office:office" xmlns:r="http://schemas.openxmlformats.org/officeDocument/2006/relationships" xmlns:m="http://schemas.openxmlformats.org/officeDocument/2006/math" xmlns:v="urn:schemas-microsoft-com:vml" xmlns:wp14="http://schemas.microsoft.com/office/word/2010/wordprocessingDrawing" xmlns:wp="http://schemas.openxmlformats.org/drawingml/2006/wordprocessingDrawing" xmlns:w10="urn:schemas-microsoft-com:office:word" xmlns:w="http://schemas.openxmlformats.org/wordprocessingml/2006/main" xmlns:w14="http://schemas.microsoft.com/office/word/2010/wordml" xmlns:wpg="http://schemas.microsoft.com/office/word/2010/wordprocessingGroup" xmlns:wpi="http://schemas.microsoft.com/office/word/2010/wordprocessingInk" xmlns:wne="http://schemas.microsoft.com/office/word/2006/wordml" xmlns:wps="http://schemas.microsoft.com/office/word/2010/wordprocessingShape" mc:Ignorable="w14 wp14">
-  <w:abstractNum w:abstractNumId="1004741759">
+<w:numbering xmlns:ve="http://schemas.openxmlformats.org/markup-compatibility/2006" xmlns:o="urn:schemas-microsoft-com:office:office" xmlns:r="http://schemas.openxmlformats.org/officeDocument/2006/relationships" xmlns:m="http://schemas.openxmlformats.org/officeDocument/2006/math" xmlns:v="urn:schemas-microsoft-com:vml" xmlns:wp="http://schemas.openxmlformats.org/drawingml/2006/wordprocessingDrawing" xmlns:w10="urn:schemas-microsoft-com:office:word" xmlns:w="http://schemas.openxmlformats.org/wordprocessingml/2006/main" xmlns:wne="http://schemas.microsoft.com/office/word/2006/wordml">
+  <w:abstractNum w:abstractNumId="0">
+    <w:nsid w:val="19660818"/>
+    <w:multiLevelType w:val="hybridMultilevel"/>
+    <w:tmpl w:val="91D4D71C"/>
+    <w:lvl w:ilvl="0" w:tplc="0409000B">
+      <w:start w:val="1"/>
+      <w:numFmt w:val="bullet"/>
+      <w:lvlText w:val=""/>
+      <w:lvlJc w:val="left"/>
+      <w:pPr>
+        <w:ind w:left="480" w:hanging="480"/>
+      </w:pPr>
+      <w:rPr>
+        <w:rFonts w:ascii="Wingdings" w:hAnsi="Wingdings" w:hint="default"/>
+      </w:rPr>
+    </w:lvl>
+    <w:lvl w:ilvl="1" w:tplc="04090003" w:tentative="1">
+      <w:start w:val="1"/>
+      <w:numFmt w:val="bullet"/>
+      <w:lvlText w:val=""/>
+      <w:lvlJc w:val="left"/>
+      <w:pPr>
+        <w:ind w:left="960" w:hanging="480"/>
+      </w:pPr>
+      <w:rPr>
+        <w:rFonts w:ascii="Wingdings" w:hAnsi="Wingdings" w:hint="default"/>
+      </w:rPr>
+    </w:lvl>
+    <w:lvl w:ilvl="2" w:tplc="04090005" w:tentative="1">
+      <w:start w:val="1"/>
+      <w:numFmt w:val="bullet"/>
+      <w:lvlText w:val=""/>
+      <w:lvlJc w:val="left"/>
+      <w:pPr>
+        <w:ind w:left="1440" w:hanging="480"/>
+      </w:pPr>
+      <w:rPr>
+        <w:rFonts w:ascii="Wingdings" w:hAnsi="Wingdings" w:hint="default"/>
+      </w:rPr>
+    </w:lvl>
+    <w:lvl w:ilvl="3" w:tplc="04090001" w:tentative="1">
+      <w:start w:val="1"/>
+      <w:numFmt w:val="bullet"/>
+      <w:lvlText w:val=""/>
+      <w:lvlJc w:val="left"/>
+      <w:pPr>
+        <w:ind w:left="1920" w:hanging="480"/>
+      </w:pPr>
+      <w:rPr>
+        <w:rFonts w:ascii="Wingdings" w:hAnsi="Wingdings" w:hint="default"/>
+      </w:rPr>
+    </w:lvl>
+    <w:lvl w:ilvl="4" w:tplc="04090003" w:tentative="1">
+      <w:start w:val="1"/>
+      <w:numFmt w:val="bullet"/>
+      <w:lvlText w:val=""/>
+      <w:lvlJc w:val="left"/>
+      <w:pPr>
+        <w:ind w:left="2400" w:hanging="480"/>
+      </w:pPr>
+      <w:rPr>
+        <w:rFonts w:ascii="Wingdings" w:hAnsi="Wingdings" w:hint="default"/>
+      </w:rPr>
+    </w:lvl>
+    <w:lvl w:ilvl="5" w:tplc="04090005" w:tentative="1">
+      <w:start w:val="1"/>
+      <w:numFmt w:val="bullet"/>
+      <w:lvlText w:val=""/>
+      <w:lvlJc w:val="left"/>
+      <w:pPr>
+        <w:ind w:left="2880" w:hanging="480"/>
+      </w:pPr>
+      <w:rPr>
+        <w:rFonts w:ascii="Wingdings" w:hAnsi="Wingdings" w:hint="default"/>
+      </w:rPr>
+    </w:lvl>
+    <w:lvl w:ilvl="6" w:tplc="04090001" w:tentative="1">
+      <w:start w:val="1"/>
+      <w:numFmt w:val="bullet"/>
+      <w:lvlText w:val=""/>
+      <w:lvlJc w:val="left"/>
+      <w:pPr>
+        <w:ind w:left="3360" w:hanging="480"/>
+      </w:pPr>
+      <w:rPr>
+        <w:rFonts w:ascii="Wingdings" w:hAnsi="Wingdings" w:hint="default"/>
+      </w:rPr>
+    </w:lvl>
+    <w:lvl w:ilvl="7" w:tplc="04090003" w:tentative="1">
+      <w:start w:val="1"/>
+      <w:numFmt w:val="bullet"/>
+      <w:lvlText w:val=""/>
+      <w:lvlJc w:val="left"/>
+      <w:pPr>
+        <w:ind w:left="3840" w:hanging="480"/>
+      </w:pPr>
+      <w:rPr>
+        <w:rFonts w:ascii="Wingdings" w:hAnsi="Wingdings" w:hint="default"/>
+      </w:rPr>
+    </w:lvl>
+    <w:lvl w:ilvl="8" w:tplc="04090005" w:tentative="1">
+      <w:start w:val="1"/>
+      <w:numFmt w:val="bullet"/>
+      <w:lvlText w:val=""/>
+      <w:lvlJc w:val="left"/>
+      <w:pPr>
+        <w:ind w:left="4320" w:hanging="480"/>
+      </w:pPr>
+      <w:rPr>
+        <w:rFonts w:ascii="Wingdings" w:hAnsi="Wingdings" w:hint="default"/>
+      </w:rPr>
+    </w:lvl>
+  </w:abstractNum>
+  <w:abstractNum w:abstractNumId="1">
     <w:nsid w:val="3BE3247F"/>
     <w:multiLevelType w:val="multilevel"/>
     <w:tmpl w:val="3BE3247F"/>
     <w:lvl w:ilvl="0" w:tentative="1">
       <w:start w:val="1"/>
       <w:numFmt w:val="decimal"/>
-      <w:pStyle w:val="2"/>
+      <w:pStyle w:val="Heading1"/>
       <w:lvlText w:val="%1"/>
       <w:lvlJc w:val="left"/>
       <w:pPr>
@@ -2097,17 +4696,17 @@
     <w:lvl w:ilvl="1" w:tentative="1">
       <w:start w:val="1"/>
       <w:numFmt w:val="decimal"/>
-      <w:pStyle w:val="3"/>
+      <w:pStyle w:val="Heading2"/>
       <w:lvlText w:val="%1.%2"/>
       <w:lvlJc w:val="left"/>
       <w:pPr>
         <w:ind w:left="576" w:hanging="576"/>
       </w:pPr>
     </w:lvl>
-    <w:lvl w:ilvl="2" w:tentative="1">
+    <w:lvl w:ilvl="2">
       <w:start w:val="1"/>
       <w:numFmt w:val="decimal"/>
-      <w:pStyle w:val="4"/>
+      <w:pStyle w:val="Heading3"/>
       <w:lvlText w:val="%1.%2.%3"/>
       <w:lvlJc w:val="left"/>
       <w:pPr>
@@ -2117,7 +4716,7 @@
     <w:lvl w:ilvl="3" w:tentative="1">
       <w:start w:val="1"/>
       <w:numFmt w:val="decimal"/>
-      <w:pStyle w:val="5"/>
+      <w:pStyle w:val="Heading4"/>
       <w:lvlText w:val="%1.%2.%3.%4"/>
       <w:lvlJc w:val="left"/>
       <w:pPr>
@@ -2127,7 +4726,7 @@
     <w:lvl w:ilvl="4" w:tentative="1">
       <w:start w:val="1"/>
       <w:numFmt w:val="decimal"/>
-      <w:pStyle w:val="6"/>
+      <w:pStyle w:val="Heading5"/>
       <w:lvlText w:val="%1.%2.%3.%4.%5"/>
       <w:lvlJc w:val="left"/>
       <w:pPr>
@@ -2137,7 +4736,7 @@
     <w:lvl w:ilvl="5" w:tentative="1">
       <w:start w:val="1"/>
       <w:numFmt w:val="decimal"/>
-      <w:pStyle w:val="7"/>
+      <w:pStyle w:val="Heading6"/>
       <w:lvlText w:val="%1.%2.%3.%4.%5.%6"/>
       <w:lvlJc w:val="left"/>
       <w:pPr>
@@ -2147,7 +4746,7 @@
     <w:lvl w:ilvl="6" w:tentative="1">
       <w:start w:val="1"/>
       <w:numFmt w:val="decimal"/>
-      <w:pStyle w:val="8"/>
+      <w:pStyle w:val="Heading7"/>
       <w:lvlText w:val="%1.%2.%3.%4.%5.%6.%7"/>
       <w:lvlJc w:val="left"/>
       <w:pPr>
@@ -2157,7 +4756,7 @@
     <w:lvl w:ilvl="7" w:tentative="1">
       <w:start w:val="1"/>
       <w:numFmt w:val="decimal"/>
-      <w:pStyle w:val="9"/>
+      <w:pStyle w:val="Heading8"/>
       <w:lvlText w:val="%1.%2.%3.%4.%5.%6.%7.%8"/>
       <w:lvlJc w:val="left"/>
       <w:pPr>
@@ -2167,7 +4766,7 @@
     <w:lvl w:ilvl="8" w:tentative="1">
       <w:start w:val="1"/>
       <w:numFmt w:val="decimal"/>
-      <w:pStyle w:val="10"/>
+      <w:pStyle w:val="Heading9"/>
       <w:lvlText w:val="%1.%2.%3.%4.%5.%6.%7.%8.%9"/>
       <w:lvlJc w:val="left"/>
       <w:pPr>
@@ -2175,11 +4774,11 @@
       </w:pPr>
     </w:lvl>
   </w:abstractNum>
-  <w:abstractNum w:abstractNumId="1478829829">
+  <w:abstractNum w:abstractNumId="2">
     <w:nsid w:val="58252705"/>
     <w:multiLevelType w:val="multilevel"/>
     <w:tmpl w:val="58252705"/>
-    <w:lvl w:ilvl="0" w:tentative="1">
+    <w:lvl w:ilvl="0">
       <w:start w:val="1"/>
       <w:numFmt w:val="decimal"/>
       <w:lvlText w:val="%1."/>
@@ -2191,7 +4790,7 @@
         <w:ind w:left="432" w:hanging="432"/>
       </w:pPr>
     </w:lvl>
-    <w:lvl w:ilvl="1" w:tentative="1">
+    <w:lvl w:ilvl="1">
       <w:start w:val="1"/>
       <w:numFmt w:val="decimal"/>
       <w:lvlText w:val="%1.%2."/>
@@ -2203,7 +4802,7 @@
         <w:ind w:left="575" w:hanging="575"/>
       </w:pPr>
     </w:lvl>
-    <w:lvl w:ilvl="2" w:tentative="1">
+    <w:lvl w:ilvl="2">
       <w:start w:val="1"/>
       <w:numFmt w:val="decimal"/>
       <w:lvlText w:val="%1.%2.%3."/>
@@ -2288,23 +4887,11 @@
       </w:pPr>
     </w:lvl>
   </w:abstractNum>
-  <w:abstractNum w:abstractNumId="1479107007">
-    <w:nsid w:val="582961BF"/>
-    <w:multiLevelType w:val="singleLevel"/>
-    <w:tmpl w:val="582961BF"/>
-    <w:lvl w:ilvl="0" w:tentative="1">
-      <w:start w:val="1"/>
-      <w:numFmt w:val="decimal"/>
-      <w:suff w:val="nothing"/>
-      <w:lvlText w:val="（%1）"/>
-      <w:lvlJc w:val="left"/>
-    </w:lvl>
-  </w:abstractNum>
-  <w:abstractNum w:abstractNumId="1478829840">
+  <w:abstractNum w:abstractNumId="3">
     <w:nsid w:val="58252710"/>
     <w:multiLevelType w:val="multilevel"/>
     <w:tmpl w:val="58252710"/>
-    <w:lvl w:ilvl="0" w:tentative="1">
+    <w:lvl w:ilvl="0">
       <w:start w:val="1"/>
       <w:numFmt w:val="decimal"/>
       <w:suff w:val="nothing"/>
@@ -2411,307 +4998,763 @@
       </w:pPr>
     </w:lvl>
   </w:abstractNum>
+  <w:abstractNum w:abstractNumId="4">
+    <w:nsid w:val="582961BF"/>
+    <w:multiLevelType w:val="singleLevel"/>
+    <w:tmpl w:val="582961BF"/>
+    <w:lvl w:ilvl="0">
+      <w:start w:val="1"/>
+      <w:numFmt w:val="decimal"/>
+      <w:suff w:val="nothing"/>
+      <w:lvlText w:val="（%1）"/>
+      <w:lvlJc w:val="left"/>
+    </w:lvl>
+  </w:abstractNum>
+  <w:abstractNum w:abstractNumId="5">
+    <w:nsid w:val="5F8E02BB"/>
+    <w:multiLevelType w:val="hybridMultilevel"/>
+    <w:tmpl w:val="81483980"/>
+    <w:lvl w:ilvl="0" w:tplc="04090001">
+      <w:start w:val="1"/>
+      <w:numFmt w:val="bullet"/>
+      <w:lvlText w:val=""/>
+      <w:lvlJc w:val="left"/>
+      <w:pPr>
+        <w:ind w:left="1320" w:hanging="480"/>
+      </w:pPr>
+      <w:rPr>
+        <w:rFonts w:ascii="Wingdings" w:hAnsi="Wingdings" w:hint="default"/>
+      </w:rPr>
+    </w:lvl>
+    <w:lvl w:ilvl="1" w:tplc="04090003" w:tentative="1">
+      <w:start w:val="1"/>
+      <w:numFmt w:val="bullet"/>
+      <w:lvlText w:val=""/>
+      <w:lvlJc w:val="left"/>
+      <w:pPr>
+        <w:ind w:left="1800" w:hanging="480"/>
+      </w:pPr>
+      <w:rPr>
+        <w:rFonts w:ascii="Wingdings" w:hAnsi="Wingdings" w:hint="default"/>
+      </w:rPr>
+    </w:lvl>
+    <w:lvl w:ilvl="2" w:tplc="04090005" w:tentative="1">
+      <w:start w:val="1"/>
+      <w:numFmt w:val="bullet"/>
+      <w:lvlText w:val=""/>
+      <w:lvlJc w:val="left"/>
+      <w:pPr>
+        <w:ind w:left="2280" w:hanging="480"/>
+      </w:pPr>
+      <w:rPr>
+        <w:rFonts w:ascii="Wingdings" w:hAnsi="Wingdings" w:hint="default"/>
+      </w:rPr>
+    </w:lvl>
+    <w:lvl w:ilvl="3" w:tplc="04090001" w:tentative="1">
+      <w:start w:val="1"/>
+      <w:numFmt w:val="bullet"/>
+      <w:lvlText w:val=""/>
+      <w:lvlJc w:val="left"/>
+      <w:pPr>
+        <w:ind w:left="2760" w:hanging="480"/>
+      </w:pPr>
+      <w:rPr>
+        <w:rFonts w:ascii="Wingdings" w:hAnsi="Wingdings" w:hint="default"/>
+      </w:rPr>
+    </w:lvl>
+    <w:lvl w:ilvl="4" w:tplc="04090003" w:tentative="1">
+      <w:start w:val="1"/>
+      <w:numFmt w:val="bullet"/>
+      <w:lvlText w:val=""/>
+      <w:lvlJc w:val="left"/>
+      <w:pPr>
+        <w:ind w:left="3240" w:hanging="480"/>
+      </w:pPr>
+      <w:rPr>
+        <w:rFonts w:ascii="Wingdings" w:hAnsi="Wingdings" w:hint="default"/>
+      </w:rPr>
+    </w:lvl>
+    <w:lvl w:ilvl="5" w:tplc="04090005" w:tentative="1">
+      <w:start w:val="1"/>
+      <w:numFmt w:val="bullet"/>
+      <w:lvlText w:val=""/>
+      <w:lvlJc w:val="left"/>
+      <w:pPr>
+        <w:ind w:left="3720" w:hanging="480"/>
+      </w:pPr>
+      <w:rPr>
+        <w:rFonts w:ascii="Wingdings" w:hAnsi="Wingdings" w:hint="default"/>
+      </w:rPr>
+    </w:lvl>
+    <w:lvl w:ilvl="6" w:tplc="04090001" w:tentative="1">
+      <w:start w:val="1"/>
+      <w:numFmt w:val="bullet"/>
+      <w:lvlText w:val=""/>
+      <w:lvlJc w:val="left"/>
+      <w:pPr>
+        <w:ind w:left="4200" w:hanging="480"/>
+      </w:pPr>
+      <w:rPr>
+        <w:rFonts w:ascii="Wingdings" w:hAnsi="Wingdings" w:hint="default"/>
+      </w:rPr>
+    </w:lvl>
+    <w:lvl w:ilvl="7" w:tplc="04090003" w:tentative="1">
+      <w:start w:val="1"/>
+      <w:numFmt w:val="bullet"/>
+      <w:lvlText w:val=""/>
+      <w:lvlJc w:val="left"/>
+      <w:pPr>
+        <w:ind w:left="4680" w:hanging="480"/>
+      </w:pPr>
+      <w:rPr>
+        <w:rFonts w:ascii="Wingdings" w:hAnsi="Wingdings" w:hint="default"/>
+      </w:rPr>
+    </w:lvl>
+    <w:lvl w:ilvl="8" w:tplc="04090005" w:tentative="1">
+      <w:start w:val="1"/>
+      <w:numFmt w:val="bullet"/>
+      <w:lvlText w:val=""/>
+      <w:lvlJc w:val="left"/>
+      <w:pPr>
+        <w:ind w:left="5160" w:hanging="480"/>
+      </w:pPr>
+      <w:rPr>
+        <w:rFonts w:ascii="Wingdings" w:hAnsi="Wingdings" w:hint="default"/>
+      </w:rPr>
+    </w:lvl>
+  </w:abstractNum>
+  <w:abstractNum w:abstractNumId="6">
+    <w:nsid w:val="68902B46"/>
+    <w:multiLevelType w:val="hybridMultilevel"/>
+    <w:tmpl w:val="BD064068"/>
+    <w:lvl w:ilvl="0" w:tplc="04090001">
+      <w:start w:val="1"/>
+      <w:numFmt w:val="bullet"/>
+      <w:lvlText w:val=""/>
+      <w:lvlJc w:val="left"/>
+      <w:pPr>
+        <w:ind w:left="1320" w:hanging="480"/>
+      </w:pPr>
+      <w:rPr>
+        <w:rFonts w:ascii="Wingdings" w:hAnsi="Wingdings" w:hint="default"/>
+      </w:rPr>
+    </w:lvl>
+    <w:lvl w:ilvl="1" w:tplc="04090003" w:tentative="1">
+      <w:start w:val="1"/>
+      <w:numFmt w:val="bullet"/>
+      <w:lvlText w:val=""/>
+      <w:lvlJc w:val="left"/>
+      <w:pPr>
+        <w:ind w:left="1800" w:hanging="480"/>
+      </w:pPr>
+      <w:rPr>
+        <w:rFonts w:ascii="Wingdings" w:hAnsi="Wingdings" w:hint="default"/>
+      </w:rPr>
+    </w:lvl>
+    <w:lvl w:ilvl="2" w:tplc="04090005" w:tentative="1">
+      <w:start w:val="1"/>
+      <w:numFmt w:val="bullet"/>
+      <w:lvlText w:val=""/>
+      <w:lvlJc w:val="left"/>
+      <w:pPr>
+        <w:ind w:left="2280" w:hanging="480"/>
+      </w:pPr>
+      <w:rPr>
+        <w:rFonts w:ascii="Wingdings" w:hAnsi="Wingdings" w:hint="default"/>
+      </w:rPr>
+    </w:lvl>
+    <w:lvl w:ilvl="3" w:tplc="04090001" w:tentative="1">
+      <w:start w:val="1"/>
+      <w:numFmt w:val="bullet"/>
+      <w:lvlText w:val=""/>
+      <w:lvlJc w:val="left"/>
+      <w:pPr>
+        <w:ind w:left="2760" w:hanging="480"/>
+      </w:pPr>
+      <w:rPr>
+        <w:rFonts w:ascii="Wingdings" w:hAnsi="Wingdings" w:hint="default"/>
+      </w:rPr>
+    </w:lvl>
+    <w:lvl w:ilvl="4" w:tplc="04090003" w:tentative="1">
+      <w:start w:val="1"/>
+      <w:numFmt w:val="bullet"/>
+      <w:lvlText w:val=""/>
+      <w:lvlJc w:val="left"/>
+      <w:pPr>
+        <w:ind w:left="3240" w:hanging="480"/>
+      </w:pPr>
+      <w:rPr>
+        <w:rFonts w:ascii="Wingdings" w:hAnsi="Wingdings" w:hint="default"/>
+      </w:rPr>
+    </w:lvl>
+    <w:lvl w:ilvl="5" w:tplc="04090005" w:tentative="1">
+      <w:start w:val="1"/>
+      <w:numFmt w:val="bullet"/>
+      <w:lvlText w:val=""/>
+      <w:lvlJc w:val="left"/>
+      <w:pPr>
+        <w:ind w:left="3720" w:hanging="480"/>
+      </w:pPr>
+      <w:rPr>
+        <w:rFonts w:ascii="Wingdings" w:hAnsi="Wingdings" w:hint="default"/>
+      </w:rPr>
+    </w:lvl>
+    <w:lvl w:ilvl="6" w:tplc="04090001" w:tentative="1">
+      <w:start w:val="1"/>
+      <w:numFmt w:val="bullet"/>
+      <w:lvlText w:val=""/>
+      <w:lvlJc w:val="left"/>
+      <w:pPr>
+        <w:ind w:left="4200" w:hanging="480"/>
+      </w:pPr>
+      <w:rPr>
+        <w:rFonts w:ascii="Wingdings" w:hAnsi="Wingdings" w:hint="default"/>
+      </w:rPr>
+    </w:lvl>
+    <w:lvl w:ilvl="7" w:tplc="04090003" w:tentative="1">
+      <w:start w:val="1"/>
+      <w:numFmt w:val="bullet"/>
+      <w:lvlText w:val=""/>
+      <w:lvlJc w:val="left"/>
+      <w:pPr>
+        <w:ind w:left="4680" w:hanging="480"/>
+      </w:pPr>
+      <w:rPr>
+        <w:rFonts w:ascii="Wingdings" w:hAnsi="Wingdings" w:hint="default"/>
+      </w:rPr>
+    </w:lvl>
+    <w:lvl w:ilvl="8" w:tplc="04090005" w:tentative="1">
+      <w:start w:val="1"/>
+      <w:numFmt w:val="bullet"/>
+      <w:lvlText w:val=""/>
+      <w:lvlJc w:val="left"/>
+      <w:pPr>
+        <w:ind w:left="5160" w:hanging="480"/>
+      </w:pPr>
+      <w:rPr>
+        <w:rFonts w:ascii="Wingdings" w:hAnsi="Wingdings" w:hint="default"/>
+      </w:rPr>
+    </w:lvl>
+  </w:abstractNum>
+  <w:abstractNum w:abstractNumId="7">
+    <w:nsid w:val="69D97299"/>
+    <w:multiLevelType w:val="hybridMultilevel"/>
+    <w:tmpl w:val="34B0A0A0"/>
+    <w:lvl w:ilvl="0" w:tplc="04090001">
+      <w:start w:val="1"/>
+      <w:numFmt w:val="bullet"/>
+      <w:lvlText w:val=""/>
+      <w:lvlJc w:val="left"/>
+      <w:pPr>
+        <w:ind w:left="900" w:hanging="480"/>
+      </w:pPr>
+      <w:rPr>
+        <w:rFonts w:ascii="Wingdings" w:hAnsi="Wingdings" w:hint="default"/>
+      </w:rPr>
+    </w:lvl>
+    <w:lvl w:ilvl="1" w:tplc="04090003" w:tentative="1">
+      <w:start w:val="1"/>
+      <w:numFmt w:val="bullet"/>
+      <w:lvlText w:val=""/>
+      <w:lvlJc w:val="left"/>
+      <w:pPr>
+        <w:ind w:left="1380" w:hanging="480"/>
+      </w:pPr>
+      <w:rPr>
+        <w:rFonts w:ascii="Wingdings" w:hAnsi="Wingdings" w:hint="default"/>
+      </w:rPr>
+    </w:lvl>
+    <w:lvl w:ilvl="2" w:tplc="04090005" w:tentative="1">
+      <w:start w:val="1"/>
+      <w:numFmt w:val="bullet"/>
+      <w:lvlText w:val=""/>
+      <w:lvlJc w:val="left"/>
+      <w:pPr>
+        <w:ind w:left="1860" w:hanging="480"/>
+      </w:pPr>
+      <w:rPr>
+        <w:rFonts w:ascii="Wingdings" w:hAnsi="Wingdings" w:hint="default"/>
+      </w:rPr>
+    </w:lvl>
+    <w:lvl w:ilvl="3" w:tplc="04090001" w:tentative="1">
+      <w:start w:val="1"/>
+      <w:numFmt w:val="bullet"/>
+      <w:lvlText w:val=""/>
+      <w:lvlJc w:val="left"/>
+      <w:pPr>
+        <w:ind w:left="2340" w:hanging="480"/>
+      </w:pPr>
+      <w:rPr>
+        <w:rFonts w:ascii="Wingdings" w:hAnsi="Wingdings" w:hint="default"/>
+      </w:rPr>
+    </w:lvl>
+    <w:lvl w:ilvl="4" w:tplc="04090003" w:tentative="1">
+      <w:start w:val="1"/>
+      <w:numFmt w:val="bullet"/>
+      <w:lvlText w:val=""/>
+      <w:lvlJc w:val="left"/>
+      <w:pPr>
+        <w:ind w:left="2820" w:hanging="480"/>
+      </w:pPr>
+      <w:rPr>
+        <w:rFonts w:ascii="Wingdings" w:hAnsi="Wingdings" w:hint="default"/>
+      </w:rPr>
+    </w:lvl>
+    <w:lvl w:ilvl="5" w:tplc="04090005" w:tentative="1">
+      <w:start w:val="1"/>
+      <w:numFmt w:val="bullet"/>
+      <w:lvlText w:val=""/>
+      <w:lvlJc w:val="left"/>
+      <w:pPr>
+        <w:ind w:left="3300" w:hanging="480"/>
+      </w:pPr>
+      <w:rPr>
+        <w:rFonts w:ascii="Wingdings" w:hAnsi="Wingdings" w:hint="default"/>
+      </w:rPr>
+    </w:lvl>
+    <w:lvl w:ilvl="6" w:tplc="04090001" w:tentative="1">
+      <w:start w:val="1"/>
+      <w:numFmt w:val="bullet"/>
+      <w:lvlText w:val=""/>
+      <w:lvlJc w:val="left"/>
+      <w:pPr>
+        <w:ind w:left="3780" w:hanging="480"/>
+      </w:pPr>
+      <w:rPr>
+        <w:rFonts w:ascii="Wingdings" w:hAnsi="Wingdings" w:hint="default"/>
+      </w:rPr>
+    </w:lvl>
+    <w:lvl w:ilvl="7" w:tplc="04090003" w:tentative="1">
+      <w:start w:val="1"/>
+      <w:numFmt w:val="bullet"/>
+      <w:lvlText w:val=""/>
+      <w:lvlJc w:val="left"/>
+      <w:pPr>
+        <w:ind w:left="4260" w:hanging="480"/>
+      </w:pPr>
+      <w:rPr>
+        <w:rFonts w:ascii="Wingdings" w:hAnsi="Wingdings" w:hint="default"/>
+      </w:rPr>
+    </w:lvl>
+    <w:lvl w:ilvl="8" w:tplc="04090005" w:tentative="1">
+      <w:start w:val="1"/>
+      <w:numFmt w:val="bullet"/>
+      <w:lvlText w:val=""/>
+      <w:lvlJc w:val="left"/>
+      <w:pPr>
+        <w:ind w:left="4740" w:hanging="480"/>
+      </w:pPr>
+      <w:rPr>
+        <w:rFonts w:ascii="Wingdings" w:hAnsi="Wingdings" w:hint="default"/>
+      </w:rPr>
+    </w:lvl>
+  </w:abstractNum>
+  <w:abstractNum w:abstractNumId="8">
+    <w:nsid w:val="75FC2818"/>
+    <w:multiLevelType w:val="hybridMultilevel"/>
+    <w:tmpl w:val="7CC6143E"/>
+    <w:lvl w:ilvl="0" w:tplc="0409000B">
+      <w:start w:val="1"/>
+      <w:numFmt w:val="bullet"/>
+      <w:lvlText w:val=""/>
+      <w:lvlJc w:val="left"/>
+      <w:pPr>
+        <w:ind w:left="900" w:hanging="480"/>
+      </w:pPr>
+      <w:rPr>
+        <w:rFonts w:ascii="Wingdings" w:hAnsi="Wingdings" w:hint="default"/>
+      </w:rPr>
+    </w:lvl>
+    <w:lvl w:ilvl="1" w:tplc="04090003" w:tentative="1">
+      <w:start w:val="1"/>
+      <w:numFmt w:val="bullet"/>
+      <w:lvlText w:val=""/>
+      <w:lvlJc w:val="left"/>
+      <w:pPr>
+        <w:ind w:left="1380" w:hanging="480"/>
+      </w:pPr>
+      <w:rPr>
+        <w:rFonts w:ascii="Wingdings" w:hAnsi="Wingdings" w:hint="default"/>
+      </w:rPr>
+    </w:lvl>
+    <w:lvl w:ilvl="2" w:tplc="04090005" w:tentative="1">
+      <w:start w:val="1"/>
+      <w:numFmt w:val="bullet"/>
+      <w:lvlText w:val=""/>
+      <w:lvlJc w:val="left"/>
+      <w:pPr>
+        <w:ind w:left="1860" w:hanging="480"/>
+      </w:pPr>
+      <w:rPr>
+        <w:rFonts w:ascii="Wingdings" w:hAnsi="Wingdings" w:hint="default"/>
+      </w:rPr>
+    </w:lvl>
+    <w:lvl w:ilvl="3" w:tplc="04090001" w:tentative="1">
+      <w:start w:val="1"/>
+      <w:numFmt w:val="bullet"/>
+      <w:lvlText w:val=""/>
+      <w:lvlJc w:val="left"/>
+      <w:pPr>
+        <w:ind w:left="2340" w:hanging="480"/>
+      </w:pPr>
+      <w:rPr>
+        <w:rFonts w:ascii="Wingdings" w:hAnsi="Wingdings" w:hint="default"/>
+      </w:rPr>
+    </w:lvl>
+    <w:lvl w:ilvl="4" w:tplc="04090003" w:tentative="1">
+      <w:start w:val="1"/>
+      <w:numFmt w:val="bullet"/>
+      <w:lvlText w:val=""/>
+      <w:lvlJc w:val="left"/>
+      <w:pPr>
+        <w:ind w:left="2820" w:hanging="480"/>
+      </w:pPr>
+      <w:rPr>
+        <w:rFonts w:ascii="Wingdings" w:hAnsi="Wingdings" w:hint="default"/>
+      </w:rPr>
+    </w:lvl>
+    <w:lvl w:ilvl="5" w:tplc="04090005" w:tentative="1">
+      <w:start w:val="1"/>
+      <w:numFmt w:val="bullet"/>
+      <w:lvlText w:val=""/>
+      <w:lvlJc w:val="left"/>
+      <w:pPr>
+        <w:ind w:left="3300" w:hanging="480"/>
+      </w:pPr>
+      <w:rPr>
+        <w:rFonts w:ascii="Wingdings" w:hAnsi="Wingdings" w:hint="default"/>
+      </w:rPr>
+    </w:lvl>
+    <w:lvl w:ilvl="6" w:tplc="04090001" w:tentative="1">
+      <w:start w:val="1"/>
+      <w:numFmt w:val="bullet"/>
+      <w:lvlText w:val=""/>
+      <w:lvlJc w:val="left"/>
+      <w:pPr>
+        <w:ind w:left="3780" w:hanging="480"/>
+      </w:pPr>
+      <w:rPr>
+        <w:rFonts w:ascii="Wingdings" w:hAnsi="Wingdings" w:hint="default"/>
+      </w:rPr>
+    </w:lvl>
+    <w:lvl w:ilvl="7" w:tplc="04090003" w:tentative="1">
+      <w:start w:val="1"/>
+      <w:numFmt w:val="bullet"/>
+      <w:lvlText w:val=""/>
+      <w:lvlJc w:val="left"/>
+      <w:pPr>
+        <w:ind w:left="4260" w:hanging="480"/>
+      </w:pPr>
+      <w:rPr>
+        <w:rFonts w:ascii="Wingdings" w:hAnsi="Wingdings" w:hint="default"/>
+      </w:rPr>
+    </w:lvl>
+    <w:lvl w:ilvl="8" w:tplc="04090005" w:tentative="1">
+      <w:start w:val="1"/>
+      <w:numFmt w:val="bullet"/>
+      <w:lvlText w:val=""/>
+      <w:lvlJc w:val="left"/>
+      <w:pPr>
+        <w:ind w:left="4740" w:hanging="480"/>
+      </w:pPr>
+      <w:rPr>
+        <w:rFonts w:ascii="Wingdings" w:hAnsi="Wingdings" w:hint="default"/>
+      </w:rPr>
+    </w:lvl>
+  </w:abstractNum>
   <w:num w:numId="1">
-    <w:abstractNumId w:val="1004741759"/>
+    <w:abstractNumId w:val="1"/>
   </w:num>
   <w:num w:numId="2">
-    <w:abstractNumId w:val="1478829829"/>
+    <w:abstractNumId w:val="2"/>
   </w:num>
   <w:num w:numId="3">
-    <w:abstractNumId w:val="1479107007"/>
+    <w:abstractNumId w:val="4"/>
   </w:num>
   <w:num w:numId="4">
-    <w:abstractNumId w:val="1478829840"/>
+    <w:abstractNumId w:val="3"/>
+  </w:num>
+  <w:num w:numId="5">
+    <w:abstractNumId w:val="6"/>
+  </w:num>
+  <w:num w:numId="6">
+    <w:abstractNumId w:val="1"/>
+    <w:lvlOverride w:ilvl="0">
+      <w:startOverride w:val="1"/>
+    </w:lvlOverride>
+    <w:lvlOverride w:ilvl="1">
+      <w:startOverride w:val="1"/>
+    </w:lvlOverride>
+    <w:lvlOverride w:ilvl="2">
+      <w:startOverride w:val="1"/>
+    </w:lvlOverride>
+    <w:lvlOverride w:ilvl="3">
+      <w:startOverride w:val="1"/>
+    </w:lvlOverride>
+    <w:lvlOverride w:ilvl="4">
+      <w:startOverride w:val="1"/>
+    </w:lvlOverride>
+    <w:lvlOverride w:ilvl="5">
+      <w:startOverride w:val="1"/>
+    </w:lvlOverride>
+    <w:lvlOverride w:ilvl="6">
+      <w:startOverride w:val="1"/>
+    </w:lvlOverride>
+    <w:lvlOverride w:ilvl="7">
+      <w:startOverride w:val="1"/>
+    </w:lvlOverride>
+    <w:lvlOverride w:ilvl="8">
+      <w:startOverride w:val="1"/>
+    </w:lvlOverride>
+  </w:num>
+  <w:num w:numId="7">
+    <w:abstractNumId w:val="1"/>
+  </w:num>
+  <w:num w:numId="8">
+    <w:abstractNumId w:val="0"/>
+  </w:num>
+  <w:num w:numId="9">
+    <w:abstractNumId w:val="7"/>
+  </w:num>
+  <w:num w:numId="10">
+    <w:abstractNumId w:val="8"/>
+  </w:num>
+  <w:num w:numId="11">
+    <w:abstractNumId w:val="5"/>
+  </w:num>
+  <w:num w:numId="12">
+    <w:abstractNumId w:val="1"/>
+  </w:num>
+  <w:num w:numId="13">
+    <w:abstractNumId w:val="1"/>
+  </w:num>
+  <w:num w:numId="14">
+    <w:abstractNumId w:val="1"/>
   </w:num>
 </w:numbering>
 </file>
 
 <file path=word/styles.xml><?xml version="1.0" encoding="utf-8"?>
-<w:styles xmlns:mc="http://schemas.openxmlformats.org/markup-compatibility/2006" xmlns:o="urn:schemas-microsoft-com:office:office" xmlns:r="http://schemas.openxmlformats.org/officeDocument/2006/relationships" xmlns:m="http://schemas.openxmlformats.org/officeDocument/2006/math" xmlns:v="urn:schemas-microsoft-com:vml" xmlns:w="http://schemas.openxmlformats.org/wordprocessingml/2006/main" xmlns:w14="http://schemas.microsoft.com/office/word/2010/wordml" xmlns:w10="urn:schemas-microsoft-com:office:word" xmlns:sl="http://schemas.openxmlformats.org/schemaLibrary/2006/main" mc:Ignorable="w14">
+<w:styles xmlns:r="http://schemas.openxmlformats.org/officeDocument/2006/relationships" xmlns:w="http://schemas.openxmlformats.org/wordprocessingml/2006/main">
   <w:docDefaults>
     <w:rPrDefault>
       <w:rPr>
-        <w:rFonts w:asciiTheme="minorHAnsi" w:hAnsiTheme="minorHAnsi" w:eastAsiaTheme="minorEastAsia" w:cstheme="minorBidi"/>
+        <w:rFonts w:asciiTheme="minorHAnsi" w:eastAsiaTheme="minorEastAsia" w:hAnsiTheme="minorHAnsi" w:cstheme="minorBidi"/>
+        <w:lang w:val="en-US" w:eastAsia="zh-CN" w:bidi="ar-SA"/>
       </w:rPr>
     </w:rPrDefault>
+    <w:pPrDefault/>
   </w:docDefaults>
-  <w:latentStyles w:count="260" w:defQFormat="0" w:defUnhideWhenUsed="1" w:defSemiHidden="1" w:defUIPriority="99" w:defLockedState="0">
-    <w:lsdException w:qFormat="1" w:unhideWhenUsed="0" w:uiPriority="0" w:semiHidden="0" w:name="Normal"/>
-    <w:lsdException w:qFormat="1" w:unhideWhenUsed="0" w:uiPriority="0" w:semiHidden="0" w:name="heading 1"/>
-    <w:lsdException w:qFormat="1" w:uiPriority="0" w:semiHidden="0" w:name="heading 2"/>
-    <w:lsdException w:qFormat="1" w:uiPriority="0" w:semiHidden="0" w:name="heading 3"/>
-    <w:lsdException w:qFormat="1" w:uiPriority="0" w:semiHidden="0" w:name="heading 4"/>
-    <w:lsdException w:qFormat="1" w:uiPriority="0" w:semiHidden="0" w:name="heading 5"/>
-    <w:lsdException w:qFormat="1" w:uiPriority="0" w:semiHidden="0" w:name="heading 6"/>
-    <w:lsdException w:qFormat="1" w:uiPriority="0" w:semiHidden="0" w:name="heading 7"/>
-    <w:lsdException w:qFormat="1" w:uiPriority="0" w:semiHidden="0" w:name="heading 8"/>
-    <w:lsdException w:qFormat="1" w:uiPriority="0" w:semiHidden="0" w:name="heading 9"/>
-    <w:lsdException w:unhideWhenUsed="0" w:uiPriority="0" w:semiHidden="0" w:name="index 1"/>
-    <w:lsdException w:unhideWhenUsed="0" w:uiPriority="0" w:semiHidden="0" w:name="index 2"/>
-    <w:lsdException w:unhideWhenUsed="0" w:uiPriority="0" w:semiHidden="0" w:name="index 3"/>
-    <w:lsdException w:unhideWhenUsed="0" w:uiPriority="0" w:semiHidden="0" w:name="index 4"/>
-    <w:lsdException w:unhideWhenUsed="0" w:uiPriority="0" w:semiHidden="0" w:name="index 5"/>
-    <w:lsdException w:unhideWhenUsed="0" w:uiPriority="0" w:semiHidden="0" w:name="index 6"/>
-    <w:lsdException w:unhideWhenUsed="0" w:uiPriority="0" w:semiHidden="0" w:name="index 7"/>
-    <w:lsdException w:unhideWhenUsed="0" w:uiPriority="0" w:semiHidden="0" w:name="index 8"/>
-    <w:lsdException w:unhideWhenUsed="0" w:uiPriority="0" w:semiHidden="0" w:name="index 9"/>
-    <w:lsdException w:unhideWhenUsed="0" w:uiPriority="0" w:semiHidden="0" w:name="toc 1"/>
-    <w:lsdException w:unhideWhenUsed="0" w:uiPriority="0" w:semiHidden="0" w:name="toc 2"/>
-    <w:lsdException w:unhideWhenUsed="0" w:uiPriority="0" w:semiHidden="0" w:name="toc 3"/>
-    <w:lsdException w:unhideWhenUsed="0" w:uiPriority="0" w:semiHidden="0" w:name="toc 4"/>
-    <w:lsdException w:unhideWhenUsed="0" w:uiPriority="0" w:semiHidden="0" w:name="toc 5"/>
-    <w:lsdException w:unhideWhenUsed="0" w:uiPriority="0" w:semiHidden="0" w:name="toc 6"/>
-    <w:lsdException w:unhideWhenUsed="0" w:uiPriority="0" w:semiHidden="0" w:name="toc 7"/>
-    <w:lsdException w:unhideWhenUsed="0" w:uiPriority="0" w:semiHidden="0" w:name="toc 8"/>
-    <w:lsdException w:unhideWhenUsed="0" w:uiPriority="0" w:semiHidden="0" w:name="toc 9"/>
-    <w:lsdException w:unhideWhenUsed="0" w:uiPriority="0" w:semiHidden="0" w:name="Normal Indent"/>
-    <w:lsdException w:unhideWhenUsed="0" w:uiPriority="0" w:semiHidden="0" w:name="footnote text"/>
-    <w:lsdException w:qFormat="1" w:unhideWhenUsed="0" w:uiPriority="0" w:semiHidden="0" w:name="annotation text"/>
-    <w:lsdException w:unhideWhenUsed="0" w:uiPriority="0" w:semiHidden="0" w:name="header"/>
-    <w:lsdException w:unhideWhenUsed="0" w:uiPriority="0" w:semiHidden="0" w:name="footer"/>
-    <w:lsdException w:unhideWhenUsed="0" w:uiPriority="0" w:semiHidden="0" w:name="index heading"/>
-    <w:lsdException w:qFormat="1" w:unhideWhenUsed="0" w:uiPriority="0" w:semiHidden="0" w:name="caption"/>
-    <w:lsdException w:unhideWhenUsed="0" w:uiPriority="0" w:semiHidden="0" w:name="table of figures"/>
-    <w:lsdException w:unhideWhenUsed="0" w:uiPriority="0" w:semiHidden="0" w:name="envelope address"/>
-    <w:lsdException w:unhideWhenUsed="0" w:uiPriority="0" w:semiHidden="0" w:name="envelope return"/>
-    <w:lsdException w:unhideWhenUsed="0" w:uiPriority="0" w:semiHidden="0" w:name="footnote reference"/>
-    <w:lsdException w:qFormat="1" w:unhideWhenUsed="0" w:uiPriority="0" w:semiHidden="0" w:name="annotation reference"/>
-    <w:lsdException w:unhideWhenUsed="0" w:uiPriority="0" w:semiHidden="0" w:name="line number"/>
-    <w:lsdException w:unhideWhenUsed="0" w:uiPriority="0" w:semiHidden="0" w:name="page number"/>
-    <w:lsdException w:unhideWhenUsed="0" w:uiPriority="0" w:semiHidden="0" w:name="endnote reference"/>
-    <w:lsdException w:unhideWhenUsed="0" w:uiPriority="0" w:semiHidden="0" w:name="endnote text"/>
-    <w:lsdException w:unhideWhenUsed="0" w:uiPriority="0" w:semiHidden="0" w:name="table of authorities"/>
-    <w:lsdException w:unhideWhenUsed="0" w:uiPriority="0" w:semiHidden="0" w:name="macro"/>
-    <w:lsdException w:unhideWhenUsed="0" w:uiPriority="0" w:semiHidden="0" w:name="toa heading"/>
-    <w:lsdException w:qFormat="1" w:unhideWhenUsed="0" w:uiPriority="0" w:semiHidden="0" w:name="List"/>
-    <w:lsdException w:unhideWhenUsed="0" w:uiPriority="0" w:semiHidden="0" w:name="List Bullet"/>
-    <w:lsdException w:unhideWhenUsed="0" w:uiPriority="0" w:semiHidden="0" w:name="List Number"/>
-    <w:lsdException w:unhideWhenUsed="0" w:uiPriority="0" w:semiHidden="0" w:name="List 2"/>
-    <w:lsdException w:unhideWhenUsed="0" w:uiPriority="0" w:semiHidden="0" w:name="List 3"/>
-    <w:lsdException w:unhideWhenUsed="0" w:uiPriority="0" w:semiHidden="0" w:name="List 4"/>
-    <w:lsdException w:unhideWhenUsed="0" w:uiPriority="0" w:semiHidden="0" w:name="List 5"/>
-    <w:lsdException w:unhideWhenUsed="0" w:uiPriority="0" w:semiHidden="0" w:name="List Bullet 2"/>
-    <w:lsdException w:unhideWhenUsed="0" w:uiPriority="0" w:semiHidden="0" w:name="List Bullet 3"/>
-    <w:lsdException w:unhideWhenUsed="0" w:uiPriority="0" w:semiHidden="0" w:name="List Bullet 4"/>
-    <w:lsdException w:unhideWhenUsed="0" w:uiPriority="0" w:semiHidden="0" w:name="List Bullet 5"/>
-    <w:lsdException w:unhideWhenUsed="0" w:uiPriority="0" w:semiHidden="0" w:name="List Number 2"/>
-    <w:lsdException w:unhideWhenUsed="0" w:uiPriority="0" w:semiHidden="0" w:name="List Number 3"/>
-    <w:lsdException w:unhideWhenUsed="0" w:uiPriority="0" w:semiHidden="0" w:name="List Number 4"/>
-    <w:lsdException w:unhideWhenUsed="0" w:uiPriority="0" w:semiHidden="0" w:name="List Number 5"/>
-    <w:lsdException w:qFormat="1" w:unhideWhenUsed="0" w:uiPriority="0" w:semiHidden="0" w:name="Title"/>
-    <w:lsdException w:unhideWhenUsed="0" w:uiPriority="0" w:semiHidden="0" w:name="Closing"/>
-    <w:lsdException w:unhideWhenUsed="0" w:uiPriority="0" w:semiHidden="0" w:name="Signature"/>
-    <w:lsdException w:qFormat="1" w:uiPriority="1" w:semiHidden="0" w:name="Default Paragraph Font"/>
-    <w:lsdException w:qFormat="1" w:unhideWhenUsed="0" w:uiPriority="0" w:semiHidden="0" w:name="Body Text"/>
-    <w:lsdException w:unhideWhenUsed="0" w:uiPriority="0" w:semiHidden="0" w:name="Body Text Indent"/>
-    <w:lsdException w:unhideWhenUsed="0" w:uiPriority="0" w:semiHidden="0" w:name="List Continue"/>
-    <w:lsdException w:unhideWhenUsed="0" w:uiPriority="0" w:semiHidden="0" w:name="List Continue 2"/>
-    <w:lsdException w:unhideWhenUsed="0" w:uiPriority="0" w:semiHidden="0" w:name="List Continue 3"/>
-    <w:lsdException w:unhideWhenUsed="0" w:uiPriority="0" w:semiHidden="0" w:name="List Continue 4"/>
-    <w:lsdException w:unhideWhenUsed="0" w:uiPriority="0" w:semiHidden="0" w:name="List Continue 5"/>
-    <w:lsdException w:unhideWhenUsed="0" w:uiPriority="0" w:semiHidden="0" w:name="Message Header"/>
-    <w:lsdException w:qFormat="1" w:unhideWhenUsed="0" w:uiPriority="0" w:semiHidden="0" w:name="Subtitle"/>
-    <w:lsdException w:unhideWhenUsed="0" w:uiPriority="0" w:semiHidden="0" w:name="Salutation"/>
-    <w:lsdException w:unhideWhenUsed="0" w:uiPriority="0" w:semiHidden="0" w:name="Date"/>
-    <w:lsdException w:unhideWhenUsed="0" w:uiPriority="0" w:semiHidden="0" w:name="Body Text First Indent"/>
-    <w:lsdException w:unhideWhenUsed="0" w:uiPriority="0" w:semiHidden="0" w:name="Body Text First Indent 2"/>
-    <w:lsdException w:unhideWhenUsed="0" w:uiPriority="0" w:semiHidden="0" w:name="Note Heading"/>
-    <w:lsdException w:unhideWhenUsed="0" w:uiPriority="0" w:semiHidden="0" w:name="Body Text 2"/>
-    <w:lsdException w:unhideWhenUsed="0" w:uiPriority="0" w:semiHidden="0" w:name="Body Text 3"/>
-    <w:lsdException w:unhideWhenUsed="0" w:uiPriority="0" w:semiHidden="0" w:name="Body Text Indent 2"/>
-    <w:lsdException w:unhideWhenUsed="0" w:uiPriority="0" w:semiHidden="0" w:name="Body Text Indent 3"/>
-    <w:lsdException w:unhideWhenUsed="0" w:uiPriority="0" w:semiHidden="0" w:name="Block Text"/>
-    <w:lsdException w:unhideWhenUsed="0" w:uiPriority="0" w:semiHidden="0" w:name="Hyperlink"/>
-    <w:lsdException w:unhideWhenUsed="0" w:uiPriority="0" w:semiHidden="0" w:name="FollowedHyperlink"/>
-    <w:lsdException w:qFormat="1" w:unhideWhenUsed="0" w:uiPriority="0" w:semiHidden="0" w:name="Strong"/>
-    <w:lsdException w:qFormat="1" w:unhideWhenUsed="0" w:uiPriority="0" w:semiHidden="0" w:name="Emphasis"/>
-    <w:lsdException w:qFormat="1" w:unhideWhenUsed="0" w:uiPriority="0" w:semiHidden="0" w:name="Document Map"/>
-    <w:lsdException w:unhideWhenUsed="0" w:uiPriority="0" w:semiHidden="0" w:name="Plain Text"/>
-    <w:lsdException w:unhideWhenUsed="0" w:uiPriority="0" w:semiHidden="0" w:name="E-mail Signature"/>
-    <w:lsdException w:unhideWhenUsed="0" w:uiPriority="0" w:semiHidden="0" w:name="Normal (Web)"/>
-    <w:lsdException w:unhideWhenUsed="0" w:uiPriority="0" w:semiHidden="0" w:name="HTML Acronym"/>
-    <w:lsdException w:unhideWhenUsed="0" w:uiPriority="0" w:semiHidden="0" w:name="HTML Address"/>
-    <w:lsdException w:unhideWhenUsed="0" w:uiPriority="0" w:semiHidden="0" w:name="HTML Cite"/>
-    <w:lsdException w:unhideWhenUsed="0" w:uiPriority="0" w:semiHidden="0" w:name="HTML Code"/>
-    <w:lsdException w:unhideWhenUsed="0" w:uiPriority="0" w:semiHidden="0" w:name="HTML Definition"/>
-    <w:lsdException w:unhideWhenUsed="0" w:uiPriority="0" w:semiHidden="0" w:name="HTML Keyboard"/>
-    <w:lsdException w:unhideWhenUsed="0" w:uiPriority="0" w:semiHidden="0" w:name="HTML Preformatted"/>
-    <w:lsdException w:unhideWhenUsed="0" w:uiPriority="0" w:semiHidden="0" w:name="HTML Sample"/>
-    <w:lsdException w:unhideWhenUsed="0" w:uiPriority="0" w:semiHidden="0" w:name="HTML Typewriter"/>
-    <w:lsdException w:unhideWhenUsed="0" w:uiPriority="0" w:semiHidden="0" w:name="HTML Variable"/>
-    <w:lsdException w:qFormat="1" w:uiPriority="99" w:semiHidden="0" w:name="Normal Table"/>
-    <w:lsdException w:unhideWhenUsed="0" w:uiPriority="0" w:semiHidden="0" w:name="annotation subject"/>
-    <w:lsdException w:uiPriority="0" w:name="Table Simple 1"/>
-    <w:lsdException w:uiPriority="0" w:name="Table Simple 2"/>
-    <w:lsdException w:uiPriority="0" w:name="Table Simple 3"/>
-    <w:lsdException w:uiPriority="0" w:name="Table Classic 1"/>
-    <w:lsdException w:uiPriority="0" w:name="Table Classic 2"/>
-    <w:lsdException w:uiPriority="0" w:name="Table Classic 3"/>
-    <w:lsdException w:uiPriority="0" w:name="Table Classic 4"/>
-    <w:lsdException w:uiPriority="0" w:name="Table Colorful 1"/>
-    <w:lsdException w:uiPriority="0" w:name="Table Colorful 2"/>
-    <w:lsdException w:uiPriority="0" w:name="Table Colorful 3"/>
-    <w:lsdException w:uiPriority="0" w:name="Table Columns 1"/>
-    <w:lsdException w:uiPriority="0" w:name="Table Columns 2"/>
-    <w:lsdException w:uiPriority="0" w:name="Table Columns 3"/>
-    <w:lsdException w:uiPriority="0" w:name="Table Columns 4"/>
-    <w:lsdException w:uiPriority="0" w:name="Table Columns 5"/>
-    <w:lsdException w:uiPriority="0" w:name="Table Grid 1"/>
-    <w:lsdException w:uiPriority="0" w:name="Table Grid 2"/>
-    <w:lsdException w:uiPriority="0" w:name="Table Grid 3"/>
-    <w:lsdException w:uiPriority="0" w:name="Table Grid 4"/>
-    <w:lsdException w:uiPriority="0" w:name="Table Grid 5"/>
-    <w:lsdException w:uiPriority="0" w:name="Table Grid 6"/>
-    <w:lsdException w:uiPriority="0" w:name="Table Grid 7"/>
-    <w:lsdException w:uiPriority="0" w:name="Table Grid 8"/>
-    <w:lsdException w:uiPriority="0" w:name="Table List 1"/>
-    <w:lsdException w:uiPriority="0" w:name="Table List 2"/>
-    <w:lsdException w:uiPriority="0" w:name="Table List 3"/>
-    <w:lsdException w:uiPriority="0" w:name="Table List 4"/>
-    <w:lsdException w:uiPriority="0" w:name="Table List 5"/>
-    <w:lsdException w:uiPriority="0" w:name="Table List 6"/>
-    <w:lsdException w:uiPriority="0" w:name="Table List 7"/>
-    <w:lsdException w:uiPriority="0" w:name="Table List 8"/>
-    <w:lsdException w:uiPriority="0" w:name="Table 3D effects 1"/>
-    <w:lsdException w:uiPriority="0" w:name="Table 3D effects 2"/>
-    <w:lsdException w:uiPriority="0" w:name="Table 3D effects 3"/>
-    <w:lsdException w:uiPriority="0" w:name="Table Contemporary"/>
-    <w:lsdException w:uiPriority="0" w:name="Table Elegant"/>
-    <w:lsdException w:uiPriority="0" w:name="Table Professional"/>
-    <w:lsdException w:uiPriority="0" w:name="Table Subtle 1"/>
-    <w:lsdException w:uiPriority="0" w:name="Table Subtle 2"/>
-    <w:lsdException w:uiPriority="0" w:name="Table Web 1"/>
-    <w:lsdException w:uiPriority="0" w:name="Table Web 2"/>
-    <w:lsdException w:uiPriority="0" w:name="Table Web 3"/>
-    <w:lsdException w:qFormat="1" w:unhideWhenUsed="0" w:uiPriority="0" w:semiHidden="0" w:name="Balloon Text"/>
-    <w:lsdException w:qFormat="1" w:unhideWhenUsed="0" w:uiPriority="0" w:semiHidden="0" w:name="Table Grid"/>
-    <w:lsdException w:uiPriority="0" w:name="Table Theme"/>
-    <w:lsdException w:unhideWhenUsed="0" w:uiPriority="60" w:semiHidden="0" w:name="Light Shading"/>
-    <w:lsdException w:unhideWhenUsed="0" w:uiPriority="61" w:semiHidden="0" w:name="Light List"/>
-    <w:lsdException w:unhideWhenUsed="0" w:uiPriority="62" w:semiHidden="0" w:name="Light Grid"/>
-    <w:lsdException w:unhideWhenUsed="0" w:uiPriority="63" w:semiHidden="0" w:name="Medium Shading 1"/>
-    <w:lsdException w:unhideWhenUsed="0" w:uiPriority="64" w:semiHidden="0" w:name="Medium Shading 2"/>
-    <w:lsdException w:unhideWhenUsed="0" w:uiPriority="65" w:semiHidden="0" w:name="Medium List 1"/>
-    <w:lsdException w:unhideWhenUsed="0" w:uiPriority="66" w:semiHidden="0" w:name="Medium List 2"/>
-    <w:lsdException w:unhideWhenUsed="0" w:uiPriority="67" w:semiHidden="0" w:name="Medium Grid 1"/>
-    <w:lsdException w:unhideWhenUsed="0" w:uiPriority="68" w:semiHidden="0" w:name="Medium Grid 2"/>
-    <w:lsdException w:unhideWhenUsed="0" w:uiPriority="69" w:semiHidden="0" w:name="Medium Grid 3"/>
-    <w:lsdException w:unhideWhenUsed="0" w:uiPriority="70" w:semiHidden="0" w:name="Dark List"/>
-    <w:lsdException w:unhideWhenUsed="0" w:uiPriority="71" w:semiHidden="0" w:name="Colorful Shading"/>
-    <w:lsdException w:unhideWhenUsed="0" w:uiPriority="72" w:semiHidden="0" w:name="Colorful List"/>
-    <w:lsdException w:unhideWhenUsed="0" w:uiPriority="73" w:semiHidden="0" w:name="Colorful Grid"/>
-    <w:lsdException w:unhideWhenUsed="0" w:uiPriority="60" w:semiHidden="0" w:name="Light Shading Accent 1"/>
-    <w:lsdException w:unhideWhenUsed="0" w:uiPriority="61" w:semiHidden="0" w:name="Light List Accent 1"/>
-    <w:lsdException w:unhideWhenUsed="0" w:uiPriority="62" w:semiHidden="0" w:name="Light Grid Accent 1"/>
-    <w:lsdException w:unhideWhenUsed="0" w:uiPriority="63" w:semiHidden="0" w:name="Medium Shading 1 Accent 1"/>
-    <w:lsdException w:unhideWhenUsed="0" w:uiPriority="64" w:semiHidden="0" w:name="Medium Shading 2 Accent 1"/>
-    <w:lsdException w:unhideWhenUsed="0" w:uiPriority="65" w:semiHidden="0" w:name="Medium List 1 Accent 1"/>
-    <w:lsdException w:unhideWhenUsed="0" w:uiPriority="66" w:semiHidden="0" w:name="Medium List 2 Accent 1"/>
-    <w:lsdException w:unhideWhenUsed="0" w:uiPriority="67" w:semiHidden="0" w:name="Medium Grid 1 Accent 1"/>
-    <w:lsdException w:unhideWhenUsed="0" w:uiPriority="68" w:semiHidden="0" w:name="Medium Grid 2 Accent 1"/>
-    <w:lsdException w:unhideWhenUsed="0" w:uiPriority="69" w:semiHidden="0" w:name="Medium Grid 3 Accent 1"/>
-    <w:lsdException w:unhideWhenUsed="0" w:uiPriority="70" w:semiHidden="0" w:name="Dark List Accent 1"/>
-    <w:lsdException w:unhideWhenUsed="0" w:uiPriority="71" w:semiHidden="0" w:name="Colorful Shading Accent 1"/>
-    <w:lsdException w:unhideWhenUsed="0" w:uiPriority="72" w:semiHidden="0" w:name="Colorful List Accent 1"/>
-    <w:lsdException w:unhideWhenUsed="0" w:uiPriority="73" w:semiHidden="0" w:name="Colorful Grid Accent 1"/>
-    <w:lsdException w:unhideWhenUsed="0" w:uiPriority="60" w:semiHidden="0" w:name="Light Shading Accent 2"/>
-    <w:lsdException w:unhideWhenUsed="0" w:uiPriority="61" w:semiHidden="0" w:name="Light List Accent 2"/>
-    <w:lsdException w:unhideWhenUsed="0" w:uiPriority="62" w:semiHidden="0" w:name="Light Grid Accent 2"/>
-    <w:lsdException w:unhideWhenUsed="0" w:uiPriority="63" w:semiHidden="0" w:name="Medium Shading 1 Accent 2"/>
-    <w:lsdException w:unhideWhenUsed="0" w:uiPriority="64" w:semiHidden="0" w:name="Medium Shading 2 Accent 2"/>
-    <w:lsdException w:unhideWhenUsed="0" w:uiPriority="65" w:semiHidden="0" w:name="Medium List 1 Accent 2"/>
-    <w:lsdException w:unhideWhenUsed="0" w:uiPriority="66" w:semiHidden="0" w:name="Medium List 2 Accent 2"/>
-    <w:lsdException w:unhideWhenUsed="0" w:uiPriority="67" w:semiHidden="0" w:name="Medium Grid 1 Accent 2"/>
-    <w:lsdException w:unhideWhenUsed="0" w:uiPriority="68" w:semiHidden="0" w:name="Medium Grid 2 Accent 2"/>
-    <w:lsdException w:unhideWhenUsed="0" w:uiPriority="69" w:semiHidden="0" w:name="Medium Grid 3 Accent 2"/>
-    <w:lsdException w:unhideWhenUsed="0" w:uiPriority="70" w:semiHidden="0" w:name="Dark List Accent 2"/>
-    <w:lsdException w:unhideWhenUsed="0" w:uiPriority="71" w:semiHidden="0" w:name="Colorful Shading Accent 2"/>
-    <w:lsdException w:unhideWhenUsed="0" w:uiPriority="72" w:semiHidden="0" w:name="Colorful List Accent 2"/>
-    <w:lsdException w:unhideWhenUsed="0" w:uiPriority="73" w:semiHidden="0" w:name="Colorful Grid Accent 2"/>
-    <w:lsdException w:unhideWhenUsed="0" w:uiPriority="60" w:semiHidden="0" w:name="Light Shading Accent 3"/>
-    <w:lsdException w:unhideWhenUsed="0" w:uiPriority="61" w:semiHidden="0" w:name="Light List Accent 3"/>
-    <w:lsdException w:unhideWhenUsed="0" w:uiPriority="62" w:semiHidden="0" w:name="Light Grid Accent 3"/>
-    <w:lsdException w:unhideWhenUsed="0" w:uiPriority="63" w:semiHidden="0" w:name="Medium Shading 1 Accent 3"/>
-    <w:lsdException w:unhideWhenUsed="0" w:uiPriority="64" w:semiHidden="0" w:name="Medium Shading 2 Accent 3"/>
-    <w:lsdException w:unhideWhenUsed="0" w:uiPriority="65" w:semiHidden="0" w:name="Medium List 1 Accent 3"/>
-    <w:lsdException w:unhideWhenUsed="0" w:uiPriority="66" w:semiHidden="0" w:name="Medium List 2 Accent 3"/>
-    <w:lsdException w:unhideWhenUsed="0" w:uiPriority="67" w:semiHidden="0" w:name="Medium Grid 1 Accent 3"/>
-    <w:lsdException w:unhideWhenUsed="0" w:uiPriority="68" w:semiHidden="0" w:name="Medium Grid 2 Accent 3"/>
-    <w:lsdException w:unhideWhenUsed="0" w:uiPriority="69" w:semiHidden="0" w:name="Medium Grid 3 Accent 3"/>
-    <w:lsdException w:unhideWhenUsed="0" w:uiPriority="70" w:semiHidden="0" w:name="Dark List Accent 3"/>
-    <w:lsdException w:unhideWhenUsed="0" w:uiPriority="71" w:semiHidden="0" w:name="Colorful Shading Accent 3"/>
-    <w:lsdException w:unhideWhenUsed="0" w:uiPriority="72" w:semiHidden="0" w:name="Colorful List Accent 3"/>
-    <w:lsdException w:unhideWhenUsed="0" w:uiPriority="73" w:semiHidden="0" w:name="Colorful Grid Accent 3"/>
-    <w:lsdException w:unhideWhenUsed="0" w:uiPriority="60" w:semiHidden="0" w:name="Light Shading Accent 4"/>
-    <w:lsdException w:unhideWhenUsed="0" w:uiPriority="61" w:semiHidden="0" w:name="Light List Accent 4"/>
-    <w:lsdException w:unhideWhenUsed="0" w:uiPriority="62" w:semiHidden="0" w:name="Light Grid Accent 4"/>
-    <w:lsdException w:unhideWhenUsed="0" w:uiPriority="63" w:semiHidden="0" w:name="Medium Shading 1 Accent 4"/>
-    <w:lsdException w:unhideWhenUsed="0" w:uiPriority="64" w:semiHidden="0" w:name="Medium Shading 2 Accent 4"/>
-    <w:lsdException w:unhideWhenUsed="0" w:uiPriority="65" w:semiHidden="0" w:name="Medium List 1 Accent 4"/>
-    <w:lsdException w:unhideWhenUsed="0" w:uiPriority="66" w:semiHidden="0" w:name="Medium List 2 Accent 4"/>
-    <w:lsdException w:unhideWhenUsed="0" w:uiPriority="67" w:semiHidden="0" w:name="Medium Grid 1 Accent 4"/>
-    <w:lsdException w:unhideWhenUsed="0" w:uiPriority="68" w:semiHidden="0" w:name="Medium Grid 2 Accent 4"/>
-    <w:lsdException w:unhideWhenUsed="0" w:uiPriority="69" w:semiHidden="0" w:name="Medium Grid 3 Accent 4"/>
-    <w:lsdException w:unhideWhenUsed="0" w:uiPriority="70" w:semiHidden="0" w:name="Dark List Accent 4"/>
-    <w:lsdException w:unhideWhenUsed="0" w:uiPriority="71" w:semiHidden="0" w:name="Colorful Shading Accent 4"/>
-    <w:lsdException w:unhideWhenUsed="0" w:uiPriority="72" w:semiHidden="0" w:name="Colorful List Accent 4"/>
-    <w:lsdException w:unhideWhenUsed="0" w:uiPriority="73" w:semiHidden="0" w:name="Colorful Grid Accent 4"/>
-    <w:lsdException w:unhideWhenUsed="0" w:uiPriority="60" w:semiHidden="0" w:name="Light Shading Accent 5"/>
-    <w:lsdException w:unhideWhenUsed="0" w:uiPriority="61" w:semiHidden="0" w:name="Light List Accent 5"/>
-    <w:lsdException w:unhideWhenUsed="0" w:uiPriority="62" w:semiHidden="0" w:name="Light Grid Accent 5"/>
-    <w:lsdException w:unhideWhenUsed="0" w:uiPriority="63" w:semiHidden="0" w:name="Medium Shading 1 Accent 5"/>
-    <w:lsdException w:unhideWhenUsed="0" w:uiPriority="64" w:semiHidden="0" w:name="Medium Shading 2 Accent 5"/>
-    <w:lsdException w:unhideWhenUsed="0" w:uiPriority="65" w:semiHidden="0" w:name="Medium List 1 Accent 5"/>
-    <w:lsdException w:unhideWhenUsed="0" w:uiPriority="66" w:semiHidden="0" w:name="Medium List 2 Accent 5"/>
-    <w:lsdException w:unhideWhenUsed="0" w:uiPriority="67" w:semiHidden="0" w:name="Medium Grid 1 Accent 5"/>
-    <w:lsdException w:unhideWhenUsed="0" w:uiPriority="68" w:semiHidden="0" w:name="Medium Grid 2 Accent 5"/>
-    <w:lsdException w:unhideWhenUsed="0" w:uiPriority="69" w:semiHidden="0" w:name="Medium Grid 3 Accent 5"/>
-    <w:lsdException w:unhideWhenUsed="0" w:uiPriority="70" w:semiHidden="0" w:name="Dark List Accent 5"/>
-    <w:lsdException w:unhideWhenUsed="0" w:uiPriority="71" w:semiHidden="0" w:name="Colorful Shading Accent 5"/>
-    <w:lsdException w:unhideWhenUsed="0" w:uiPriority="72" w:semiHidden="0" w:name="Colorful List Accent 5"/>
-    <w:lsdException w:unhideWhenUsed="0" w:uiPriority="73" w:semiHidden="0" w:name="Colorful Grid Accent 5"/>
-    <w:lsdException w:unhideWhenUsed="0" w:uiPriority="60" w:semiHidden="0" w:name="Light Shading Accent 6"/>
-    <w:lsdException w:unhideWhenUsed="0" w:uiPriority="61" w:semiHidden="0" w:name="Light List Accent 6"/>
-    <w:lsdException w:unhideWhenUsed="0" w:uiPriority="62" w:semiHidden="0" w:name="Light Grid Accent 6"/>
-    <w:lsdException w:unhideWhenUsed="0" w:uiPriority="63" w:semiHidden="0" w:name="Medium Shading 1 Accent 6"/>
-    <w:lsdException w:unhideWhenUsed="0" w:uiPriority="64" w:semiHidden="0" w:name="Medium Shading 2 Accent 6"/>
-    <w:lsdException w:unhideWhenUsed="0" w:uiPriority="65" w:semiHidden="0" w:name="Medium List 1 Accent 6"/>
-    <w:lsdException w:unhideWhenUsed="0" w:uiPriority="66" w:semiHidden="0" w:name="Medium List 2 Accent 6"/>
-    <w:lsdException w:unhideWhenUsed="0" w:uiPriority="67" w:semiHidden="0" w:name="Medium Grid 1 Accent 6"/>
-    <w:lsdException w:unhideWhenUsed="0" w:uiPriority="68" w:semiHidden="0" w:name="Medium Grid 2 Accent 6"/>
-    <w:lsdException w:unhideWhenUsed="0" w:uiPriority="69" w:semiHidden="0" w:name="Medium Grid 3 Accent 6"/>
-    <w:lsdException w:unhideWhenUsed="0" w:uiPriority="70" w:semiHidden="0" w:name="Dark List Accent 6"/>
-    <w:lsdException w:unhideWhenUsed="0" w:uiPriority="71" w:semiHidden="0" w:name="Colorful Shading Accent 6"/>
-    <w:lsdException w:unhideWhenUsed="0" w:uiPriority="72" w:semiHidden="0" w:name="Colorful List Accent 6"/>
-    <w:lsdException w:unhideWhenUsed="0" w:uiPriority="73" w:semiHidden="0" w:name="Colorful Grid Accent 6"/>
+  <w:latentStyles w:defLockedState="0" w:defUIPriority="0" w:defSemiHidden="0" w:defUnhideWhenUsed="0" w:defQFormat="0" w:count="267">
+    <w:lsdException w:name="Normal" w:qFormat="1"/>
+    <w:lsdException w:name="heading 1" w:qFormat="1"/>
+    <w:lsdException w:name="heading 2" w:unhideWhenUsed="1" w:qFormat="1"/>
+    <w:lsdException w:name="heading 3" w:unhideWhenUsed="1" w:qFormat="1"/>
+    <w:lsdException w:name="heading 4" w:unhideWhenUsed="1" w:qFormat="1"/>
+    <w:lsdException w:name="heading 5" w:unhideWhenUsed="1" w:qFormat="1"/>
+    <w:lsdException w:name="heading 6" w:unhideWhenUsed="1" w:qFormat="1"/>
+    <w:lsdException w:name="heading 7" w:unhideWhenUsed="1" w:qFormat="1"/>
+    <w:lsdException w:name="heading 8" w:unhideWhenUsed="1" w:qFormat="1"/>
+    <w:lsdException w:name="heading 9" w:unhideWhenUsed="1" w:qFormat="1"/>
+    <w:lsdException w:name="annotation text" w:qFormat="1"/>
+    <w:lsdException w:name="caption" w:qFormat="1"/>
+    <w:lsdException w:name="annotation reference" w:qFormat="1"/>
+    <w:lsdException w:name="List" w:qFormat="1"/>
+    <w:lsdException w:name="Title" w:qFormat="1"/>
+    <w:lsdException w:name="Default Paragraph Font" w:uiPriority="1" w:unhideWhenUsed="1" w:qFormat="1"/>
+    <w:lsdException w:name="Body Text" w:qFormat="1"/>
+    <w:lsdException w:name="Subtitle" w:qFormat="1"/>
+    <w:lsdException w:name="Strong" w:qFormat="1"/>
+    <w:lsdException w:name="Emphasis" w:qFormat="1"/>
+    <w:lsdException w:name="Document Map" w:qFormat="1"/>
+    <w:lsdException w:name="HTML Top of Form" w:semiHidden="1" w:uiPriority="99" w:unhideWhenUsed="1"/>
+    <w:lsdException w:name="HTML Bottom of Form" w:semiHidden="1" w:uiPriority="99" w:unhideWhenUsed="1"/>
+    <w:lsdException w:name="Normal Table" w:semiHidden="1" w:uiPriority="99" w:unhideWhenUsed="1" w:qFormat="1"/>
+    <w:lsdException w:name="No List" w:semiHidden="1" w:uiPriority="99" w:unhideWhenUsed="1"/>
+    <w:lsdException w:name="Outline List 1" w:semiHidden="1" w:uiPriority="99" w:unhideWhenUsed="1"/>
+    <w:lsdException w:name="Outline List 2" w:semiHidden="1" w:uiPriority="99" w:unhideWhenUsed="1"/>
+    <w:lsdException w:name="Outline List 3" w:semiHidden="1" w:uiPriority="99" w:unhideWhenUsed="1"/>
+    <w:lsdException w:name="Table Simple 1" w:semiHidden="1" w:unhideWhenUsed="1"/>
+    <w:lsdException w:name="Table Simple 2" w:semiHidden="1" w:unhideWhenUsed="1"/>
+    <w:lsdException w:name="Table Simple 3" w:semiHidden="1" w:unhideWhenUsed="1"/>
+    <w:lsdException w:name="Table Classic 1" w:semiHidden="1" w:unhideWhenUsed="1"/>
+    <w:lsdException w:name="Table Classic 2" w:semiHidden="1" w:unhideWhenUsed="1"/>
+    <w:lsdException w:name="Table Classic 3" w:semiHidden="1" w:unhideWhenUsed="1"/>
+    <w:lsdException w:name="Table Classic 4" w:semiHidden="1" w:unhideWhenUsed="1"/>
+    <w:lsdException w:name="Table Colorful 1" w:semiHidden="1" w:unhideWhenUsed="1"/>
+    <w:lsdException w:name="Table Colorful 2" w:semiHidden="1" w:unhideWhenUsed="1"/>
+    <w:lsdException w:name="Table Colorful 3" w:semiHidden="1" w:unhideWhenUsed="1"/>
+    <w:lsdException w:name="Table Columns 1" w:semiHidden="1" w:unhideWhenUsed="1"/>
+    <w:lsdException w:name="Table Columns 2" w:semiHidden="1" w:unhideWhenUsed="1"/>
+    <w:lsdException w:name="Table Columns 3" w:semiHidden="1" w:unhideWhenUsed="1"/>
+    <w:lsdException w:name="Table Columns 4" w:semiHidden="1" w:unhideWhenUsed="1"/>
+    <w:lsdException w:name="Table Columns 5" w:semiHidden="1" w:unhideWhenUsed="1"/>
+    <w:lsdException w:name="Table Grid 1" w:semiHidden="1" w:unhideWhenUsed="1"/>
+    <w:lsdException w:name="Table Grid 2" w:semiHidden="1" w:unhideWhenUsed="1"/>
+    <w:lsdException w:name="Table Grid 3" w:semiHidden="1" w:unhideWhenUsed="1"/>
+    <w:lsdException w:name="Table Grid 4" w:semiHidden="1" w:unhideWhenUsed="1"/>
+    <w:lsdException w:name="Table Grid 5" w:semiHidden="1" w:unhideWhenUsed="1"/>
+    <w:lsdException w:name="Table Grid 6" w:semiHidden="1" w:unhideWhenUsed="1"/>
+    <w:lsdException w:name="Table Grid 7" w:semiHidden="1" w:unhideWhenUsed="1"/>
+    <w:lsdException w:name="Table Grid 8" w:semiHidden="1" w:unhideWhenUsed="1"/>
+    <w:lsdException w:name="Table List 1" w:semiHidden="1" w:unhideWhenUsed="1"/>
+    <w:lsdException w:name="Table List 2" w:semiHidden="1" w:unhideWhenUsed="1"/>
+    <w:lsdException w:name="Table List 3" w:semiHidden="1" w:unhideWhenUsed="1"/>
+    <w:lsdException w:name="Table List 4" w:semiHidden="1" w:unhideWhenUsed="1"/>
+    <w:lsdException w:name="Table List 5" w:semiHidden="1" w:unhideWhenUsed="1"/>
+    <w:lsdException w:name="Table List 6" w:semiHidden="1" w:unhideWhenUsed="1"/>
+    <w:lsdException w:name="Table List 7" w:semiHidden="1" w:unhideWhenUsed="1"/>
+    <w:lsdException w:name="Table List 8" w:semiHidden="1" w:unhideWhenUsed="1"/>
+    <w:lsdException w:name="Table 3D effects 1" w:semiHidden="1" w:unhideWhenUsed="1"/>
+    <w:lsdException w:name="Table 3D effects 2" w:semiHidden="1" w:unhideWhenUsed="1"/>
+    <w:lsdException w:name="Table 3D effects 3" w:semiHidden="1" w:unhideWhenUsed="1"/>
+    <w:lsdException w:name="Table Contemporary" w:semiHidden="1" w:unhideWhenUsed="1"/>
+    <w:lsdException w:name="Table Elegant" w:semiHidden="1" w:unhideWhenUsed="1"/>
+    <w:lsdException w:name="Table Professional" w:semiHidden="1" w:unhideWhenUsed="1"/>
+    <w:lsdException w:name="Table Subtle 1" w:semiHidden="1" w:unhideWhenUsed="1"/>
+    <w:lsdException w:name="Table Subtle 2" w:semiHidden="1" w:unhideWhenUsed="1"/>
+    <w:lsdException w:name="Table Web 1" w:semiHidden="1" w:unhideWhenUsed="1"/>
+    <w:lsdException w:name="Table Web 2" w:semiHidden="1" w:unhideWhenUsed="1"/>
+    <w:lsdException w:name="Table Web 3" w:semiHidden="1" w:unhideWhenUsed="1"/>
+    <w:lsdException w:name="Balloon Text" w:qFormat="1"/>
+    <w:lsdException w:name="Table Grid" w:qFormat="1"/>
+    <w:lsdException w:name="Table Theme" w:semiHidden="1" w:unhideWhenUsed="1"/>
+    <w:lsdException w:name="Placeholder Text" w:semiHidden="1" w:uiPriority="99"/>
+    <w:lsdException w:name="No Spacing" w:uiPriority="99"/>
+    <w:lsdException w:name="Light Shading" w:uiPriority="60"/>
+    <w:lsdException w:name="Light List" w:uiPriority="61"/>
+    <w:lsdException w:name="Light Grid" w:uiPriority="62"/>
+    <w:lsdException w:name="Medium Shading 1" w:uiPriority="63"/>
+    <w:lsdException w:name="Medium Shading 2" w:uiPriority="64"/>
+    <w:lsdException w:name="Medium List 1" w:uiPriority="65"/>
+    <w:lsdException w:name="Medium List 2" w:uiPriority="66"/>
+    <w:lsdException w:name="Medium Grid 1" w:uiPriority="67"/>
+    <w:lsdException w:name="Medium Grid 2" w:uiPriority="68"/>
+    <w:lsdException w:name="Medium Grid 3" w:uiPriority="69"/>
+    <w:lsdException w:name="Dark List" w:uiPriority="70"/>
+    <w:lsdException w:name="Colorful Shading" w:uiPriority="71"/>
+    <w:lsdException w:name="Colorful List" w:uiPriority="72"/>
+    <w:lsdException w:name="Colorful Grid" w:uiPriority="73"/>
+    <w:lsdException w:name="Light Shading Accent 1" w:uiPriority="60"/>
+    <w:lsdException w:name="Light List Accent 1" w:uiPriority="61"/>
+    <w:lsdException w:name="Light Grid Accent 1" w:uiPriority="62"/>
+    <w:lsdException w:name="Medium Shading 1 Accent 1" w:uiPriority="63"/>
+    <w:lsdException w:name="Medium Shading 2 Accent 1" w:uiPriority="64"/>
+    <w:lsdException w:name="Medium List 1 Accent 1" w:uiPriority="65"/>
+    <w:lsdException w:name="Revision" w:semiHidden="1" w:uiPriority="99"/>
+    <w:lsdException w:name="List Paragraph" w:uiPriority="99"/>
+    <w:lsdException w:name="Quote" w:uiPriority="99"/>
+    <w:lsdException w:name="Intense Quote" w:uiPriority="99"/>
+    <w:lsdException w:name="Medium List 2 Accent 1" w:uiPriority="66"/>
+    <w:lsdException w:name="Medium Grid 1 Accent 1" w:uiPriority="67"/>
+    <w:lsdException w:name="Medium Grid 2 Accent 1" w:uiPriority="68"/>
+    <w:lsdException w:name="Medium Grid 3 Accent 1" w:uiPriority="69"/>
+    <w:lsdException w:name="Dark List Accent 1" w:uiPriority="70"/>
+    <w:lsdException w:name="Colorful Shading Accent 1" w:uiPriority="71"/>
+    <w:lsdException w:name="Colorful List Accent 1" w:uiPriority="72"/>
+    <w:lsdException w:name="Colorful Grid Accent 1" w:uiPriority="73"/>
+    <w:lsdException w:name="Light Shading Accent 2" w:uiPriority="60"/>
+    <w:lsdException w:name="Light List Accent 2" w:uiPriority="61"/>
+    <w:lsdException w:name="Light Grid Accent 2" w:uiPriority="62"/>
+    <w:lsdException w:name="Medium Shading 1 Accent 2" w:uiPriority="63"/>
+    <w:lsdException w:name="Medium Shading 2 Accent 2" w:uiPriority="64"/>
+    <w:lsdException w:name="Medium List 1 Accent 2" w:uiPriority="65"/>
+    <w:lsdException w:name="Medium List 2 Accent 2" w:uiPriority="66"/>
+    <w:lsdException w:name="Medium Grid 1 Accent 2" w:uiPriority="67"/>
+    <w:lsdException w:name="Medium Grid 2 Accent 2" w:uiPriority="68"/>
+    <w:lsdException w:name="Medium Grid 3 Accent 2" w:uiPriority="69"/>
+    <w:lsdException w:name="Dark List Accent 2" w:uiPriority="70"/>
+    <w:lsdException w:name="Colorful Shading Accent 2" w:uiPriority="71"/>
+    <w:lsdException w:name="Colorful List Accent 2" w:uiPriority="72"/>
+    <w:lsdException w:name="Colorful Grid Accent 2" w:uiPriority="73"/>
+    <w:lsdException w:name="Light Shading Accent 3" w:uiPriority="60"/>
+    <w:lsdException w:name="Light List Accent 3" w:uiPriority="61"/>
+    <w:lsdException w:name="Light Grid Accent 3" w:uiPriority="62"/>
+    <w:lsdException w:name="Medium Shading 1 Accent 3" w:uiPriority="63"/>
+    <w:lsdException w:name="Medium Shading 2 Accent 3" w:uiPriority="64"/>
+    <w:lsdException w:name="Medium List 1 Accent 3" w:uiPriority="65"/>
+    <w:lsdException w:name="Medium List 2 Accent 3" w:uiPriority="66"/>
+    <w:lsdException w:name="Medium Grid 1 Accent 3" w:uiPriority="67"/>
+    <w:lsdException w:name="Medium Grid 2 Accent 3" w:uiPriority="68"/>
+    <w:lsdException w:name="Medium Grid 3 Accent 3" w:uiPriority="69"/>
+    <w:lsdException w:name="Dark List Accent 3" w:uiPriority="70"/>
+    <w:lsdException w:name="Colorful Shading Accent 3" w:uiPriority="71"/>
+    <w:lsdException w:name="Colorful List Accent 3" w:uiPriority="72"/>
+    <w:lsdException w:name="Colorful Grid Accent 3" w:uiPriority="73"/>
+    <w:lsdException w:name="Light Shading Accent 4" w:uiPriority="60"/>
+    <w:lsdException w:name="Light List Accent 4" w:uiPriority="61"/>
+    <w:lsdException w:name="Light Grid Accent 4" w:uiPriority="62"/>
+    <w:lsdException w:name="Medium Shading 1 Accent 4" w:uiPriority="63"/>
+    <w:lsdException w:name="Medium Shading 2 Accent 4" w:uiPriority="64"/>
+    <w:lsdException w:name="Medium List 1 Accent 4" w:uiPriority="65"/>
+    <w:lsdException w:name="Medium List 2 Accent 4" w:uiPriority="66"/>
+    <w:lsdException w:name="Medium Grid 1 Accent 4" w:uiPriority="67"/>
+    <w:lsdException w:name="Medium Grid 2 Accent 4" w:uiPriority="68"/>
+    <w:lsdException w:name="Medium Grid 3 Accent 4" w:uiPriority="69"/>
+    <w:lsdException w:name="Dark List Accent 4" w:uiPriority="70"/>
+    <w:lsdException w:name="Colorful Shading Accent 4" w:uiPriority="71"/>
+    <w:lsdException w:name="Colorful List Accent 4" w:uiPriority="72"/>
+    <w:lsdException w:name="Colorful Grid Accent 4" w:uiPriority="73"/>
+    <w:lsdException w:name="Light Shading Accent 5" w:uiPriority="60"/>
+    <w:lsdException w:name="Light List Accent 5" w:uiPriority="61"/>
+    <w:lsdException w:name="Light Grid Accent 5" w:uiPriority="62"/>
+    <w:lsdException w:name="Medium Shading 1 Accent 5" w:uiPriority="63"/>
+    <w:lsdException w:name="Medium Shading 2 Accent 5" w:uiPriority="64"/>
+    <w:lsdException w:name="Medium List 1 Accent 5" w:uiPriority="65"/>
+    <w:lsdException w:name="Medium List 2 Accent 5" w:uiPriority="66"/>
+    <w:lsdException w:name="Medium Grid 1 Accent 5" w:uiPriority="67"/>
+    <w:lsdException w:name="Medium Grid 2 Accent 5" w:uiPriority="68"/>
+    <w:lsdException w:name="Medium Grid 3 Accent 5" w:uiPriority="69"/>
+    <w:lsdException w:name="Dark List Accent 5" w:uiPriority="70"/>
+    <w:lsdException w:name="Colorful Shading Accent 5" w:uiPriority="71"/>
+    <w:lsdException w:name="Colorful List Accent 5" w:uiPriority="72"/>
+    <w:lsdException w:name="Colorful Grid Accent 5" w:uiPriority="73"/>
+    <w:lsdException w:name="Light Shading Accent 6" w:uiPriority="60"/>
+    <w:lsdException w:name="Light List Accent 6" w:uiPriority="61"/>
+    <w:lsdException w:name="Light Grid Accent 6" w:uiPriority="62"/>
+    <w:lsdException w:name="Medium Shading 1 Accent 6" w:uiPriority="63"/>
+    <w:lsdException w:name="Medium Shading 2 Accent 6" w:uiPriority="64"/>
+    <w:lsdException w:name="Medium List 1 Accent 6" w:uiPriority="65"/>
+    <w:lsdException w:name="Medium List 2 Accent 6" w:uiPriority="66"/>
+    <w:lsdException w:name="Medium Grid 1 Accent 6" w:uiPriority="67"/>
+    <w:lsdException w:name="Medium Grid 2 Accent 6" w:uiPriority="68"/>
+    <w:lsdException w:name="Medium Grid 3 Accent 6" w:uiPriority="69"/>
+    <w:lsdException w:name="Dark List Accent 6" w:uiPriority="70"/>
+    <w:lsdException w:name="Colorful Shading Accent 6" w:uiPriority="71"/>
+    <w:lsdException w:name="Colorful List Accent 6" w:uiPriority="72"/>
+    <w:lsdException w:name="Colorful Grid Accent 6" w:uiPriority="73"/>
+    <w:lsdException w:name="Subtle Emphasis" w:uiPriority="19" w:qFormat="1"/>
+    <w:lsdException w:name="Intense Emphasis" w:uiPriority="21" w:qFormat="1"/>
+    <w:lsdException w:name="Subtle Reference" w:uiPriority="31" w:qFormat="1"/>
+    <w:lsdException w:name="Intense Reference" w:uiPriority="32" w:qFormat="1"/>
+    <w:lsdException w:name="Book Title" w:uiPriority="33" w:qFormat="1"/>
+    <w:lsdException w:name="Bibliography" w:semiHidden="1" w:uiPriority="37" w:unhideWhenUsed="1"/>
+    <w:lsdException w:name="TOC Heading" w:semiHidden="1" w:uiPriority="39" w:unhideWhenUsed="1" w:qFormat="1"/>
   </w:latentStyles>
-  <w:style w:type="paragraph" w:default="1" w:styleId="1">
+  <w:style w:type="paragraph" w:default="1" w:styleId="Normal">
     <w:name w:val="Normal"/>
     <w:qFormat/>
-    <w:uiPriority w:val="0"/>
+    <w:rsid w:val="00716418"/>
     <w:pPr>
       <w:widowControl w:val="0"/>
       <w:jc w:val="both"/>
     </w:pPr>
     <w:rPr>
-      <w:rFonts w:asciiTheme="minorHAnsi" w:hAnsiTheme="minorHAnsi" w:eastAsiaTheme="minorEastAsia" w:cstheme="minorBidi"/>
       <w:color w:val="00000A"/>
       <w:sz w:val="21"/>
       <w:szCs w:val="24"/>
-      <w:lang w:val="en-US" w:eastAsia="zh-CN" w:bidi="ar-SA"/>
     </w:rPr>
   </w:style>
-  <w:style w:type="paragraph" w:styleId="2">
+  <w:style w:type="paragraph" w:styleId="Heading1">
     <w:name w:val="heading 1"/>
-    <w:basedOn w:val="1"/>
-    <w:next w:val="1"/>
+    <w:basedOn w:val="Normal"/>
+    <w:next w:val="Normal"/>
     <w:qFormat/>
-    <w:uiPriority w:val="0"/>
+    <w:rsid w:val="00716418"/>
     <w:pPr>
       <w:keepNext/>
       <w:keepLines/>
       <w:numPr>
-        <w:ilvl w:val="0"/>
         <w:numId w:val="1"/>
       </w:numPr>
       <w:tabs>
@@ -2725,13 +5768,13 @@
       <w:sz w:val="44"/>
     </w:rPr>
   </w:style>
-  <w:style w:type="paragraph" w:styleId="3">
+  <w:style w:type="paragraph" w:styleId="Heading2">
     <w:name w:val="heading 2"/>
-    <w:basedOn w:val="1"/>
-    <w:next w:val="1"/>
+    <w:basedOn w:val="Normal"/>
+    <w:next w:val="Normal"/>
     <w:unhideWhenUsed/>
     <w:qFormat/>
-    <w:uiPriority w:val="0"/>
+    <w:rsid w:val="00716418"/>
     <w:pPr>
       <w:keepNext/>
       <w:keepLines/>
@@ -2747,18 +5790,18 @@
       <w:outlineLvl w:val="1"/>
     </w:pPr>
     <w:rPr>
-      <w:rFonts w:ascii="DejaVu Sans" w:hAnsi="DejaVu Sans" w:eastAsia="方正黑体_GBK"/>
+      <w:rFonts w:ascii="DejaVu Sans" w:eastAsia="方正黑体_GBK" w:hAnsi="DejaVu Sans"/>
       <w:b/>
       <w:sz w:val="32"/>
     </w:rPr>
   </w:style>
-  <w:style w:type="paragraph" w:styleId="4">
+  <w:style w:type="paragraph" w:styleId="Heading3">
     <w:name w:val="heading 3"/>
-    <w:basedOn w:val="1"/>
-    <w:next w:val="1"/>
+    <w:basedOn w:val="Normal"/>
+    <w:next w:val="Normal"/>
     <w:unhideWhenUsed/>
     <w:qFormat/>
-    <w:uiPriority w:val="0"/>
+    <w:rsid w:val="00716418"/>
     <w:pPr>
       <w:keepNext/>
       <w:keepLines/>
@@ -2778,13 +5821,13 @@
       <w:sz w:val="32"/>
     </w:rPr>
   </w:style>
-  <w:style w:type="paragraph" w:styleId="5">
+  <w:style w:type="paragraph" w:styleId="Heading4">
     <w:name w:val="heading 4"/>
-    <w:basedOn w:val="1"/>
-    <w:next w:val="1"/>
+    <w:basedOn w:val="Normal"/>
+    <w:next w:val="Normal"/>
     <w:unhideWhenUsed/>
     <w:qFormat/>
-    <w:uiPriority w:val="0"/>
+    <w:rsid w:val="00716418"/>
     <w:pPr>
       <w:keepNext/>
       <w:keepLines/>
@@ -2800,18 +5843,18 @@
       <w:outlineLvl w:val="3"/>
     </w:pPr>
     <w:rPr>
-      <w:rFonts w:ascii="DejaVu Sans" w:hAnsi="DejaVu Sans" w:eastAsia="方正黑体_GBK"/>
+      <w:rFonts w:ascii="DejaVu Sans" w:eastAsia="方正黑体_GBK" w:hAnsi="DejaVu Sans"/>
       <w:b/>
       <w:sz w:val="28"/>
     </w:rPr>
   </w:style>
-  <w:style w:type="paragraph" w:styleId="6">
+  <w:style w:type="paragraph" w:styleId="Heading5">
     <w:name w:val="heading 5"/>
-    <w:basedOn w:val="1"/>
-    <w:next w:val="1"/>
+    <w:basedOn w:val="Normal"/>
+    <w:next w:val="Normal"/>
     <w:unhideWhenUsed/>
     <w:qFormat/>
-    <w:uiPriority w:val="0"/>
+    <w:rsid w:val="00716418"/>
     <w:pPr>
       <w:keepNext/>
       <w:keepLines/>
@@ -2831,13 +5874,13 @@
       <w:sz w:val="28"/>
     </w:rPr>
   </w:style>
-  <w:style w:type="paragraph" w:styleId="7">
+  <w:style w:type="paragraph" w:styleId="Heading6">
     <w:name w:val="heading 6"/>
-    <w:basedOn w:val="1"/>
-    <w:next w:val="1"/>
+    <w:basedOn w:val="Normal"/>
+    <w:next w:val="Normal"/>
     <w:unhideWhenUsed/>
     <w:qFormat/>
-    <w:uiPriority w:val="0"/>
+    <w:rsid w:val="00716418"/>
     <w:pPr>
       <w:keepNext/>
       <w:keepLines/>
@@ -2853,18 +5896,18 @@
       <w:outlineLvl w:val="5"/>
     </w:pPr>
     <w:rPr>
-      <w:rFonts w:ascii="DejaVu Sans" w:hAnsi="DejaVu Sans" w:eastAsia="方正黑体_GBK"/>
+      <w:rFonts w:ascii="DejaVu Sans" w:eastAsia="方正黑体_GBK" w:hAnsi="DejaVu Sans"/>
       <w:b/>
       <w:sz w:val="24"/>
     </w:rPr>
   </w:style>
-  <w:style w:type="paragraph" w:styleId="8">
+  <w:style w:type="paragraph" w:styleId="Heading7">
     <w:name w:val="heading 7"/>
-    <w:basedOn w:val="1"/>
-    <w:next w:val="1"/>
+    <w:basedOn w:val="Normal"/>
+    <w:next w:val="Normal"/>
     <w:unhideWhenUsed/>
     <w:qFormat/>
-    <w:uiPriority w:val="0"/>
+    <w:rsid w:val="00716418"/>
     <w:pPr>
       <w:keepNext/>
       <w:keepLines/>
@@ -2884,13 +5927,13 @@
       <w:sz w:val="24"/>
     </w:rPr>
   </w:style>
-  <w:style w:type="paragraph" w:styleId="9">
+  <w:style w:type="paragraph" w:styleId="Heading8">
     <w:name w:val="heading 8"/>
-    <w:basedOn w:val="1"/>
-    <w:next w:val="1"/>
+    <w:basedOn w:val="Normal"/>
+    <w:next w:val="Normal"/>
     <w:unhideWhenUsed/>
     <w:qFormat/>
-    <w:uiPriority w:val="0"/>
+    <w:rsid w:val="00716418"/>
     <w:pPr>
       <w:keepNext/>
       <w:keepLines/>
@@ -2906,17 +5949,17 @@
       <w:outlineLvl w:val="7"/>
     </w:pPr>
     <w:rPr>
-      <w:rFonts w:ascii="DejaVu Sans" w:hAnsi="DejaVu Sans" w:eastAsia="方正黑体_GBK"/>
+      <w:rFonts w:ascii="DejaVu Sans" w:eastAsia="方正黑体_GBK" w:hAnsi="DejaVu Sans"/>
       <w:sz w:val="24"/>
     </w:rPr>
   </w:style>
-  <w:style w:type="paragraph" w:styleId="10">
+  <w:style w:type="paragraph" w:styleId="Heading9">
     <w:name w:val="heading 9"/>
-    <w:basedOn w:val="1"/>
-    <w:next w:val="1"/>
+    <w:basedOn w:val="Normal"/>
+    <w:next w:val="Normal"/>
     <w:unhideWhenUsed/>
     <w:qFormat/>
-    <w:uiPriority w:val="0"/>
+    <w:rsid w:val="00716418"/>
     <w:pPr>
       <w:keepNext/>
       <w:keepLines/>
@@ -2932,22 +5975,23 @@
       <w:outlineLvl w:val="8"/>
     </w:pPr>
     <w:rPr>
-      <w:rFonts w:ascii="DejaVu Sans" w:hAnsi="DejaVu Sans" w:eastAsia="方正黑体_GBK"/>
+      <w:rFonts w:ascii="DejaVu Sans" w:eastAsia="方正黑体_GBK" w:hAnsi="DejaVu Sans"/>
     </w:rPr>
   </w:style>
-  <w:style w:type="character" w:default="1" w:styleId="18">
+  <w:style w:type="character" w:default="1" w:styleId="DefaultParagraphFont">
     <w:name w:val="Default Paragraph Font"/>
+    <w:uiPriority w:val="1"/>
+    <w:semiHidden/>
+    <w:unhideWhenUsed/>
+  </w:style>
+  <w:style w:type="table" w:default="1" w:styleId="TableNormal">
+    <w:name w:val="Normal Table"/>
+    <w:uiPriority w:val="99"/>
+    <w:semiHidden/>
     <w:unhideWhenUsed/>
     <w:qFormat/>
-    <w:uiPriority w:val="1"/>
-  </w:style>
-  <w:style w:type="table" w:default="1" w:styleId="20">
-    <w:name w:val="Normal Table"/>
-    <w:unhideWhenUsed/>
-    <w:qFormat/>
-    <w:uiPriority w:val="99"/>
     <w:tblPr>
-      <w:tblLayout w:type="fixed"/>
+      <w:tblInd w:w="0" w:type="dxa"/>
       <w:tblCellMar>
         <w:top w:w="0" w:type="dxa"/>
         <w:left w:w="108" w:type="dxa"/>
@@ -2956,12 +6000,18 @@
       </w:tblCellMar>
     </w:tblPr>
   </w:style>
-  <w:style w:type="paragraph" w:styleId="11">
+  <w:style w:type="numbering" w:default="1" w:styleId="NoList">
+    <w:name w:val="No List"/>
+    <w:uiPriority w:val="99"/>
+    <w:semiHidden/>
+    <w:unhideWhenUsed/>
+  </w:style>
+  <w:style w:type="paragraph" w:styleId="Caption">
     <w:name w:val="caption"/>
-    <w:basedOn w:val="1"/>
-    <w:next w:val="1"/>
+    <w:basedOn w:val="Normal"/>
+    <w:next w:val="Normal"/>
     <w:qFormat/>
-    <w:uiPriority w:val="0"/>
+    <w:rsid w:val="00716418"/>
     <w:pPr>
       <w:suppressLineNumbers/>
       <w:spacing w:before="120" w:after="120"/>
@@ -2972,97 +6022,97 @@
       <w:sz w:val="24"/>
     </w:rPr>
   </w:style>
-  <w:style w:type="paragraph" w:styleId="12">
+  <w:style w:type="paragraph" w:styleId="DocumentMap">
     <w:name w:val="Document Map"/>
-    <w:basedOn w:val="1"/>
-    <w:link w:val="28"/>
+    <w:basedOn w:val="Normal"/>
+    <w:link w:val="DocumentMapChar"/>
     <w:qFormat/>
-    <w:uiPriority w:val="0"/>
+    <w:rsid w:val="00716418"/>
     <w:rPr>
       <w:rFonts w:ascii="宋体" w:eastAsia="宋体"/>
       <w:sz w:val="24"/>
     </w:rPr>
   </w:style>
-  <w:style w:type="paragraph" w:styleId="13">
+  <w:style w:type="paragraph" w:styleId="CommentText">
     <w:name w:val="annotation text"/>
-    <w:basedOn w:val="1"/>
+    <w:basedOn w:val="Normal"/>
     <w:qFormat/>
-    <w:uiPriority w:val="0"/>
+    <w:rsid w:val="00716418"/>
     <w:pPr>
       <w:jc w:val="left"/>
     </w:pPr>
   </w:style>
-  <w:style w:type="paragraph" w:styleId="14">
+  <w:style w:type="paragraph" w:styleId="BodyText">
     <w:name w:val="Body Text"/>
-    <w:basedOn w:val="1"/>
+    <w:basedOn w:val="Normal"/>
     <w:qFormat/>
-    <w:uiPriority w:val="0"/>
+    <w:rsid w:val="00716418"/>
     <w:pPr>
       <w:spacing w:after="140" w:line="288" w:lineRule="auto"/>
     </w:pPr>
   </w:style>
-  <w:style w:type="paragraph" w:styleId="15">
+  <w:style w:type="paragraph" w:styleId="BalloonText">
     <w:name w:val="Balloon Text"/>
-    <w:basedOn w:val="1"/>
+    <w:basedOn w:val="Normal"/>
     <w:qFormat/>
-    <w:uiPriority w:val="0"/>
+    <w:rsid w:val="00716418"/>
     <w:rPr>
       <w:sz w:val="18"/>
       <w:szCs w:val="18"/>
     </w:rPr>
   </w:style>
-  <w:style w:type="paragraph" w:styleId="16">
+  <w:style w:type="paragraph" w:styleId="List">
     <w:name w:val="List"/>
-    <w:basedOn w:val="14"/>
+    <w:basedOn w:val="BodyText"/>
     <w:qFormat/>
-    <w:uiPriority w:val="0"/>
+    <w:rsid w:val="00716418"/>
   </w:style>
-  <w:style w:type="paragraph" w:styleId="17">
+  <w:style w:type="paragraph" w:styleId="Title">
     <w:name w:val="Title"/>
-    <w:basedOn w:val="1"/>
+    <w:basedOn w:val="Normal"/>
     <w:qFormat/>
-    <w:uiPriority w:val="0"/>
+    <w:rsid w:val="00716418"/>
     <w:pPr>
       <w:spacing w:before="240" w:after="60"/>
       <w:jc w:val="center"/>
       <w:outlineLvl w:val="0"/>
     </w:pPr>
     <w:rPr>
-      <w:rFonts w:eastAsia="宋体" w:asciiTheme="majorHAnsi" w:hAnsiTheme="majorHAnsi" w:cstheme="majorBidi"/>
+      <w:rFonts w:asciiTheme="majorHAnsi" w:eastAsia="宋体" w:hAnsiTheme="majorHAnsi" w:cstheme="majorBidi"/>
       <w:b/>
       <w:bCs/>
       <w:sz w:val="32"/>
       <w:szCs w:val="32"/>
     </w:rPr>
   </w:style>
-  <w:style w:type="character" w:styleId="19">
+  <w:style w:type="character" w:styleId="CommentReference">
     <w:name w:val="annotation reference"/>
-    <w:basedOn w:val="18"/>
+    <w:basedOn w:val="DefaultParagraphFont"/>
     <w:qFormat/>
-    <w:uiPriority w:val="0"/>
+    <w:rsid w:val="00716418"/>
     <w:rPr>
       <w:sz w:val="21"/>
       <w:szCs w:val="21"/>
     </w:rPr>
   </w:style>
-  <w:style w:type="table" w:styleId="21">
+  <w:style w:type="table" w:styleId="TableGrid">
     <w:name w:val="Table Grid"/>
-    <w:basedOn w:val="20"/>
+    <w:basedOn w:val="TableNormal"/>
     <w:qFormat/>
-    <w:uiPriority w:val="0"/>
+    <w:rsid w:val="00716418"/>
     <w:pPr>
       <w:jc w:val="both"/>
     </w:pPr>
     <w:tblPr>
+      <w:tblInd w:w="0" w:type="dxa"/>
       <w:tblBorders>
-        <w:top w:val="single" w:color="auto" w:sz="4" w:space="0"/>
-        <w:left w:val="single" w:color="auto" w:sz="4" w:space="0"/>
-        <w:bottom w:val="single" w:color="auto" w:sz="4" w:space="0"/>
-        <w:right w:val="single" w:color="auto" w:sz="4" w:space="0"/>
-        <w:insideH w:val="single" w:color="auto" w:sz="4" w:space="0"/>
-        <w:insideV w:val="single" w:color="auto" w:sz="4" w:space="0"/>
+        <w:top w:val="single" w:sz="4" w:space="0" w:color="auto"/>
+        <w:left w:val="single" w:sz="4" w:space="0" w:color="auto"/>
+        <w:bottom w:val="single" w:sz="4" w:space="0" w:color="auto"/>
+        <w:right w:val="single" w:sz="4" w:space="0" w:color="auto"/>
+        <w:insideH w:val="single" w:sz="4" w:space="0" w:color="auto"/>
+        <w:insideV w:val="single" w:sz="4" w:space="0" w:color="auto"/>
       </w:tblBorders>
-      <w:tblLayout w:type="fixed"/>
       <w:tblCellMar>
         <w:top w:w="0" w:type="dxa"/>
         <w:left w:w="108" w:type="dxa"/>
@@ -3071,78 +6121,87 @@
       </w:tblCellMar>
     </w:tblPr>
   </w:style>
-  <w:style w:type="character" w:customStyle="1" w:styleId="22">
+  <w:style w:type="character" w:customStyle="1" w:styleId="Char">
     <w:name w:val="批注框文本 Char"/>
-    <w:basedOn w:val="18"/>
+    <w:basedOn w:val="DefaultParagraphFont"/>
     <w:qFormat/>
-    <w:uiPriority w:val="0"/>
+    <w:rsid w:val="00716418"/>
     <w:rPr>
       <w:sz w:val="18"/>
       <w:szCs w:val="18"/>
     </w:rPr>
   </w:style>
-  <w:style w:type="character" w:customStyle="1" w:styleId="23">
+  <w:style w:type="character" w:customStyle="1" w:styleId="Char0">
     <w:name w:val="标题 Char"/>
-    <w:basedOn w:val="18"/>
+    <w:basedOn w:val="DefaultParagraphFont"/>
     <w:qFormat/>
-    <w:uiPriority w:val="0"/>
+    <w:rsid w:val="00716418"/>
     <w:rPr>
-      <w:rFonts w:eastAsia="宋体" w:asciiTheme="majorHAnsi" w:hAnsiTheme="majorHAnsi" w:cstheme="majorBidi"/>
+      <w:rFonts w:asciiTheme="majorHAnsi" w:eastAsia="宋体" w:hAnsiTheme="majorHAnsi" w:cstheme="majorBidi"/>
       <w:b/>
       <w:bCs/>
       <w:sz w:val="32"/>
       <w:szCs w:val="32"/>
     </w:rPr>
   </w:style>
-  <w:style w:type="paragraph" w:customStyle="1" w:styleId="24">
+  <w:style w:type="paragraph" w:customStyle="1" w:styleId="1">
     <w:name w:val="标题1"/>
-    <w:basedOn w:val="1"/>
-    <w:next w:val="14"/>
+    <w:basedOn w:val="Normal"/>
+    <w:next w:val="BodyText"/>
     <w:qFormat/>
-    <w:uiPriority w:val="0"/>
+    <w:rsid w:val="00716418"/>
     <w:pPr>
       <w:keepNext/>
       <w:spacing w:before="240" w:after="120"/>
     </w:pPr>
     <w:rPr>
-      <w:rFonts w:ascii="Liberation Sans" w:hAnsi="Liberation Sans" w:eastAsia="Noto Sans CJK SC" w:cs="Noto Sans CJK SC"/>
+      <w:rFonts w:ascii="Liberation Sans" w:eastAsia="Noto Sans CJK SC" w:hAnsi="Liberation Sans" w:cs="Noto Sans CJK SC"/>
       <w:sz w:val="28"/>
       <w:szCs w:val="28"/>
     </w:rPr>
   </w:style>
-  <w:style w:type="paragraph" w:customStyle="1" w:styleId="25">
+  <w:style w:type="paragraph" w:customStyle="1" w:styleId="a">
     <w:name w:val="索引"/>
-    <w:basedOn w:val="1"/>
+    <w:basedOn w:val="Normal"/>
     <w:qFormat/>
-    <w:uiPriority w:val="0"/>
+    <w:rsid w:val="00716418"/>
     <w:pPr>
       <w:suppressLineNumbers/>
     </w:pPr>
   </w:style>
-  <w:style w:type="paragraph" w:customStyle="1" w:styleId="26">
+  <w:style w:type="paragraph" w:customStyle="1" w:styleId="10">
     <w:name w:val="样式1"/>
-    <w:basedOn w:val="1"/>
+    <w:basedOn w:val="Normal"/>
     <w:qFormat/>
-    <w:uiPriority w:val="0"/>
+    <w:rsid w:val="00716418"/>
   </w:style>
-  <w:style w:type="paragraph" w:customStyle="1" w:styleId="27">
+  <w:style w:type="paragraph" w:customStyle="1" w:styleId="a0">
     <w:name w:val="表格内容"/>
-    <w:basedOn w:val="1"/>
+    <w:basedOn w:val="Normal"/>
     <w:qFormat/>
-    <w:uiPriority w:val="0"/>
+    <w:rsid w:val="00716418"/>
   </w:style>
-  <w:style w:type="character" w:customStyle="1" w:styleId="28">
-    <w:name w:val="文档结构图字符"/>
-    <w:basedOn w:val="18"/>
-    <w:link w:val="12"/>
+  <w:style w:type="character" w:customStyle="1" w:styleId="DocumentMapChar">
+    <w:name w:val="Document Map Char"/>
+    <w:basedOn w:val="DefaultParagraphFont"/>
+    <w:link w:val="DocumentMap"/>
     <w:qFormat/>
-    <w:uiPriority w:val="0"/>
+    <w:rsid w:val="00716418"/>
     <w:rPr>
       <w:rFonts w:ascii="宋体" w:eastAsia="宋体"/>
       <w:color w:val="00000A"/>
       <w:sz w:val="24"/>
       <w:szCs w:val="24"/>
     </w:rPr>
+  </w:style>
+  <w:style w:type="paragraph" w:styleId="ListParagraph">
+    <w:name w:val="List Paragraph"/>
+    <w:basedOn w:val="Normal"/>
+    <w:uiPriority w:val="99"/>
+    <w:rsid w:val="008D3E51"/>
+    <w:pPr>
+      <w:ind w:firstLine="420"/>
+    </w:pPr>
   </w:style>
 </w:styles>
 </file>
@@ -3152,10 +6211,10 @@
   <a:themeElements>
     <a:clrScheme name="Office">
       <a:dk1>
-        <a:sysClr val="windowText" lastClr="31363B"/>
+        <a:sysClr val="windowText" lastClr="000000"/>
       </a:dk1>
       <a:lt1>
-        <a:sysClr val="window" lastClr="FCFCFC"/>
+        <a:sysClr val="window" lastClr="FFFFFF"/>
       </a:lt1>
       <a:dk2>
         <a:srgbClr val="44546A"/>

--- a/internal_doc/03.开发设计/FullTextSearch/Story-固定集合.docx
+++ b/internal_doc/03.开发设计/FullTextSearch/Story-固定集合.docx
@@ -1317,6 +1317,264 @@
     </w:tbl>
     <w:p>
       <w:pPr>
+        <w:ind w:left="420"/>
+        <w:rPr>
+          <w:rFonts w:hint="eastAsia"/>
+          <w:color w:val="0070C0"/>
+        </w:rPr>
+      </w:pPr>
+      <w:r>
+        <w:rPr>
+          <w:rFonts w:hint="eastAsia"/>
+          <w:color w:val="0070C0"/>
+        </w:rPr>
+        <w:tab/>
+        <w:t>pop</w:t>
+      </w:r>
+      <w:r>
+        <w:rPr>
+          <w:rFonts w:hint="eastAsia"/>
+          <w:color w:val="0070C0"/>
+        </w:rPr>
+        <w:t>操作当前约束为只能在数据节点上操作，由于直连数据节点操作当前不写复制日志，因此无法保证主备节点间的数据同步。为了支持此场景下的数据复制能力，为</w:t>
+      </w:r>
+      <w:r>
+        <w:rPr>
+          <w:rFonts w:hint="eastAsia"/>
+          <w:color w:val="0070C0"/>
+        </w:rPr>
+        <w:t>session</w:t>
+      </w:r>
+      <w:r>
+        <w:rPr>
+          <w:rFonts w:hint="eastAsia"/>
+          <w:color w:val="0070C0"/>
+        </w:rPr>
+        <w:t>增加一个属性，通过</w:t>
+      </w:r>
+      <w:proofErr w:type="spellStart"/>
+      <w:r>
+        <w:rPr>
+          <w:rFonts w:hint="eastAsia"/>
+          <w:color w:val="0070C0"/>
+        </w:rPr>
+        <w:t>setSessionAttr</w:t>
+      </w:r>
+      <w:proofErr w:type="spellEnd"/>
+      <w:r>
+        <w:rPr>
+          <w:rFonts w:hint="eastAsia"/>
+          <w:color w:val="0070C0"/>
+        </w:rPr>
+        <w:t>接口进行设置：</w:t>
+      </w:r>
+    </w:p>
+    <w:tbl>
+      <w:tblPr>
+        <w:tblStyle w:val="TableGrid"/>
+        <w:tblW w:w="0" w:type="auto"/>
+        <w:tblInd w:w="1242" w:type="dxa"/>
+        <w:tblLook w:val="04A0"/>
+      </w:tblPr>
+      <w:tblGrid>
+        <w:gridCol w:w="1805"/>
+        <w:gridCol w:w="1496"/>
+        <w:gridCol w:w="3979"/>
+      </w:tblGrid>
+      <w:tr>
+        <w:tc>
+          <w:tcPr>
+            <w:tcW w:w="1805" w:type="dxa"/>
+          </w:tcPr>
+          <w:p>
+            <w:pPr>
+              <w:rPr>
+                <w:rFonts w:hint="eastAsia"/>
+                <w:color w:val="0070C0"/>
+              </w:rPr>
+            </w:pPr>
+            <w:r>
+              <w:rPr>
+                <w:rFonts w:hint="eastAsia"/>
+                <w:color w:val="0070C0"/>
+              </w:rPr>
+              <w:tab/>
+            </w:r>
+            <w:r>
+              <w:rPr>
+                <w:rFonts w:hint="eastAsia"/>
+                <w:color w:val="0070C0"/>
+              </w:rPr>
+              <w:tab/>
+              <w:t>Option name</w:t>
+            </w:r>
+          </w:p>
+        </w:tc>
+        <w:tc>
+          <w:tcPr>
+            <w:tcW w:w="1496" w:type="dxa"/>
+          </w:tcPr>
+          <w:p>
+            <w:pPr>
+              <w:rPr>
+                <w:rFonts w:hint="eastAsia"/>
+                <w:color w:val="0070C0"/>
+              </w:rPr>
+            </w:pPr>
+            <w:r>
+              <w:rPr>
+                <w:rFonts w:hint="eastAsia"/>
+                <w:color w:val="0070C0"/>
+              </w:rPr>
+              <w:t>取值</w:t>
+            </w:r>
+          </w:p>
+        </w:tc>
+        <w:tc>
+          <w:tcPr>
+            <w:tcW w:w="3979" w:type="dxa"/>
+          </w:tcPr>
+          <w:p>
+            <w:pPr>
+              <w:rPr>
+                <w:rFonts w:hint="eastAsia"/>
+                <w:color w:val="0070C0"/>
+              </w:rPr>
+            </w:pPr>
+            <w:r>
+              <w:rPr>
+                <w:rFonts w:hint="eastAsia"/>
+                <w:color w:val="0070C0"/>
+              </w:rPr>
+              <w:t>语法</w:t>
+            </w:r>
+          </w:p>
+        </w:tc>
+      </w:tr>
+      <w:tr>
+        <w:tc>
+          <w:tcPr>
+            <w:tcW w:w="1805" w:type="dxa"/>
+          </w:tcPr>
+          <w:p>
+            <w:pPr>
+              <w:rPr>
+                <w:rFonts w:hint="eastAsia"/>
+                <w:color w:val="0070C0"/>
+              </w:rPr>
+            </w:pPr>
+            <w:proofErr w:type="spellStart"/>
+            <w:r>
+              <w:rPr>
+                <w:rFonts w:hint="eastAsia"/>
+                <w:color w:val="0070C0"/>
+              </w:rPr>
+              <w:t>SessionReplEnable</w:t>
+            </w:r>
+            <w:proofErr w:type="spellEnd"/>
+          </w:p>
+        </w:tc>
+        <w:tc>
+          <w:tcPr>
+            <w:tcW w:w="1496" w:type="dxa"/>
+          </w:tcPr>
+          <w:p>
+            <w:pPr>
+              <w:rPr>
+                <w:rFonts w:hint="eastAsia"/>
+                <w:color w:val="0070C0"/>
+              </w:rPr>
+            </w:pPr>
+            <w:r>
+              <w:rPr>
+                <w:rFonts w:hint="eastAsia"/>
+                <w:color w:val="0070C0"/>
+              </w:rPr>
+              <w:t>true</w:t>
+            </w:r>
+            <w:r>
+              <w:rPr>
+                <w:rFonts w:hint="eastAsia"/>
+                <w:color w:val="0070C0"/>
+              </w:rPr>
+              <w:t>：此会话下的操作，引擎需要写复制日志</w:t>
+            </w:r>
+            <w:r>
+              <w:rPr>
+                <w:rFonts w:hint="eastAsia"/>
+                <w:color w:val="0070C0"/>
+              </w:rPr>
+              <w:t xml:space="preserve"> </w:t>
+            </w:r>
+          </w:p>
+          <w:p>
+            <w:pPr>
+              <w:rPr>
+                <w:rFonts w:hint="eastAsia"/>
+                <w:color w:val="0070C0"/>
+              </w:rPr>
+            </w:pPr>
+            <w:r>
+              <w:rPr>
+                <w:rFonts w:hint="eastAsia"/>
+                <w:color w:val="0070C0"/>
+              </w:rPr>
+              <w:t>false</w:t>
+            </w:r>
+            <w:r>
+              <w:rPr>
+                <w:rFonts w:hint="eastAsia"/>
+                <w:color w:val="0070C0"/>
+              </w:rPr>
+              <w:t>：此会话下的操作，引擎不写复制日志</w:t>
+            </w:r>
+          </w:p>
+        </w:tc>
+        <w:tc>
+          <w:tcPr>
+            <w:tcW w:w="3979" w:type="dxa"/>
+          </w:tcPr>
+          <w:p>
+            <w:pPr>
+              <w:rPr>
+                <w:rFonts w:hint="eastAsia"/>
+                <w:color w:val="0070C0"/>
+              </w:rPr>
+            </w:pPr>
+            <w:proofErr w:type="spellStart"/>
+            <w:r>
+              <w:rPr>
+                <w:color w:val="0070C0"/>
+              </w:rPr>
+              <w:t>db.setSessionAttr</w:t>
+            </w:r>
+            <w:proofErr w:type="spellEnd"/>
+            <w:r>
+              <w:rPr>
+                <w:color w:val="0070C0"/>
+              </w:rPr>
+              <w:t>({</w:t>
+            </w:r>
+            <w:proofErr w:type="spellStart"/>
+            <w:r>
+              <w:rPr>
+                <w:color w:val="0070C0"/>
+              </w:rPr>
+              <w:t>SessionReplEnable:true</w:t>
+            </w:r>
+            <w:proofErr w:type="spellEnd"/>
+            <w:r>
+              <w:rPr>
+                <w:color w:val="0070C0"/>
+              </w:rPr>
+              <w:t>})</w:t>
+            </w:r>
+          </w:p>
+        </w:tc>
+      </w:tr>
+    </w:tbl>
+    <w:p>
+      <w:pPr>
         <w:pStyle w:val="ListParagraph"/>
         <w:numPr>
           <w:ilvl w:val="0"/>
@@ -1527,7 +1785,6 @@
               <w:ind w:firstLine="0"/>
               <w:jc w:val="left"/>
               <w:rPr>
-                <w:rFonts w:hint="eastAsia"/>
                 <w:color w:val="auto"/>
               </w:rPr>
             </w:pPr>
@@ -2124,6 +2381,7 @@
         <w:rPr>
           <w:rFonts w:hint="eastAsia"/>
         </w:rPr>
+        <w:lastRenderedPageBreak/>
         <w:t>相关模块设计</w:t>
       </w:r>
     </w:p>
@@ -2175,9 +2433,6 @@
           <w:ilvl w:val="2"/>
           <w:numId w:val="2"/>
         </w:numPr>
-        <w:rPr>
-          <w:rFonts w:hint="eastAsia"/>
-        </w:rPr>
       </w:pPr>
       <w:r>
         <w:rPr>
@@ -2187,11 +2442,6 @@
       </w:r>
     </w:p>
     <w:p>
-      <w:pPr>
-        <w:rPr>
-          <w:rFonts w:hint="eastAsia"/>
-        </w:rPr>
-      </w:pPr>
       <w:r>
         <w:rPr>
           <w:rFonts w:hint="eastAsia"/>
@@ -2229,7 +2479,6 @@
         <w:rPr>
           <w:rFonts w:hint="eastAsia"/>
         </w:rPr>
-        <w:lastRenderedPageBreak/>
         <w:t>dmsStorageDataCommon</w:t>
       </w:r>
       <w:proofErr w:type="spellEnd"/>
@@ -2395,9 +2644,6 @@
     <w:p>
       <w:pPr>
         <w:jc w:val="left"/>
-        <w:rPr>
-          <w:rFonts w:hint="eastAsia"/>
-        </w:rPr>
       </w:pPr>
       <w:r>
         <w:rPr>
@@ -2413,14 +2659,12 @@
           <w:ilvl w:val="2"/>
           <w:numId w:val="2"/>
         </w:numPr>
-        <w:rPr>
-          <w:rFonts w:hint="eastAsia"/>
-        </w:rPr>
-      </w:pPr>
-      <w:r>
-        <w:rPr>
-          <w:rFonts w:hint="eastAsia"/>
-        </w:rPr>
+      </w:pPr>
+      <w:r>
+        <w:rPr>
+          <w:rFonts w:hint="eastAsia"/>
+        </w:rPr>
+        <w:lastRenderedPageBreak/>
         <w:t>文件结构</w:t>
       </w:r>
     </w:p>
@@ -2462,7 +2706,6 @@
         <w:rPr>
           <w:noProof/>
         </w:rPr>
-        <w:lastRenderedPageBreak/>
         <w:drawing>
           <wp:inline distT="0" distB="0" distL="114300" distR="114300">
             <wp:extent cx="1028700" cy="4895215"/>
@@ -2625,9 +2868,6 @@
     <w:p>
       <w:pPr>
         <w:ind w:left="420" w:firstLine="420"/>
-        <w:rPr>
-          <w:rFonts w:hint="eastAsia"/>
-        </w:rPr>
       </w:pPr>
       <w:r>
         <w:rPr>
@@ -2686,9 +2926,6 @@
     <w:p>
       <w:pPr>
         <w:ind w:left="420" w:firstLine="420"/>
-        <w:rPr>
-          <w:rFonts w:hint="eastAsia"/>
-        </w:rPr>
       </w:pPr>
       <w:r>
         <w:rPr>
@@ -2733,11 +2970,6 @@
             <w:tcW w:w="2840" w:type="dxa"/>
           </w:tcPr>
           <w:p>
-            <w:pPr>
-              <w:rPr>
-                <w:rFonts w:hint="eastAsia"/>
-              </w:rPr>
-            </w:pPr>
             <w:r>
               <w:rPr>
                 <w:rFonts w:hint="eastAsia"/>
@@ -2751,11 +2983,6 @@
             <w:tcW w:w="2841" w:type="dxa"/>
           </w:tcPr>
           <w:p>
-            <w:pPr>
-              <w:rPr>
-                <w:rFonts w:hint="eastAsia"/>
-              </w:rPr>
-            </w:pPr>
             <w:r>
               <w:rPr>
                 <w:rFonts w:hint="eastAsia"/>
@@ -2769,11 +2996,6 @@
             <w:tcW w:w="2841" w:type="dxa"/>
           </w:tcPr>
           <w:p>
-            <w:pPr>
-              <w:rPr>
-                <w:rFonts w:hint="eastAsia"/>
-              </w:rPr>
-            </w:pPr>
             <w:r>
               <w:rPr>
                 <w:rFonts w:hint="eastAsia"/>
@@ -2789,11 +3011,6 @@
             <w:tcW w:w="2840" w:type="dxa"/>
           </w:tcPr>
           <w:p>
-            <w:pPr>
-              <w:rPr>
-                <w:rFonts w:hint="eastAsia"/>
-              </w:rPr>
-            </w:pPr>
             <w:r>
               <w:rPr>
                 <w:rFonts w:hint="eastAsia"/>
@@ -2815,11 +3032,6 @@
             <w:tcW w:w="2841" w:type="dxa"/>
           </w:tcPr>
           <w:p>
-            <w:pPr>
-              <w:rPr>
-                <w:rFonts w:hint="eastAsia"/>
-              </w:rPr>
-            </w:pPr>
             <w:proofErr w:type="spellStart"/>
             <w:r>
               <w:rPr>
@@ -2834,13 +3046,7 @@
           <w:tcPr>
             <w:tcW w:w="2841" w:type="dxa"/>
           </w:tcPr>
-          <w:p>
-            <w:pPr>
-              <w:rPr>
-                <w:rFonts w:hint="eastAsia"/>
-              </w:rPr>
-            </w:pPr>
-          </w:p>
+          <w:p/>
         </w:tc>
       </w:tr>
       <w:tr>
@@ -2849,11 +3055,6 @@
             <w:tcW w:w="2840" w:type="dxa"/>
           </w:tcPr>
           <w:p>
-            <w:pPr>
-              <w:rPr>
-                <w:rFonts w:hint="eastAsia"/>
-              </w:rPr>
-            </w:pPr>
             <w:r>
               <w:rPr>
                 <w:rFonts w:hint="eastAsia"/>
@@ -2875,11 +3076,6 @@
             <w:tcW w:w="2841" w:type="dxa"/>
           </w:tcPr>
           <w:p>
-            <w:pPr>
-              <w:rPr>
-                <w:rFonts w:hint="eastAsia"/>
-              </w:rPr>
-            </w:pPr>
             <w:r>
               <w:rPr>
                 <w:rFonts w:hint="eastAsia"/>
@@ -2893,11 +3089,6 @@
             <w:tcW w:w="2841" w:type="dxa"/>
           </w:tcPr>
           <w:p>
-            <w:pPr>
-              <w:rPr>
-                <w:rFonts w:hint="eastAsia"/>
-              </w:rPr>
-            </w:pPr>
             <w:r>
               <w:rPr>
                 <w:rFonts w:hint="eastAsia"/>
@@ -2919,11 +3110,6 @@
             <w:tcW w:w="2840" w:type="dxa"/>
           </w:tcPr>
           <w:p>
-            <w:pPr>
-              <w:rPr>
-                <w:rFonts w:hint="eastAsia"/>
-              </w:rPr>
-            </w:pPr>
             <w:r>
               <w:rPr>
                 <w:rFonts w:hint="eastAsia"/>
@@ -2945,11 +3131,6 @@
             <w:tcW w:w="2841" w:type="dxa"/>
           </w:tcPr>
           <w:p>
-            <w:pPr>
-              <w:rPr>
-                <w:rFonts w:hint="eastAsia"/>
-              </w:rPr>
-            </w:pPr>
             <w:r>
               <w:rPr>
                 <w:rFonts w:hint="eastAsia"/>
@@ -2963,11 +3144,6 @@
             <w:tcW w:w="2841" w:type="dxa"/>
           </w:tcPr>
           <w:p>
-            <w:pPr>
-              <w:rPr>
-                <w:rFonts w:hint="eastAsia"/>
-              </w:rPr>
-            </w:pPr>
             <w:r>
               <w:rPr>
                 <w:rFonts w:hint="eastAsia"/>
@@ -2981,14 +3157,12 @@
     <w:p>
       <w:pPr>
         <w:ind w:left="420" w:firstLine="420"/>
-        <w:rPr>
-          <w:rFonts w:hint="eastAsia"/>
-        </w:rPr>
-      </w:pPr>
-      <w:r>
-        <w:rPr>
-          <w:rFonts w:hint="eastAsia"/>
-        </w:rPr>
+      </w:pPr>
+      <w:r>
+        <w:rPr>
+          <w:rFonts w:hint="eastAsia"/>
+        </w:rPr>
+        <w:lastRenderedPageBreak/>
         <w:t>同时，固定集合不使用删除链表，因此不使用</w:t>
       </w:r>
       <w:r>
@@ -3013,7 +3187,6 @@
         </w:numPr>
       </w:pPr>
       <w:r>
-        <w:lastRenderedPageBreak/>
         <w:t>数据块结构</w:t>
       </w:r>
     </w:p>
@@ -3077,9 +3250,6 @@
     <w:p>
       <w:pPr>
         <w:ind w:left="420" w:firstLine="420"/>
-        <w:rPr>
-          <w:rFonts w:hint="eastAsia"/>
-        </w:rPr>
       </w:pPr>
       <w:r>
         <w:t>为了保证在切主等场景下顺序文件的正确性，需要保证主从节点间文件物理上一致，即从节点上任意一条记录在文件中的写入位置，与主节点上完全一致。</w:t>
@@ -3088,9 +3258,6 @@
     <w:p>
       <w:pPr>
         <w:ind w:left="420" w:firstLine="420"/>
-        <w:rPr>
-          <w:rFonts w:hint="eastAsia"/>
-        </w:rPr>
       </w:pPr>
       <w:r>
         <w:rPr>
@@ -3102,9 +3269,6 @@
     <w:p>
       <w:pPr>
         <w:ind w:left="420" w:firstLine="420"/>
-        <w:rPr>
-          <w:rFonts w:hint="eastAsia"/>
-        </w:rPr>
       </w:pPr>
       <w:r>
         <w:rPr>
@@ -3164,9 +3328,6 @@
     <w:p>
       <w:pPr>
         <w:ind w:left="420" w:firstLine="420"/>
-        <w:rPr>
-          <w:rFonts w:hint="eastAsia"/>
-        </w:rPr>
       </w:pPr>
       <w:r>
         <w:rPr>
@@ -3220,9 +3381,6 @@
     <w:p>
       <w:pPr>
         <w:ind w:left="420" w:firstLine="420"/>
-        <w:rPr>
-          <w:rFonts w:hint="eastAsia"/>
-        </w:rPr>
       </w:pPr>
       <w:r>
         <w:rPr>
@@ -3270,9 +3428,6 @@
     <w:p>
       <w:pPr>
         <w:ind w:left="420" w:firstLine="420"/>
-        <w:rPr>
-          <w:rFonts w:hint="eastAsia"/>
-        </w:rPr>
       </w:pPr>
       <w:r>
         <w:rPr>
@@ -3296,9 +3451,6 @@
     <w:p>
       <w:pPr>
         <w:ind w:left="420" w:firstLine="420"/>
-        <w:rPr>
-          <w:rFonts w:hint="eastAsia"/>
-        </w:rPr>
       </w:pPr>
       <w:r>
         <w:rPr>
@@ -3345,9 +3497,6 @@
     <w:p>
       <w:pPr>
         <w:ind w:left="420" w:firstLine="420"/>
-        <w:rPr>
-          <w:rFonts w:hint="eastAsia"/>
-        </w:rPr>
       </w:pPr>
       <w:r>
         <w:rPr>
@@ -3462,7 +3611,11 @@
         <w:ind w:firstLine="420"/>
       </w:pPr>
       <w:r>
-        <w:t>全文索引需要保存的数据主要有两部分：索引定义和待索引数据。定义跟现有的索引一样，在索引文件的保留块中存储，而待索引数据则使用新设计的固定集合存储。</w:t>
+        <w:t>全文索引需要保存的数据主要有两部分：索引定义和待索引数据。定义跟现有的索引</w:t>
+      </w:r>
+      <w:r>
+        <w:lastRenderedPageBreak/>
+        <w:t>一样，在索引文件的保留块中存储，而待索引数据则使用新设计的固定集合存储。</w:t>
       </w:r>
       <w:r>
         <w:rPr>
@@ -3481,7 +3634,6 @@
           <w:rFonts w:hint="eastAsia"/>
           <w:noProof/>
         </w:rPr>
-        <w:lastRenderedPageBreak/>
         <w:drawing>
           <wp:inline distT="0" distB="0" distL="0" distR="0">
             <wp:extent cx="3945255" cy="5427980"/>
@@ -3503,7 +3655,7 @@
                     <a:blip r:embed="rId9" cstate="print">
                       <a:extLst>
                         <a:ext uri="{28A0092B-C50C-407E-A947-70E740481C1C}">
-                          <a14:useLocalDpi xmlns:a14="http://schemas.microsoft.com/office/drawing/2010/main" xmlns:wps="http://schemas.microsoft.com/office/word/2010/wordprocessingShape" xmlns:wpi="http://schemas.microsoft.com/office/word/2010/wordprocessingInk" xmlns:wpg="http://schemas.microsoft.com/office/word/2010/wordprocessingGroup" xmlns:w15="http://schemas.microsoft.com/office/word/2012/wordml" xmlns:w14="http://schemas.microsoft.com/office/word/2010/wordml" xmlns:w="http://schemas.openxmlformats.org/wordprocessingml/2006/main" xmlns:w10="urn:schemas-microsoft-com:office:word" xmlns:wp14="http://schemas.microsoft.com/office/word/2010/wordprocessingDrawing" xmlns:v="urn:schemas-microsoft-com:vml" xmlns:o="urn:schemas-microsoft-com:office:office" xmlns:mv="urn:schemas-microsoft-com:mac:vml" xmlns:mc="http://schemas.openxmlformats.org/markup-compatibility/2006" xmlns:mo="http://schemas.microsoft.com/office/mac/office/2008/main" xmlns:wpc="http://schemas.microsoft.com/office/word/2010/wordprocessingCanvas" xmlns="" val="0"/>
+                          <a14:useLocalDpi xmlns="" xmlns:wpc="http://schemas.microsoft.com/office/word/2010/wordprocessingCanvas" xmlns:mo="http://schemas.microsoft.com/office/mac/office/2008/main" xmlns:mc="http://schemas.openxmlformats.org/markup-compatibility/2006" xmlns:mv="urn:schemas-microsoft-com:mac:vml" xmlns:o="urn:schemas-microsoft-com:office:office" xmlns:v="urn:schemas-microsoft-com:vml" xmlns:wp14="http://schemas.microsoft.com/office/word/2010/wordprocessingDrawing" xmlns:w10="urn:schemas-microsoft-com:office:word" xmlns:w="http://schemas.openxmlformats.org/wordprocessingml/2006/main" xmlns:w14="http://schemas.microsoft.com/office/word/2010/wordml" xmlns:w15="http://schemas.microsoft.com/office/word/2012/wordml" xmlns:wpg="http://schemas.microsoft.com/office/word/2010/wordprocessingGroup" xmlns:wpi="http://schemas.microsoft.com/office/word/2010/wordprocessingInk" xmlns:wps="http://schemas.microsoft.com/office/word/2010/wordprocessingShape" xmlns:a14="http://schemas.microsoft.com/office/drawing/2010/main" val="0"/>
                         </a:ext>
                       </a:extLst>
                     </a:blip>
@@ -3581,7 +3733,11 @@
         <w:t>data</w:t>
       </w:r>
       <w:r>
-        <w:t>的日志中。因此需要在内部设置一个开关，控制在顺序文件中是否写日志。</w:t>
+        <w:t>的日志中。因此需要在内部设置一个开关，控制在顺序文件</w:t>
+      </w:r>
+      <w:r>
+        <w:lastRenderedPageBreak/>
+        <w:t>中是否写日志。</w:t>
       </w:r>
     </w:p>
     <w:p>
@@ -3594,7 +3750,6 @@
         <w:ind w:firstLine="420"/>
       </w:pPr>
       <w:r>
-        <w:lastRenderedPageBreak/>
         <w:t>p</w:t>
       </w:r>
       <w:r>
